--- a/klagomål/A 8217-2026 FSC-klagomål.docx
+++ b/klagomål/A 8217-2026 FSC-klagomål.docx
@@ -1090,7 +1090,7 @@
     <w:r>
       <w:tab/>
       <w:tab/>
-      <w:t>2026-03-01</w:t>
+      <w:t>2026-03-02</w:t>
       <w:br/>
       <w:br/>
     </w:r>

--- a/klagomål/A 8217-2026 FSC-klagomål.docx
+++ b/klagomål/A 8217-2026 FSC-klagomål.docx
@@ -1090,7 +1090,7 @@
     <w:r>
       <w:tab/>
       <w:tab/>
-      <w:t>2026-03-02</w:t>
+      <w:t>2026-03-03</w:t>
       <w:br/>
       <w:br/>
     </w:r>

--- a/klagomål/A 8217-2026 FSC-klagomål.docx
+++ b/klagomål/A 8217-2026 FSC-klagomål.docx
@@ -1090,7 +1090,7 @@
     <w:r>
       <w:tab/>
       <w:tab/>
-      <w:t>2026-03-03</w:t>
+      <w:t>2026-03-04</w:t>
       <w:br/>
       <w:br/>
     </w:r>

--- a/klagomål/A 8217-2026 FSC-klagomål.docx
+++ b/klagomål/A 8217-2026 FSC-klagomål.docx
@@ -1090,7 +1090,7 @@
     <w:r>
       <w:tab/>
       <w:tab/>
-      <w:t>2026-03-04</w:t>
+      <w:t>2026-03-05</w:t>
       <w:br/>
       <w:br/>
     </w:r>

--- a/klagomål/A 8217-2026 FSC-klagomål.docx
+++ b/klagomål/A 8217-2026 FSC-klagomål.docx
@@ -1090,7 +1090,7 @@
     <w:r>
       <w:tab/>
       <w:tab/>
-      <w:t>2026-03-05</w:t>
+      <w:t>2026-03-06</w:t>
       <w:br/>
       <w:br/>
     </w:r>

--- a/klagomål/A 8217-2026 FSC-klagomål.docx
+++ b/klagomål/A 8217-2026 FSC-klagomål.docx
@@ -1090,7 +1090,7 @@
     <w:r>
       <w:tab/>
       <w:tab/>
-      <w:t>2026-03-06</w:t>
+      <w:t>2026-03-07</w:t>
       <w:br/>
       <w:br/>
     </w:r>

--- a/klagomål/A 8217-2026 FSC-klagomål.docx
+++ b/klagomål/A 8217-2026 FSC-klagomål.docx
@@ -1090,7 +1090,7 @@
     <w:r>
       <w:tab/>
       <w:tab/>
-      <w:t>2026-03-07</w:t>
+      <w:t>2026-03-08</w:t>
       <w:br/>
       <w:br/>
     </w:r>

--- a/klagomål/A 8217-2026 FSC-klagomål.docx
+++ b/klagomål/A 8217-2026 FSC-klagomål.docx
@@ -1090,7 +1090,7 @@
     <w:r>
       <w:tab/>
       <w:tab/>
-      <w:t>2026-03-08</w:t>
+      <w:t>2026-03-09</w:t>
       <w:br/>
       <w:br/>
     </w:r>

--- a/klagomål/A 8217-2026 FSC-klagomål.docx
+++ b/klagomål/A 8217-2026 FSC-klagomål.docx
@@ -1090,7 +1090,7 @@
     <w:r>
       <w:tab/>
       <w:tab/>
-      <w:t>2026-03-09</w:t>
+      <w:t>2026-03-10</w:t>
       <w:br/>
       <w:br/>
     </w:r>

--- a/klagomål/A 8217-2026 FSC-klagomål.docx
+++ b/klagomål/A 8217-2026 FSC-klagomål.docx
@@ -1090,7 +1090,7 @@
     <w:r>
       <w:tab/>
       <w:tab/>
-      <w:t>2026-03-10</w:t>
+      <w:t>2026-03-11</w:t>
       <w:br/>
       <w:br/>
     </w:r>

--- a/klagomål/A 8217-2026 FSC-klagomål.docx
+++ b/klagomål/A 8217-2026 FSC-klagomål.docx
@@ -1090,7 +1090,7 @@
     <w:r>
       <w:tab/>
       <w:tab/>
-      <w:t>2026-03-11</w:t>
+      <w:t>2026-03-12</w:t>
       <w:br/>
       <w:br/>
     </w:r>

--- a/klagomål/A 8217-2026 FSC-klagomål.docx
+++ b/klagomål/A 8217-2026 FSC-klagomål.docx
@@ -191,7 +191,7 @@
     </w:p>
     <w:p>
       <w:r>
-        <w:t>I avverkningsanmälan har följande 9 naturvårdsarter hittats: bitter taggsvamp (VU), knärot (VU, §8), orange taggsvamp (NT), vedtrappmossa (NT), dropptaggsvamp (S), fjällig taggsvamp s.str. (S), olivspindling (S), rödgul trumpetsvamp (S) och svavelriska (S). Av dessa är 4 rödlistade. För rödlistade arter har rödlistekategorin angivits inom parentes. Arter som är signalarter enligt Skogsstyrelsen har markerats med (S). För fridlysta arter anges även paragrafen i Artskyddsförordningen som arten är fridlyst enligt.</w:t>
+        <w:t>I avverkningsanmälan har följande 21 naturvårdsarter hittats: bitter taggsvamp (VU), knärot (VU, §8), ostticka (VU), kortskaftad ärgspik (NT), orange taggsvamp (NT), spillkråka (NT, §4), tretåig hackspett (NT, §4), vedtrappmossa (NT), björksplintborre (S), blodticka (S), bronshjon (S), dropptaggsvamp (S), fjällig taggsvamp s.str. (S), olivspindling (S), rödgul trumpetsvamp (S), svavelriska (S), thomsons trägnagare (S), vedticka (S), vågbandad barkbock (S), tjäder (§4) och revlummer (§9). Av dessa är 8 rödlistade. För rödlistade arter har rödlistekategorin angivits inom parentes. Arter som är signalarter enligt Skogsstyrelsen har markerats med (S). För fridlysta arter anges även paragrafen i Artskyddsförordningen som arten är fridlyst enligt.</w:t>
       </w:r>
     </w:p>
     <w:p>
@@ -262,6 +262,46 @@
         <w:rPr>
           <w:b/>
         </w:rPr>
+        <w:t xml:space="preserve">Blodticka </w:t>
+      </w:r>
+      <w:r>
+        <w:t xml:space="preserve">är i norra Sverige främst knuten till grova granlågor i urskogsartad barrskog, men förekommer ibland även på klenare granar i anslutning till bäckar och sumpskogar. Den är en bra indikator på granskogar med höga naturvärden och oftast förekommer den tillsammans med ett stort antal ovanliga och rödlistade arter. I södra Sverige växer den framför allt på tall och har då ett lägre signalvärde. Blodticka är typisk art för </w:t>
+      </w:r>
+      <w:r>
+        <w:rPr>
+          <w:i/>
+        </w:rPr>
+        <w:t>9030 Landhöjningsskog</w:t>
+      </w:r>
+      <w:r>
+        <w:t xml:space="preserve"> (SLU Artdatabanken, 2025; Nitare &amp; Skogsstyrelsen, 2019).</w:t>
+      </w:r>
+    </w:p>
+    <w:p>
+      <w:r>
+        <w:rPr>
+          <w:b/>
+        </w:rPr>
+        <w:t>Bronshjon</w:t>
+      </w:r>
+      <w:r>
+        <w:t xml:space="preserve"> är en skalbagge vars larvutveckling sker under grov bark på stammar av döda eller döende barrträd, främst gran, i mindre omfattning tall. Arten är knuten till äldre, naturskogslik granskog med inslag av torkande träd. Bronshjon är typisk art för </w:t>
+      </w:r>
+      <w:r>
+        <w:rPr>
+          <w:i/>
+        </w:rPr>
+        <w:t>9010 Taiga</w:t>
+      </w:r>
+      <w:r>
+        <w:t xml:space="preserve"> (SLU Artdatabanken, 2025).</w:t>
+      </w:r>
+    </w:p>
+    <w:p>
+      <w:r>
+        <w:rPr>
+          <w:b/>
+        </w:rPr>
         <w:t>Dropptaggsvamp</w:t>
       </w:r>
       <w:r>
@@ -282,6 +322,17 @@
         <w:rPr>
           <w:b/>
         </w:rPr>
+        <w:t>Kortskaftad ärgspik (NT)</w:t>
+      </w:r>
+      <w:r>
+        <w:t xml:space="preserve"> förekommer i barrträdsdominerade skogar och växer nästan uteslutande på tallved. Den föredrar gamla högstubbar i fuktig och halvöppen miljö, t.ex. i myrkanter, sumpskog och brandpräglad skog. Arten indikerar kontinuerlig tillgång till gamla högstubbar i kombination med hög och jämn luftfuktighet. Skogsbruk på lokaler med kortskaftad ärgspik utgör ett hot. På lång sikt bildas färre lämpliga substrat än vad som försvinner. Avverkning av barrträdsdominerade bestånd av naturskogskaraktär utgör ett långsiktigt hot. Naturskogsartade bestånd med riklig förekomst av gamla och grova tallhögstubbar bör undantas från skogsbruk (SLU Artdatabanken, 2024).</w:t>
+      </w:r>
+    </w:p>
+    <w:p>
+      <w:r>
+        <w:rPr>
+          <w:b/>
+        </w:rPr>
         <w:t>Olivspindling</w:t>
       </w:r>
       <w:r>
@@ -313,10 +364,59 @@
         <w:rPr>
           <w:b/>
         </w:rPr>
+        <w:t xml:space="preserve">Ostticka (VU) </w:t>
+      </w:r>
+      <w:r>
+        <w:t xml:space="preserve">växer huvudsakligen på grova granlågor i urskogsartad barrskog. Växtplatserna ligger vanligtvis i brandrefugiala områden med relativt hög luftfuktighet där skogen under lång tid haft en intern beståndsdynamik med successivt avdöende träd. Alla skogsskötselåtgärder på eller i omedelbar närhet av lokalerna inverkar negativt på artens fortlevnad. Ostticka är typisk art för </w:t>
+      </w:r>
+      <w:r>
+        <w:rPr>
+          <w:i/>
+        </w:rPr>
+        <w:t xml:space="preserve">9010 Taiga </w:t>
+      </w:r>
+      <w:r>
+        <w:t xml:space="preserve">och </w:t>
+      </w:r>
+      <w:r>
+        <w:rPr>
+          <w:i/>
+        </w:rPr>
+        <w:t>9030 Landhöjningsskog</w:t>
+      </w:r>
+      <w:r>
+        <w:t xml:space="preserve"> (SLU Artdatabanken, 2024; Nitare &amp; Skogsstyrelsen, 2019).</w:t>
+      </w:r>
+    </w:p>
+    <w:p>
+      <w:r>
+        <w:rPr>
+          <w:b/>
+        </w:rPr>
         <w:t xml:space="preserve">Rödgul trumpetsvamp </w:t>
       </w:r>
       <w:r>
         <w:t>signalerar kalkrika barrsumpskogar eller avgränsade små mineralrika ytor i barrskogslandskapet, vilka normalt har höga naturvärden. I urbergsbygder är den en bra signalart på känsliga skogsbiotoper (Nitare &amp; Skogsstyrelsen, 2019).</w:t>
+      </w:r>
+    </w:p>
+    <w:p>
+      <w:r>
+        <w:rPr>
+          <w:b/>
+        </w:rPr>
+        <w:t xml:space="preserve">Vedticka </w:t>
+      </w:r>
+      <w:r>
+        <w:t xml:space="preserve">är en bra signalart söder om den naturliga norrlandsgränsen. Den är huvudsakligen knuten till äldre barrskogar där det föreligger långvarig kontinuitet av död barrved. Vedticka är typisk art för </w:t>
+      </w:r>
+      <w:r>
+        <w:rPr>
+          <w:i/>
+        </w:rPr>
+        <w:t xml:space="preserve">9010 Taiga </w:t>
+      </w:r>
+      <w:r>
+        <w:t>(Nitare &amp; Skogsstyrelsen, 2019; SLU Artdatabanken, 2025).</w:t>
       </w:r>
     </w:p>
     <w:p>
@@ -349,7 +449,21 @@
     </w:p>
     <w:p>
       <w:r>
-        <w:t>Följande fridlysta arter har sina livsmiljöer och växtplatser i den avverkningsanmälda skogen: knärot (VU, §8).</w:t>
+        <w:t>Följande fridlysta arter har sina livsmiljöer och växtplatser i den avverkningsanmälda skogen: knärot (VU, §8), spillkråka (NT, §4), tretåig hackspett (NT, §4), tjäder (§4) och revlummer (§9).</w:t>
+      </w:r>
+    </w:p>
+    <w:p>
+      <w:r>
+        <w:t xml:space="preserve">Observera att medlemsländerna är skyldiga att agera i enlighet med EU:s fågeldirektiv där det uttryckligen står att direktivet gäller för fåglar samt för deras ägg, bon och </w:t>
+      </w:r>
+      <w:r>
+        <w:rPr>
+          <w:b/>
+        </w:rPr>
+        <w:t xml:space="preserve">livsmiljöer </w:t>
+      </w:r>
+      <w:r>
+        <w:t>(artikel 1). Vidare att de åtgärder som vidtas inte får leda till en försämring av den nuvarande situationen beträffande bevarandet av de fågelarter som avses i artikel 1 (artikel 13). Fågeldirektivet är styrande för tillsynsansvariga myndigheters ärendehantering, ställningstaganden och beslutsfattande.</w:t>
       </w:r>
     </w:p>
     <w:p>
@@ -401,7 +515,7 @@
     </w:p>
     <w:p>
       <w:r>
-        <w:t>I det avverkningsanmälda området finns 2 fyndplatser för knärot registrerade på Artportalen. Figur 2 visar gränserna för buffertzoner på 50 m, som behöver lämnas kring fyndplatserna för att knärotslokalerna inte ska försvinna vid en avverkning. Av det avverkningsanmälda området överlappar 1.57 ha med buffertzonerna och får av detta skäl inte avverkas.</w:t>
+        <w:t>I det avverkningsanmälda området finns 5 fyndplatser för knärot registrerade på Artportalen. Figur 2 visar gränserna för buffertzoner på 50 m, som behöver lämnas kring fyndplatserna för att knärotslokalerna inte ska försvinna vid en avverkning. Av det avverkningsanmälda området överlappar 2.44 ha med buffertzonerna och får av detta skäl inte avverkas.</w:t>
       </w:r>
     </w:p>
     <w:p>
@@ -458,6 +572,93 @@
     </w:p>
     <w:p>
       <w:r>
+        <w:rPr>
+          <w:b/>
+        </w:rPr>
+        <w:t>Spillkråka (NT, §4)</w:t>
+      </w:r>
+      <w:r>
+        <w:t xml:space="preserve"> är rödlistad som nära hotad och ingår i bilaga 1 i EU:s fågeldirektiv. Den minskar i population på grund av minskad tillgång på lämpliga bo- och födoträd och minskad födotillgång. Spillkråkans minskningstakt har uppgått till 19 (24–10) % under de senaste 15 åren och bedöms vara nära gränsvärdet för Sårbar (VU) (A2bc). Spillkråka är en nyckelart i skogliga miljöer vars övergivna bohål utnyttjas av flera andra hålhäckande fågelarter och fladdermöss. Den behöver grova träd, främst tall, asp och bok som boträd. Skogsbruk med korta omloppstider och täta, homogena ungskogar utgör det största hotet. Spillkråka är typisk art för </w:t>
+      </w:r>
+      <w:r>
+        <w:rPr>
+          <w:i/>
+        </w:rPr>
+        <w:t xml:space="preserve">9010 Taiga </w:t>
+      </w:r>
+      <w:r>
+        <w:t>och</w:t>
+      </w:r>
+      <w:r>
+        <w:rPr>
+          <w:i/>
+        </w:rPr>
+        <w:t xml:space="preserve"> 9740 Skogsbevuxen myr </w:t>
+      </w:r>
+      <w:r>
+        <w:t>(SLU Artdatabanken, 2025; Skogsstyrelsen 2016).</w:t>
+      </w:r>
+    </w:p>
+    <w:p>
+      <w:r>
+        <w:rPr>
+          <w:b/>
+        </w:rPr>
+        <w:t>Tjäder (§4)</w:t>
+      </w:r>
+      <w:r>
+        <w:t xml:space="preserve"> omfattas av bilaga 1 och 2 EU:s fågeldirektiv och är typisk art för </w:t>
+      </w:r>
+      <w:r>
+        <w:rPr>
+          <w:i/>
+        </w:rPr>
+        <w:t xml:space="preserve">9010 Taiga </w:t>
+      </w:r>
+      <w:r>
+        <w:t xml:space="preserve">och </w:t>
+      </w:r>
+      <w:r>
+        <w:rPr>
+          <w:i/>
+        </w:rPr>
+        <w:t>9740 Skogsbevuxen myr</w:t>
+      </w:r>
+      <w:r>
+        <w:t>. Tjädern är en utpräglad skogsfågel knuten till större sammanhängande barrskogsområden. Tupparna och hönorna utnyttjar till viss del olika miljöer, och habitatvalet varierar dessutom mellan olika delar av året. För att det ska finnas livskraftiga tjäderbestånd krävs funktionella skogslandskap med en blandning av uppvuxen, gles och luckig skog, täta sumpskogar, myrar och andra små våtmarker. Arten försvinner när skogen fragmenteras och den sammanlagda arealen hyggen och andra öppna områden blir för stor. Ett småskaligt och försiktigt virkesuttag genom hyggesfria metoder kan i vissa fall vara möjligt i området inom 200 m från lekcentrum. Längre ut från lekcentrum, inom 200–500 m bör den avverkade ytan inte överskrida 1 hektar för att undvika alltför stora och snabba förändringar (Skogsstyrelsen, 2019; SLU Artdatabanken, 2024).</w:t>
+      </w:r>
+    </w:p>
+    <w:p>
+      <w:r>
+        <w:rPr>
+          <w:b/>
+        </w:rPr>
+        <w:t>Tretåig hackspett (NT, §4)</w:t>
+      </w:r>
+      <w:r>
+        <w:t xml:space="preserve"> är rödlistad som nära hotad och ingår i bilaga 1 i EU:s fågeldirektiv. Tretåig hackspett är för sin överlevnad beroende av kontinuerlig tillförsel av äldre döende och död ved, som sker genom naturliga självgallringsprocesser i äldre grannaturskogar och barrblandade naturskogar. Om en skog genom skogsbruk gallras eller glesas ur så upphör och uteblir i stort sett den naturliga självgallringsprocessen för mycket lång tid framöver vilket omöjliggör upprätthållandet av den kontinuerliga ekologiska funktionen i ett område. Det finns studier som visar att naturskogens självgallringsprocess som den tretåiga hackspetten är beroende av, inte kan ersättas med efterlämnad hänsyn i skogsbruket (Imbeau &amp; Desrochers, 2002). Storleken på häckningsreviret varierar med skogstypen, förekomsten av död ved och graden av fragmentering, men är i allmänhet i storleksordningen 25–100 hektar. Vintertid krävs ofta betydligt större områden och det finns studier som antyder att arten behöver minst 100 hektar äldre skog. I områden med låg bonitet kan det behövas över 200 hektar lämpligt habitat för att ett par ska kunna reproducera sig. Områden med dokumenterad permanent förekomst i naturskogsmiljöer har vanligen så stora naturvärden att skogsbruk är olämpligt. Tretåig hackspett är typisk art för </w:t>
+      </w:r>
+      <w:r>
+        <w:rPr>
+          <w:i/>
+        </w:rPr>
+        <w:t xml:space="preserve">9010 Taiga, 9740 Skogsbevuxen myr, 9030 Landhöjningsskog </w:t>
+      </w:r>
+      <w:r>
+        <w:t xml:space="preserve">och </w:t>
+      </w:r>
+      <w:r>
+        <w:rPr>
+          <w:i/>
+        </w:rPr>
+        <w:t>9040 Fjällbjörkskog</w:t>
+      </w:r>
+      <w:r>
+        <w:t xml:space="preserve"> (Skogsstyrelsen, 2016; SLU Artdatabanken, 2024).</w:t>
+      </w:r>
+    </w:p>
+    <w:p>
+      <w:r>
         <w:t>I BILAGA 1 finns mer detaljerad information om ekologi samt krav på livsmiljö hos fridlysta arter.</w:t>
       </w:r>
     </w:p>
@@ -513,6 +714,22 @@
       <w:r>
         <w:t>I den avverkningsanmälda skogen har fridlysta arter sina livsmiljöer och växtplatser. Att skada de fridlysta arternas livsmiljöer, växtplatser eller ekologiska funktion är inte tillåtet enligt artskyddsförordningen.</w:t>
       </w:r>
+      <w:r>
+        <w:rPr>
+          <w:i/>
+        </w:rPr>
+        <w:t xml:space="preserve"> EU:s medlemsländer och skogsbolag är skyldiga att agera i enlighet med EU:s fågeldirektiv där det uttryckligen står att direktivet gäller för fåglar samt för deras ägg, bon och </w:t>
+      </w:r>
+      <w:r>
+        <w:rPr>
+          <w:b/>
+          <w:i/>
+        </w:rPr>
+        <w:t xml:space="preserve">livsmiljöer </w:t>
+      </w:r>
+      <w:r>
+        <w:t>(artikel 1). Vidare att de åtgärder som vidtas inte får leda till en försämring av den nuvarande situationen beträffande bevarandet av de fågelarter som avses i artikel 1 (artikel 13).</w:t>
+      </w:r>
     </w:p>
     <w:p>
       <w:r>
@@ -551,7 +768,7 @@
         <w:rPr>
           <w:i/>
         </w:rPr>
-        <w:t>I det avverkningsanmälda skogsområdet har 9 naturvårdsarter varav 4 rödlistade arter sina livsmiljöer och växtplatser.</w:t>
+        <w:t>I det avverkningsanmälda skogsområdet har 21 naturvårdsarter varav 8 rödlistade arter sina livsmiljöer och växtplatser.</w:t>
       </w:r>
     </w:p>
     <w:p>
@@ -960,6 +1177,348 @@
       </w:r>
       <w:r>
         <w:t>SLU Artdatabanken, Uppsala</w:t>
+      </w:r>
+    </w:p>
+    <w:p>
+      <w:pPr>
+        <w:pStyle w:val="Heading1"/>
+      </w:pPr>
+      <w:r>
+        <w:t>Spillkråka – ekologi samt krav på livsmiljön</w:t>
+      </w:r>
+    </w:p>
+    <w:p>
+      <w:r>
+        <w:t xml:space="preserve">Spillkråka (NT) är rödlistad som nära hotad, fridlyst enligt §4 Artskyddsförordningen, typisk art för </w:t>
+      </w:r>
+      <w:r>
+        <w:rPr>
+          <w:i/>
+        </w:rPr>
+        <w:t xml:space="preserve">9010 Taiga </w:t>
+      </w:r>
+      <w:r>
+        <w:t>och</w:t>
+      </w:r>
+      <w:r>
+        <w:rPr>
+          <w:i/>
+        </w:rPr>
+        <w:t xml:space="preserve"> 9740 Skogsbevuxen myr</w:t>
+      </w:r>
+      <w:r>
+        <w:t xml:space="preserve"> och ingår i bilaga 1 i EU:s fågeldirektiv. Spillkråka lever i både barr- och blandskog liksom i ren lövskog. De tätaste populationerna tenderar att finnas i äldre, variationsrik blandskog med gott om död ved och gamla träd. Spillkråka är en nyckelart i skogliga miljöer vars övergivna bohål utnyttjas av flera andra hålhäckande fågelarter och fladdermöss (SLU Artdatabanken, 2023; Skogsstyrelsen 2016).</w:t>
+      </w:r>
+    </w:p>
+    <w:p>
+      <w:r>
+        <w:t>Varje par utnyttjar 400–1000 hektar skog beroende på skogens kvalitet. En minskning av populationen pågår på grund av minskad tillgång på lämpliga bo- och födoträd och minskad födotillgång. Spillkråkans minskningstakt har uppgått till 19 (24–10) % under de senaste 15 åren. Minskningstakten för den svenska populationen bedöms vara nära gränsvärdet för Sårbar (VU) (A2bc). Skogsbruk med korta omloppstider och täta, homogena ungskogar utgör det största hotet (SLU Artdatabanken 2023).</w:t>
+      </w:r>
+    </w:p>
+    <w:p>
+      <w:pPr>
+        <w:pStyle w:val="Heading2"/>
+      </w:pPr>
+      <w:r>
+        <w:t>Referenser – spillkråka</w:t>
+      </w:r>
+    </w:p>
+    <w:p>
+      <w:r>
+        <w:t xml:space="preserve">Skogsstyrelsen, 2016. </w:t>
+      </w:r>
+      <w:r>
+        <w:rPr>
+          <w:i/>
+        </w:rPr>
+        <w:t xml:space="preserve">Vägledning för hänsyn till spillkråka. </w:t>
+      </w:r>
+      <w:r>
+        <w:t>Vägledningar och kunskapsstöd artskydd – Skogsstyrelsen.</w:t>
+      </w:r>
+    </w:p>
+    <w:p>
+      <w:r>
+        <w:t xml:space="preserve">SLU Artdatabanken, 2023. </w:t>
+      </w:r>
+      <w:r>
+        <w:rPr>
+          <w:i/>
+        </w:rPr>
+        <w:t xml:space="preserve">Artfaktablad. Naturvård – artfakta. </w:t>
+      </w:r>
+      <w:r>
+        <w:t>SLU Artdatabanken, Uppsala</w:t>
+      </w:r>
+    </w:p>
+    <w:p>
+      <w:pPr>
+        <w:pStyle w:val="Heading1"/>
+      </w:pPr>
+      <w:r>
+        <w:t>Tjäder – ekologi samt krav på livsmiljön</w:t>
+      </w:r>
+    </w:p>
+    <w:p>
+      <w:r>
+        <w:t xml:space="preserve">Tjäder (§4) omfattas av bilaga 1 och 2 EU:s fågeldirektiv och är typisk art för </w:t>
+      </w:r>
+      <w:r>
+        <w:rPr>
+          <w:i/>
+        </w:rPr>
+        <w:t xml:space="preserve">9010 Taiga </w:t>
+      </w:r>
+      <w:r>
+        <w:t xml:space="preserve">och </w:t>
+      </w:r>
+      <w:r>
+        <w:rPr>
+          <w:i/>
+        </w:rPr>
+        <w:t>9740 Skogsbevuxen myr</w:t>
+      </w:r>
+      <w:r>
+        <w:t>. Tjädern är en utpräglad skogsfågel knuten till större sammanhängande barrskogsområden. Tupparna och hönorna utnyttjar till viss del olika miljöer, och habitatvalet varierar dessutom mellan olika delar av året. För att det ska finnas livskraftiga tjäderbestånd krävs funktionella skogslandskap med en blandning av uppvuxen, gles och luckig skog, täta sumpskogar, myrar och andra små våtmarker (Skogsstyrelsen, 2019; SLU Artdatabanken 2024).</w:t>
+      </w:r>
+    </w:p>
+    <w:p>
+      <w:r>
+        <w:t>Arten försvinner när skogen fragmenteras och den sammanlagda arealen hyggen och andra öppna områden blir för stor. Ett småskaligt och försiktigt virkesuttag genom hyggesfria metoder kan i vissa fall vara möjligt i området inom 200 m från lekcentrum. Längre ut från lekcentrum, inom 200–500 m bör den avverkade ytan inte överskrida 1 hektar för att undvika alltför stora och snabba förändringar (Skogsstyrelsen, 2019).</w:t>
+      </w:r>
+    </w:p>
+    <w:p>
+      <w:pPr>
+        <w:pStyle w:val="Heading2"/>
+      </w:pPr>
+      <w:r>
+        <w:t>Referenser – tjäder</w:t>
+      </w:r>
+    </w:p>
+    <w:p>
+      <w:r>
+        <w:t xml:space="preserve">Skogsstyrelsen, 2019. </w:t>
+      </w:r>
+      <w:r>
+        <w:rPr>
+          <w:i/>
+        </w:rPr>
+        <w:t>Vägledning för hänsyn till fåglar – tjäder.</w:t>
+      </w:r>
+    </w:p>
+    <w:p>
+      <w:r>
+        <w:t xml:space="preserve">SLU Artdatabanken, 2024. </w:t>
+      </w:r>
+      <w:r>
+        <w:rPr>
+          <w:i/>
+        </w:rPr>
+        <w:t xml:space="preserve">Artfaktablad. Naturvård – artfakta. </w:t>
+      </w:r>
+      <w:r>
+        <w:t>SLU Artdatabanken, Uppsala</w:t>
+      </w:r>
+    </w:p>
+    <w:p>
+      <w:pPr>
+        <w:pStyle w:val="Heading1"/>
+      </w:pPr>
+      <w:r>
+        <w:t>Tretåig hackspett – ekologi samt krav på livsmiljön</w:t>
+      </w:r>
+    </w:p>
+    <w:p>
+      <w:r>
+        <w:t xml:space="preserve">Tretåig hackspett (NT) är fridlyst enligt §4 Artskyddsförordningen och finns med som prioriterad art i Skogsstyrelsen vägledning för skogsbruket (bilaga 4 till SVL). I vägledningen står bland annat att: </w:t>
+      </w:r>
+      <w:r>
+        <w:rPr>
+          <w:i/>
+        </w:rPr>
+        <w:t xml:space="preserve">“Tretåig hackspett har stora arealkrav och höga krav på sin livsmiljö. Omdaningen av naturskogar till kulturskogar medför en förlust av viktiga miljöer, något som förstärks av ökad fragmentering till följd av avverkningar.” </w:t>
+      </w:r>
+      <w:r>
+        <w:t xml:space="preserve">Vidare att: </w:t>
+      </w:r>
+      <w:r>
+        <w:rPr>
+          <w:i/>
+        </w:rPr>
+        <w:t>“Områden med dokumenterad permanent förekomst i naturskogsmiljöer har vanligen så stora naturvärden att skogsbruk är olämpligt”</w:t>
+      </w:r>
+      <w:r>
+        <w:t xml:space="preserve"> (SLU Artdatabanken, 2024; Skogsstyrelsen, 2016)</w:t>
+      </w:r>
+      <w:r>
+        <w:rPr>
+          <w:i/>
+        </w:rPr>
+        <w:t>.</w:t>
+      </w:r>
+    </w:p>
+    <w:p>
+      <w:r>
+        <w:t>Tretåig hackspett är beroende av större sammanhängande naturskogar med kontinuerlig tillgång och nybildning av död ved och fragmentering av livsmiljöerna utgör ett stort hot mot arten (se exempelvis Stachura-Skierczynska et al., 2009; Wesolowski et al., 2005; Butler et al., 2004; Pakkala et al., 2002; Amcoff et al., 1996; Virkkala, 1991). Det finns studier som visar att naturskogens självgallringsprocess som den tretåiga hackspetten är beroende av, inte kan ersättas med efterlämnad hänsyn i skogsbruket (Imbeau &amp; Desrochers, 2002).</w:t>
+      </w:r>
+    </w:p>
+    <w:p>
+      <w:r>
+        <w:t>Permanenta revir av tretåig hackspett karaktäriseras ofta av artens typiska ringformigt ordnade hackmärken på framför allt gamla granar. För att säkerställa att inte revir av tretåig hackspett drabbas av avverkningsplanerna bör en inventering göras i området både under häckningstid och under vintern, då arten utnyttjar betydligt större områden än under sommarens häckningsrevir. Storleken på häckningsreviret varierar med skogstypen, förekomsten av död ved och graden av fragmentering, men är i allmänhet i storleksordningen 25–100 hektar (SLU Artdatabanken, 2024; Skogsstyrelsen, 2016).</w:t>
+      </w:r>
+    </w:p>
+    <w:p>
+      <w:r>
+        <w:t xml:space="preserve">Förutom fridlysning enligt §4 Artskyddsförordningen är tretåig hackspett även förtecknad i EU:s fågeldirektiv bilaga 1. Den är typisk art för </w:t>
+      </w:r>
+      <w:r>
+        <w:rPr>
+          <w:i/>
+        </w:rPr>
+        <w:t xml:space="preserve">9010 Taiga, 9740 Skogsbevuxen myr, 9030 Landhöjningsskog </w:t>
+      </w:r>
+      <w:r>
+        <w:t xml:space="preserve">och </w:t>
+      </w:r>
+      <w:r>
+        <w:rPr>
+          <w:i/>
+        </w:rPr>
+        <w:t>9040 Fjällbjörkskog</w:t>
+      </w:r>
+      <w:r>
+        <w:t xml:space="preserve"> samt ingår i Natura 2000 och är förtecknad i Bernkonventionen bilaga II (strikt skyddade djurarter) (SLU Artdatabanken, 2024; Skogsstyrelsen, 2016).</w:t>
+      </w:r>
+    </w:p>
+    <w:p>
+      <w:pPr>
+        <w:pStyle w:val="Heading2"/>
+      </w:pPr>
+      <w:r>
+        <w:t>Referenser – tretåig hackspett</w:t>
+      </w:r>
+    </w:p>
+    <w:p>
+      <w:r>
+        <w:t xml:space="preserve">Amcoff, M. &amp; Eriksson, P. 1996. </w:t>
+      </w:r>
+      <w:r>
+        <w:rPr>
+          <w:i/>
+        </w:rPr>
+        <w:t xml:space="preserve">Förekomst av tretåig hackspett Picoides tridactylus på bestånds- och landskapsnivå. </w:t>
+      </w:r>
+      <w:r>
+        <w:t>Ornis Svecica 6: 107–119.</w:t>
+      </w:r>
+    </w:p>
+    <w:p>
+      <w:r>
+        <w:t xml:space="preserve">Butler, R., Angelstam, P., Ekelund, P. &amp; Schlaeffer, R. 2004. </w:t>
+      </w:r>
+      <w:r>
+        <w:rPr>
+          <w:i/>
+        </w:rPr>
+        <w:t xml:space="preserve">Dead wood threshold values for the three-toed woodpecker presence in boreal and sub-Alpine forest. </w:t>
+      </w:r>
+      <w:r>
+        <w:t>Biological conservation 119(3): 305–318.</w:t>
+      </w:r>
+    </w:p>
+    <w:p>
+      <w:r>
+        <w:t xml:space="preserve">Imbeau, L. &amp; Desrochers, A. 2002. </w:t>
+      </w:r>
+      <w:r>
+        <w:rPr>
+          <w:i/>
+        </w:rPr>
+        <w:t xml:space="preserve">Foraging Ecology and Use of Drumming Trees by Three-Toed Woodpeckers. </w:t>
+      </w:r>
+      <w:r>
+        <w:t>The Journal of Wildlife Management. Vol. 66, No. 1 (Jan., 2002), pp. 222–231.</w:t>
+      </w:r>
+    </w:p>
+    <w:p>
+      <w:r>
+        <w:t xml:space="preserve">Pakkala, T., Hanski, I. &amp; Tomppo, E. 2002. </w:t>
+      </w:r>
+      <w:r>
+        <w:rPr>
+          <w:i/>
+        </w:rPr>
+        <w:t xml:space="preserve">Spatial ecology of the three-toed woodpecker in managed forest landscapes. </w:t>
+      </w:r>
+      <w:r>
+        <w:t>Silva Fennica 36(1): 279–288.</w:t>
+      </w:r>
+    </w:p>
+    <w:p>
+      <w:r>
+        <w:t xml:space="preserve">Skogsstyrelsen, 2016. </w:t>
+      </w:r>
+      <w:r>
+        <w:rPr>
+          <w:i/>
+        </w:rPr>
+        <w:t>Vägledning för hänsyn till fåglar – Tretåig hackspett.</w:t>
+      </w:r>
+    </w:p>
+    <w:p>
+      <w:r>
+        <w:t xml:space="preserve">SLU Artdatabanken, 2024. </w:t>
+      </w:r>
+      <w:r>
+        <w:rPr>
+          <w:i/>
+        </w:rPr>
+        <w:t xml:space="preserve">Artfaktablad. Naturvård – artfakta. </w:t>
+      </w:r>
+      <w:r>
+        <w:t>SLU Artdatabanken, Uppsala.</w:t>
+      </w:r>
+    </w:p>
+    <w:p>
+      <w:r>
+        <w:t xml:space="preserve">Stachura-Skierczynska, K., Tumiel, T. &amp; Skierczynski, M. 2009. </w:t>
+      </w:r>
+      <w:r>
+        <w:rPr>
+          <w:i/>
+        </w:rPr>
+        <w:t xml:space="preserve">Habitat prediction model for three-toed woodpecker and its implications for the conservation of biologically valuable forests. </w:t>
+      </w:r>
+      <w:r>
+        <w:t>Forest Ecology and Management 258(5): 697–703.</w:t>
+      </w:r>
+    </w:p>
+    <w:p>
+      <w:r>
+        <w:t xml:space="preserve">Virkkala, R. 1991. </w:t>
+      </w:r>
+      <w:r>
+        <w:rPr>
+          <w:i/>
+        </w:rPr>
+        <w:t xml:space="preserve">Population trends of forest birds in a Finnish Lapland landscape of large habitat blocks – Consequences of stochastic environmental variation or regional habitat alteration. </w:t>
+      </w:r>
+      <w:r>
+        <w:t>Biological conservation 56(2): 223–240.</w:t>
+      </w:r>
+    </w:p>
+    <w:p>
+      <w:r>
+        <w:t xml:space="preserve">Wesolowski, T., Czeszczewik, D. &amp; Rowinski, P. 2005. </w:t>
+      </w:r>
+      <w:r>
+        <w:rPr>
+          <w:i/>
+        </w:rPr>
+        <w:t xml:space="preserve">Effects of forest management on Three-toed Woodpecker Picoides tridactylus distribution in the Bialowieza Forest (NE Poland): conservation implications. </w:t>
+      </w:r>
+      <w:r>
+        <w:t>Acta Ornithologica 40(1): 53–60.</w:t>
       </w:r>
     </w:p>
     <w:sectPr>
@@ -1090,7 +1649,7 @@
     <w:r>
       <w:tab/>
       <w:tab/>
-      <w:t>2026-03-12</w:t>
+      <w:t>2026-03-13</w:t>
       <w:br/>
       <w:br/>
     </w:r>

--- a/klagomål/A 8217-2026 FSC-klagomål.docx
+++ b/klagomål/A 8217-2026 FSC-klagomål.docx
@@ -262,6 +262,17 @@
         <w:rPr>
           <w:b/>
         </w:rPr>
+        <w:t xml:space="preserve">Björksplintborre </w:t>
+      </w:r>
+      <w:r>
+        <w:t>är en skalbagge vars larvutveckling sker i bark på nyligen döda björkar, både stående träd och vindfällen. En prydlig rad med runda ventilationshål i barken ovanför modergången är synnerligen karaktäristiskt. Arten är knuten till lövrika blandskogar med en hög andel gamla träd, och starkt gynnad av naturliga störningar som torka, översvämningar, brand och stormfällningar. Talrika gnagspår kan tyda på biotoper med höga naturvärden, exempelvis för ovanliga hackspettar och andra, mer sällsynta vedinsekter. Larverna är omtyckt hackspettsföda (SLU Artdatabanken, 2025).</w:t>
+      </w:r>
+    </w:p>
+    <w:p>
+      <w:r>
+        <w:rPr>
+          <w:b/>
+        </w:rPr>
         <w:t xml:space="preserve">Blodticka </w:t>
       </w:r>
       <w:r>
@@ -437,6 +448,17 @@
       </w:r>
       <w:r>
         <w:t xml:space="preserve"> (SLU Artdatabanken, 2024).</w:t>
+      </w:r>
+    </w:p>
+    <w:p>
+      <w:r>
+        <w:rPr>
+          <w:b/>
+        </w:rPr>
+        <w:t xml:space="preserve">Vågbandad barkbock </w:t>
+      </w:r>
+      <w:r>
+        <w:t>är en långhorning vars larvutveckling sker under bark på nyligen döda stående barrträd, främst gran, mer undantagsvis på tall. Främst i stående träd, särskilt gamla, långsamvuxna granar med grov bark, även i grövre grenar, stubbar eller vindfällen. Arten är starkt knuten till naturskogsliknande granskogar, och gynnas av extrema torrsomrar som försvagar träden. Arten påverkas negativt av brist på kontinuitetsskog och en minskning av populationen pågår eller förväntas ske (SLU Artdatabanken, 2025).</w:t>
       </w:r>
     </w:p>
     <w:p>
@@ -1649,7 +1671,7 @@
     <w:r>
       <w:tab/>
       <w:tab/>
-      <w:t>2026-03-13</w:t>
+      <w:t>2026-03-16</w:t>
       <w:br/>
       <w:br/>
     </w:r>

--- a/klagomål/A 8217-2026 FSC-klagomål.docx
+++ b/klagomål/A 8217-2026 FSC-klagomål.docx
@@ -1671,7 +1671,7 @@
     <w:r>
       <w:tab/>
       <w:tab/>
-      <w:t>2026-03-16</w:t>
+      <w:t>2026-03-17</w:t>
       <w:br/>
       <w:br/>
     </w:r>

--- a/klagomål/A 8217-2026 FSC-klagomål.docx
+++ b/klagomål/A 8217-2026 FSC-klagomål.docx
@@ -1671,7 +1671,7 @@
     <w:r>
       <w:tab/>
       <w:tab/>
-      <w:t>2026-03-17</w:t>
+      <w:t>2026-03-18</w:t>
       <w:br/>
       <w:br/>
     </w:r>

--- a/klagomål/A 8217-2026 FSC-klagomål.docx
+++ b/klagomål/A 8217-2026 FSC-klagomål.docx
@@ -1671,7 +1671,7 @@
     <w:r>
       <w:tab/>
       <w:tab/>
-      <w:t>2026-03-18</w:t>
+      <w:t>2026-03-19</w:t>
       <w:br/>
       <w:br/>
     </w:r>

--- a/klagomål/A 8217-2026 FSC-klagomål.docx
+++ b/klagomål/A 8217-2026 FSC-klagomål.docx
@@ -1671,7 +1671,7 @@
     <w:r>
       <w:tab/>
       <w:tab/>
-      <w:t>2026-03-19</w:t>
+      <w:t>2026-03-20</w:t>
       <w:br/>
       <w:br/>
     </w:r>

--- a/klagomål/A 8217-2026 FSC-klagomål.docx
+++ b/klagomål/A 8217-2026 FSC-klagomål.docx
@@ -1671,7 +1671,7 @@
     <w:r>
       <w:tab/>
       <w:tab/>
-      <w:t>2026-03-20</w:t>
+      <w:t>2026-03-21</w:t>
       <w:br/>
       <w:br/>
     </w:r>

--- a/klagomål/A 8217-2026 FSC-klagomål.docx
+++ b/klagomål/A 8217-2026 FSC-klagomål.docx
@@ -1671,7 +1671,7 @@
     <w:r>
       <w:tab/>
       <w:tab/>
-      <w:t>2026-03-21</w:t>
+      <w:t>2026-03-22</w:t>
       <w:br/>
       <w:br/>
     </w:r>

--- a/klagomål/A 8217-2026 FSC-klagomål.docx
+++ b/klagomål/A 8217-2026 FSC-klagomål.docx
@@ -1671,7 +1671,7 @@
     <w:r>
       <w:tab/>
       <w:tab/>
-      <w:t>2026-03-22</w:t>
+      <w:t>2026-03-23</w:t>
       <w:br/>
       <w:br/>
     </w:r>

--- a/klagomål/A 8217-2026 FSC-klagomål.docx
+++ b/klagomål/A 8217-2026 FSC-klagomål.docx
@@ -1671,7 +1671,7 @@
     <w:r>
       <w:tab/>
       <w:tab/>
-      <w:t>2026-03-23</w:t>
+      <w:t>2026-03-24</w:t>
       <w:br/>
       <w:br/>
     </w:r>

--- a/klagomål/A 8217-2026 FSC-klagomål.docx
+++ b/klagomål/A 8217-2026 FSC-klagomål.docx
@@ -1671,7 +1671,7 @@
     <w:r>
       <w:tab/>
       <w:tab/>
-      <w:t>2026-03-24</w:t>
+      <w:t>2026-03-25</w:t>
       <w:br/>
       <w:br/>
     </w:r>

--- a/klagomål/A 8217-2026 FSC-klagomål.docx
+++ b/klagomål/A 8217-2026 FSC-klagomål.docx
@@ -1671,7 +1671,7 @@
     <w:r>
       <w:tab/>
       <w:tab/>
-      <w:t>2026-03-25</w:t>
+      <w:t>2026-03-26</w:t>
       <w:br/>
       <w:br/>
     </w:r>

--- a/klagomål/A 8217-2026 FSC-klagomål.docx
+++ b/klagomål/A 8217-2026 FSC-klagomål.docx
@@ -1671,7 +1671,7 @@
     <w:r>
       <w:tab/>
       <w:tab/>
-      <w:t>2026-03-26</w:t>
+      <w:t>2026-03-27</w:t>
       <w:br/>
       <w:br/>
     </w:r>

--- a/klagomål/A 8217-2026 FSC-klagomål.docx
+++ b/klagomål/A 8217-2026 FSC-klagomål.docx
@@ -1671,7 +1671,7 @@
     <w:r>
       <w:tab/>
       <w:tab/>
-      <w:t>2026-03-27</w:t>
+      <w:t>2026-03-28</w:t>
       <w:br/>
       <w:br/>
     </w:r>

--- a/klagomål/A 8217-2026 FSC-klagomål.docx
+++ b/klagomål/A 8217-2026 FSC-klagomål.docx
@@ -1671,7 +1671,7 @@
     <w:r>
       <w:tab/>
       <w:tab/>
-      <w:t>2026-03-28</w:t>
+      <w:t>2026-03-29</w:t>
       <w:br/>
       <w:br/>
     </w:r>

--- a/klagomål/A 8217-2026 FSC-klagomål.docx
+++ b/klagomål/A 8217-2026 FSC-klagomål.docx
@@ -1671,7 +1671,7 @@
     <w:r>
       <w:tab/>
       <w:tab/>
-      <w:t>2026-03-29</w:t>
+      <w:t>2026-03-30</w:t>
       <w:br/>
       <w:br/>
     </w:r>

--- a/klagomål/A 8217-2026 FSC-klagomål.docx
+++ b/klagomål/A 8217-2026 FSC-klagomål.docx
@@ -1671,7 +1671,7 @@
     <w:r>
       <w:tab/>
       <w:tab/>
-      <w:t>2026-03-30</w:t>
+      <w:t>2026-03-31</w:t>
       <w:br/>
       <w:br/>
     </w:r>

--- a/klagomål/A 8217-2026 FSC-klagomål.docx
+++ b/klagomål/A 8217-2026 FSC-klagomål.docx
@@ -1671,7 +1671,7 @@
     <w:r>
       <w:tab/>
       <w:tab/>
-      <w:t>2026-03-31</w:t>
+      <w:t>2026-04-01</w:t>
       <w:br/>
       <w:br/>
     </w:r>

--- a/klagomål/A 8217-2026 FSC-klagomål.docx
+++ b/klagomål/A 8217-2026 FSC-klagomål.docx
@@ -1671,7 +1671,7 @@
     <w:r>
       <w:tab/>
       <w:tab/>
-      <w:t>2026-04-01</w:t>
+      <w:t>2026-04-02</w:t>
       <w:br/>
       <w:br/>
     </w:r>

--- a/klagomål/A 8217-2026 FSC-klagomål.docx
+++ b/klagomål/A 8217-2026 FSC-klagomål.docx
@@ -1671,7 +1671,7 @@
     <w:r>
       <w:tab/>
       <w:tab/>
-      <w:t>2026-04-02</w:t>
+      <w:t>2026-04-03</w:t>
       <w:br/>
       <w:br/>
     </w:r>

--- a/klagomål/A 8217-2026 FSC-klagomål.docx
+++ b/klagomål/A 8217-2026 FSC-klagomål.docx
@@ -1671,7 +1671,7 @@
     <w:r>
       <w:tab/>
       <w:tab/>
-      <w:t>2026-04-03</w:t>
+      <w:t>2026-04-04</w:t>
       <w:br/>
       <w:br/>
     </w:r>

--- a/klagomål/A 8217-2026 FSC-klagomål.docx
+++ b/klagomål/A 8217-2026 FSC-klagomål.docx
@@ -1682,7 +1682,7 @@
     <w:r>
       <w:tab/>
       <w:tab/>
-      <w:t>2026-04-14</w:t>
+      <w:t>2026-04-15</w:t>
       <w:br/>
       <w:br/>
     </w:r>

--- a/klagomål/A 8217-2026 FSC-klagomål.docx
+++ b/klagomål/A 8217-2026 FSC-klagomål.docx
@@ -1682,7 +1682,7 @@
     <w:r>
       <w:tab/>
       <w:tab/>
-      <w:t>2026-04-15</w:t>
+      <w:t>2026-04-16</w:t>
       <w:br/>
       <w:br/>
     </w:r>

--- a/klagomål/A 8217-2026 FSC-klagomål.docx
+++ b/klagomål/A 8217-2026 FSC-klagomål.docx
@@ -1682,7 +1682,7 @@
     <w:r>
       <w:tab/>
       <w:tab/>
-      <w:t>2026-04-16</w:t>
+      <w:t>2026-04-17</w:t>
       <w:br/>
       <w:br/>
     </w:r>

--- a/klagomål/A 8217-2026 FSC-klagomål.docx
+++ b/klagomål/A 8217-2026 FSC-klagomål.docx
@@ -1682,7 +1682,7 @@
     <w:r>
       <w:tab/>
       <w:tab/>
-      <w:t>2026-04-17</w:t>
+      <w:t>2026-04-18</w:t>
       <w:br/>
       <w:br/>
     </w:r>

--- a/klagomål/A 8217-2026 FSC-klagomål.docx
+++ b/klagomål/A 8217-2026 FSC-klagomål.docx
@@ -1682,7 +1682,7 @@
     <w:r>
       <w:tab/>
       <w:tab/>
-      <w:t>2026-04-18</w:t>
+      <w:t>2026-04-19</w:t>
       <w:br/>
       <w:br/>
     </w:r>

--- a/klagomål/A 8217-2026 FSC-klagomål.docx
+++ b/klagomål/A 8217-2026 FSC-klagomål.docx
@@ -1682,7 +1682,7 @@
     <w:r>
       <w:tab/>
       <w:tab/>
-      <w:t>2026-04-19</w:t>
+      <w:t>2026-04-20</w:t>
       <w:br/>
       <w:br/>
     </w:r>

--- a/klagomål/A 8217-2026 FSC-klagomål.docx
+++ b/klagomål/A 8217-2026 FSC-klagomål.docx
@@ -1682,7 +1682,7 @@
     <w:r>
       <w:tab/>
       <w:tab/>
-      <w:t>2026-04-20</w:t>
+      <w:t>2026-04-21</w:t>
       <w:br/>
       <w:br/>
     </w:r>

--- a/klagomål/A 8217-2026 FSC-klagomål.docx
+++ b/klagomål/A 8217-2026 FSC-klagomål.docx
@@ -168,7 +168,7 @@
     </w:p>
     <w:p>
       <w:r>
-        <w:t>Detta dokument behandlar höga naturvärden i avverkningsanmälan A 8217-2026 i Hofors kommun. Denna avverkningsanmälan inkom 2026-02-11 11:02:33 och omfattar 5,4 ha.</w:t>
+        <w:t>Detta dokument behandlar höga naturvärden i avverkningsanmälan A 8217-2026 i Hofors kommun. Denna avverkningsanmälan inkom 2026-02-11 00:00:00 och omfattar 5,4 ha.</w:t>
       </w:r>
     </w:p>
     <w:p>
@@ -1682,7 +1682,7 @@
     <w:r>
       <w:tab/>
       <w:tab/>
-      <w:t>2026-04-21</w:t>
+      <w:t>2026-04-22</w:t>
       <w:br/>
       <w:br/>
     </w:r>

--- a/klagomål/A 8217-2026 FSC-klagomål.docx
+++ b/klagomål/A 8217-2026 FSC-klagomål.docx
@@ -1682,7 +1682,7 @@
     <w:r>
       <w:tab/>
       <w:tab/>
-      <w:t>2026-04-22</w:t>
+      <w:t>2026-04-23</w:t>
       <w:br/>
       <w:br/>
     </w:r>

--- a/klagomål/A 8217-2026 FSC-klagomål.docx
+++ b/klagomål/A 8217-2026 FSC-klagomål.docx
@@ -1682,7 +1682,7 @@
     <w:r>
       <w:tab/>
       <w:tab/>
-      <w:t>2026-04-23</w:t>
+      <w:t>2026-04-24</w:t>
       <w:br/>
       <w:br/>
     </w:r>

--- a/klagomål/A 8217-2026 FSC-klagomål.docx
+++ b/klagomål/A 8217-2026 FSC-klagomål.docx
@@ -1682,7 +1682,7 @@
     <w:r>
       <w:tab/>
       <w:tab/>
-      <w:t>2026-04-24</w:t>
+      <w:t>2026-04-25</w:t>
       <w:br/>
       <w:br/>
     </w:r>

--- a/klagomål/A 8217-2026 FSC-klagomål.docx
+++ b/klagomål/A 8217-2026 FSC-klagomål.docx
@@ -1682,7 +1682,7 @@
     <w:r>
       <w:tab/>
       <w:tab/>
-      <w:t>2026-04-25</w:t>
+      <w:t>2026-04-26</w:t>
       <w:br/>
       <w:br/>
     </w:r>

--- a/klagomål/A 8217-2026 FSC-klagomål.docx
+++ b/klagomål/A 8217-2026 FSC-klagomål.docx
@@ -1682,7 +1682,7 @@
     <w:r>
       <w:tab/>
       <w:tab/>
-      <w:t>2026-04-26</w:t>
+      <w:t>2026-04-27</w:t>
       <w:br/>
       <w:br/>
     </w:r>

--- a/klagomål/A 8217-2026 FSC-klagomål.docx
+++ b/klagomål/A 8217-2026 FSC-klagomål.docx
@@ -1682,7 +1682,7 @@
     <w:r>
       <w:tab/>
       <w:tab/>
-      <w:t>2026-04-27</w:t>
+      <w:t>2026-04-28</w:t>
       <w:br/>
       <w:br/>
     </w:r>

--- a/klagomål/A 8217-2026 FSC-klagomål.docx
+++ b/klagomål/A 8217-2026 FSC-klagomål.docx
@@ -1682,7 +1682,7 @@
     <w:r>
       <w:tab/>
       <w:tab/>
-      <w:t>2026-04-28</w:t>
+      <w:t>2026-04-29</w:t>
       <w:br/>
       <w:br/>
     </w:r>

--- a/klagomål/A 8217-2026 FSC-klagomål.docx
+++ b/klagomål/A 8217-2026 FSC-klagomål.docx
@@ -1682,7 +1682,7 @@
     <w:r>
       <w:tab/>
       <w:tab/>
-      <w:t>2026-04-29</w:t>
+      <w:t>2026-04-30</w:t>
       <w:br/>
       <w:br/>
     </w:r>

--- a/klagomål/A 8217-2026 FSC-klagomål.docx
+++ b/klagomål/A 8217-2026 FSC-klagomål.docx
@@ -1682,7 +1682,7 @@
     <w:r>
       <w:tab/>
       <w:tab/>
-      <w:t>2026-04-30</w:t>
+      <w:t>2026-05-01</w:t>
       <w:br/>
       <w:br/>
     </w:r>

--- a/klagomål/A 8217-2026 FSC-klagomål.docx
+++ b/klagomål/A 8217-2026 FSC-klagomål.docx
@@ -1682,7 +1682,7 @@
     <w:r>
       <w:tab/>
       <w:tab/>
-      <w:t>2026-05-01</w:t>
+      <w:t>2026-05-02</w:t>
       <w:br/>
       <w:br/>
     </w:r>

--- a/klagomål/A 8217-2026 FSC-klagomål.docx
+++ b/klagomål/A 8217-2026 FSC-klagomål.docx
@@ -1682,7 +1682,7 @@
     <w:r>
       <w:tab/>
       <w:tab/>
-      <w:t>2026-05-16</w:t>
+      <w:t>2026-05-17</w:t>
       <w:br/>
       <w:br/>
     </w:r>

--- a/klagomål/A 8217-2026 FSC-klagomål.docx
+++ b/klagomål/A 8217-2026 FSC-klagomål.docx
@@ -1682,7 +1682,7 @@
     <w:r>
       <w:tab/>
       <w:tab/>
-      <w:t>2026-05-17</w:t>
+      <w:t>2026-05-18</w:t>
       <w:br/>
       <w:br/>
     </w:r>

--- a/klagomål/A 8217-2026 FSC-klagomål.docx
+++ b/klagomål/A 8217-2026 FSC-klagomål.docx
@@ -1682,7 +1682,7 @@
     <w:r>
       <w:tab/>
       <w:tab/>
-      <w:t>2026-05-18</w:t>
+      <w:t>2026-05-19</w:t>
       <w:br/>
       <w:br/>
     </w:r>

--- a/klagomål/A 8217-2026 FSC-klagomål.docx
+++ b/klagomål/A 8217-2026 FSC-klagomål.docx
@@ -1682,7 +1682,7 @@
     <w:r>
       <w:tab/>
       <w:tab/>
-      <w:t>2026-05-19</w:t>
+      <w:t>2026-05-20</w:t>
       <w:br/>
       <w:br/>
     </w:r>

--- a/klagomål/A 8217-2026 FSC-klagomål.docx
+++ b/klagomål/A 8217-2026 FSC-klagomål.docx
@@ -1682,7 +1682,7 @@
     <w:r>
       <w:tab/>
       <w:tab/>
-      <w:t>2026-05-20</w:t>
+      <w:t>2026-05-21</w:t>
       <w:br/>
       <w:br/>
     </w:r>

--- a/klagomål/A 8217-2026 FSC-klagomål.docx
+++ b/klagomål/A 8217-2026 FSC-klagomål.docx
@@ -1682,7 +1682,7 @@
     <w:r>
       <w:tab/>
       <w:tab/>
-      <w:t>2026-05-21</w:t>
+      <w:t>2026-05-22</w:t>
       <w:br/>
       <w:br/>
     </w:r>

--- a/klagomål/A 8217-2026 FSC-klagomål.docx
+++ b/klagomål/A 8217-2026 FSC-klagomål.docx
@@ -1682,7 +1682,7 @@
     <w:r>
       <w:tab/>
       <w:tab/>
-      <w:t>2026-05-22</w:t>
+      <w:t>2026-05-23</w:t>
       <w:br/>
       <w:br/>
     </w:r>

--- a/klagomål/A 8217-2026 FSC-klagomål.docx
+++ b/klagomål/A 8217-2026 FSC-klagomål.docx
@@ -1682,7 +1682,7 @@
     <w:r>
       <w:tab/>
       <w:tab/>
-      <w:t>2026-05-23</w:t>
+      <w:t>2026-05-24</w:t>
       <w:br/>
       <w:br/>
     </w:r>

--- a/klagomål/A 8217-2026 FSC-klagomål.docx
+++ b/klagomål/A 8217-2026 FSC-klagomål.docx
@@ -1682,7 +1682,7 @@
     <w:r>
       <w:tab/>
       <w:tab/>
-      <w:t>2026-05-24</w:t>
+      <w:t>2026-05-25</w:t>
       <w:br/>
       <w:br/>
     </w:r>

--- a/klagomål/A 8217-2026 FSC-klagomål.docx
+++ b/klagomål/A 8217-2026 FSC-klagomål.docx
@@ -1682,7 +1682,7 @@
     <w:r>
       <w:tab/>
       <w:tab/>
-      <w:t>2026-05-25</w:t>
+      <w:t>2026-05-26</w:t>
       <w:br/>
       <w:br/>
     </w:r>

--- a/klagomål/A 8217-2026 FSC-klagomål.docx
+++ b/klagomål/A 8217-2026 FSC-klagomål.docx
@@ -1682,7 +1682,7 @@
     <w:r>
       <w:tab/>
       <w:tab/>
-      <w:t>2026-05-26</w:t>
+      <w:t>2026-05-27</w:t>
       <w:br/>
       <w:br/>
     </w:r>

--- a/klagomål/A 8217-2026 FSC-klagomål.docx
+++ b/klagomål/A 8217-2026 FSC-klagomål.docx
@@ -1682,7 +1682,7 @@
     <w:r>
       <w:tab/>
       <w:tab/>
-      <w:t>2026-05-27</w:t>
+      <w:t>2026-05-28</w:t>
       <w:br/>
       <w:br/>
     </w:r>

--- a/klagomål/A 8217-2026 FSC-klagomål.docx
+++ b/klagomål/A 8217-2026 FSC-klagomål.docx
@@ -1682,7 +1682,7 @@
     <w:r>
       <w:tab/>
       <w:tab/>
-      <w:t>2026-05-28</w:t>
+      <w:t>2026-05-29</w:t>
       <w:br/>
       <w:br/>
     </w:r>

--- a/klagomål/A 8217-2026 FSC-klagomål.docx
+++ b/klagomål/A 8217-2026 FSC-klagomål.docx
@@ -1682,7 +1682,7 @@
     <w:r>
       <w:tab/>
       <w:tab/>
-      <w:t>2026-05-29</w:t>
+      <w:t>2026-05-30</w:t>
       <w:br/>
       <w:br/>
     </w:r>

--- a/klagomål/A 8217-2026 FSC-klagomål.docx
+++ b/klagomål/A 8217-2026 FSC-klagomål.docx
@@ -1682,7 +1682,7 @@
     <w:r>
       <w:tab/>
       <w:tab/>
-      <w:t>2026-05-30</w:t>
+      <w:t>2026-05-31</w:t>
       <w:br/>
       <w:br/>
     </w:r>

--- a/klagomål/A 8217-2026 FSC-klagomål.docx
+++ b/klagomål/A 8217-2026 FSC-klagomål.docx
@@ -1682,7 +1682,7 @@
     <w:r>
       <w:tab/>
       <w:tab/>
-      <w:t>2026-05-31</w:t>
+      <w:t>2026-06-01</w:t>
       <w:br/>
       <w:br/>
     </w:r>

--- a/klagomål/A 8217-2026 FSC-klagomål.docx
+++ b/klagomål/A 8217-2026 FSC-klagomål.docx
@@ -1682,7 +1682,7 @@
     <w:r>
       <w:tab/>
       <w:tab/>
-      <w:t>2026-06-01</w:t>
+      <w:t>2026-06-02</w:t>
       <w:br/>
       <w:br/>
     </w:r>

--- a/klagomål/A 8217-2026 FSC-klagomål.docx
+++ b/klagomål/A 8217-2026 FSC-klagomål.docx
@@ -1682,7 +1682,7 @@
     <w:r>
       <w:tab/>
       <w:tab/>
-      <w:t>2026-06-02</w:t>
+      <w:t>2026-06-03</w:t>
       <w:br/>
       <w:br/>
     </w:r>

--- a/klagomål/A 8217-2026 FSC-klagomål.docx
+++ b/klagomål/A 8217-2026 FSC-klagomål.docx
@@ -1682,7 +1682,7 @@
     <w:r>
       <w:tab/>
       <w:tab/>
-      <w:t>2026-06-03</w:t>
+      <w:t>2026-06-04</w:t>
       <w:br/>
       <w:br/>
     </w:r>

--- a/klagomål/A 8217-2026 FSC-klagomål.docx
+++ b/klagomål/A 8217-2026 FSC-klagomål.docx
@@ -1682,7 +1682,7 @@
     <w:r>
       <w:tab/>
       <w:tab/>
-      <w:t>2026-06-04</w:t>
+      <w:t>2026-06-05</w:t>
       <w:br/>
       <w:br/>
     </w:r>

--- a/klagomål/A 8217-2026 FSC-klagomål.docx
+++ b/klagomål/A 8217-2026 FSC-klagomål.docx
@@ -1682,7 +1682,7 @@
     <w:r>
       <w:tab/>
       <w:tab/>
-      <w:t>2026-06-05</w:t>
+      <w:t>2026-06-06</w:t>
       <w:br/>
       <w:br/>
     </w:r>

--- a/klagomål/A 8217-2026 FSC-klagomål.docx
+++ b/klagomål/A 8217-2026 FSC-klagomål.docx
@@ -1682,7 +1682,7 @@
     <w:r>
       <w:tab/>
       <w:tab/>
-      <w:t>2026-06-06</w:t>
+      <w:t>2026-06-07</w:t>
       <w:br/>
       <w:br/>
     </w:r>

--- a/klagomål/A 8217-2026 FSC-klagomål.docx
+++ b/klagomål/A 8217-2026 FSC-klagomål.docx
@@ -1682,7 +1682,7 @@
     <w:r>
       <w:tab/>
       <w:tab/>
-      <w:t>2026-06-07</w:t>
+      <w:t>2026-06-08</w:t>
       <w:br/>
       <w:br/>
     </w:r>

--- a/klagomål/A 8217-2026 FSC-klagomål.docx
+++ b/klagomål/A 8217-2026 FSC-klagomål.docx
@@ -1682,7 +1682,7 @@
     <w:r>
       <w:tab/>
       <w:tab/>
-      <w:t>2026-06-08</w:t>
+      <w:t>2026-06-09</w:t>
       <w:br/>
       <w:br/>
     </w:r>

--- a/klagomål/A 8217-2026 FSC-klagomål.docx
+++ b/klagomål/A 8217-2026 FSC-klagomål.docx
@@ -1682,7 +1682,7 @@
     <w:r>
       <w:tab/>
       <w:tab/>
-      <w:t>2026-06-09</w:t>
+      <w:t>2026-06-10</w:t>
       <w:br/>
       <w:br/>
     </w:r>

--- a/klagomål/A 8217-2026 FSC-klagomål.docx
+++ b/klagomål/A 8217-2026 FSC-klagomål.docx
@@ -1682,7 +1682,7 @@
     <w:r>
       <w:tab/>
       <w:tab/>
-      <w:t>2026-06-10</w:t>
+      <w:t>2026-06-11</w:t>
       <w:br/>
       <w:br/>
     </w:r>

--- a/klagomål/A 8217-2026 FSC-klagomål.docx
+++ b/klagomål/A 8217-2026 FSC-klagomål.docx
@@ -1682,7 +1682,7 @@
     <w:r>
       <w:tab/>
       <w:tab/>
-      <w:t>2026-06-11</w:t>
+      <w:t>2026-06-12</w:t>
       <w:br/>
       <w:br/>
     </w:r>

--- a/klagomål/A 8217-2026 FSC-klagomål.docx
+++ b/klagomål/A 8217-2026 FSC-klagomål.docx
@@ -1682,7 +1682,7 @@
     <w:r>
       <w:tab/>
       <w:tab/>
-      <w:t>2026-06-12</w:t>
+      <w:t>2026-06-13</w:t>
       <w:br/>
       <w:br/>
     </w:r>

--- a/klagomål/A 8217-2026 FSC-klagomål.docx
+++ b/klagomål/A 8217-2026 FSC-klagomål.docx
@@ -1682,7 +1682,7 @@
     <w:r>
       <w:tab/>
       <w:tab/>
-      <w:t>2026-06-15</w:t>
+      <w:t>2026-06-16</w:t>
       <w:br/>
       <w:br/>
     </w:r>

--- a/klagomål/A 8217-2026 FSC-klagomål.docx
+++ b/klagomål/A 8217-2026 FSC-klagomål.docx
@@ -1682,7 +1682,7 @@
     <w:r>
       <w:tab/>
       <w:tab/>
-      <w:t>2026-06-16</w:t>
+      <w:t>2026-06-17</w:t>
       <w:br/>
       <w:br/>
     </w:r>

--- a/klagomål/A 8217-2026 FSC-klagomål.docx
+++ b/klagomål/A 8217-2026 FSC-klagomål.docx
@@ -1,6 +1,6 @@
 
 <file path=word/document.xml><?xml version="1.0" encoding="utf-8"?>
-<w:document xmlns:wpc="http://schemas.microsoft.com/office/word/2010/wordprocessingCanvas" xmlns:cx="http://schemas.microsoft.com/office/drawing/2014/chartex" xmlns:cx1="http://schemas.microsoft.com/office/drawing/2015/9/8/chartex" xmlns:cx2="http://schemas.microsoft.com/office/drawing/2015/10/21/chartex" xmlns:cx3="http://schemas.microsoft.com/office/drawing/2016/5/9/chartex" xmlns:cx4="http://schemas.microsoft.com/office/drawing/2016/5/10/chartex" xmlns:cx5="http://schemas.microsoft.com/office/drawing/2016/5/11/chartex" xmlns:cx6="http://schemas.microsoft.com/office/drawing/2016/5/12/chartex" xmlns:cx7="http://schemas.microsoft.com/office/drawing/2016/5/13/chartex" xmlns:cx8="http://schemas.microsoft.com/office/drawing/2016/5/14/chartex" xmlns:mc="http://schemas.openxmlformats.org/markup-compatibility/2006" xmlns:aink="http://schemas.microsoft.com/office/drawing/2016/ink" xmlns:am3d="http://schemas.microsoft.com/office/drawing/2017/model3d" xmlns:o="urn:schemas-microsoft-com:office:office" xmlns:oel="http://schemas.microsoft.com/office/2019/extlst" xmlns:r="http://schemas.openxmlformats.org/officeDocument/2006/relationships" xmlns:m="http://schemas.openxmlformats.org/officeDocument/2006/math" xmlns:v="urn:schemas-microsoft-com:vml" xmlns:wp14="http://schemas.microsoft.com/office/word/2010/wordprocessingDrawing" xmlns:wp="http://schemas.openxmlformats.org/drawingml/2006/wordprocessingDrawing" xmlns:w10="urn:schemas-microsoft-com:office:word" xmlns:w="http://schemas.openxmlformats.org/wordprocessingml/2006/main" xmlns:w14="http://schemas.microsoft.com/office/word/2010/wordml" xmlns:w15="http://schemas.microsoft.com/office/word/2012/wordml" xmlns:w16cex="http://schemas.microsoft.com/office/word/2018/wordml/cex" xmlns:w16cid="http://schemas.microsoft.com/office/word/2016/wordml/cid" xmlns:w16="http://schemas.microsoft.com/office/word/2018/wordml" xmlns:w16sdtdh="http://schemas.microsoft.com/office/word/2020/wordml/sdtdatahash" xmlns:w16se="http://schemas.microsoft.com/office/word/2015/wordml/symex" xmlns:wpg="http://schemas.microsoft.com/office/word/2010/wordprocessingGroup" xmlns:wpi="http://schemas.microsoft.com/office/word/2010/wordprocessingInk" xmlns:wne="http://schemas.microsoft.com/office/word/2006/wordml" xmlns:wps="http://schemas.microsoft.com/office/word/2010/wordprocessingShape" mc:Ignorable="w14 w15 w16se w16cid w16 w16cex w16sdtdh wp14">
+<w:document xmlns:wpc="http://schemas.microsoft.com/office/word/2010/wordprocessingCanvas" xmlns:cx="http://schemas.microsoft.com/office/drawing/2014/chartex" xmlns:cx1="http://schemas.microsoft.com/office/drawing/2015/9/8/chartex" xmlns:cx2="http://schemas.microsoft.com/office/drawing/2015/10/21/chartex" xmlns:cx3="http://schemas.microsoft.com/office/drawing/2016/5/9/chartex" xmlns:cx4="http://schemas.microsoft.com/office/drawing/2016/5/10/chartex" xmlns:cx5="http://schemas.microsoft.com/office/drawing/2016/5/11/chartex" xmlns:cx6="http://schemas.microsoft.com/office/drawing/2016/5/12/chartex" xmlns:cx7="http://schemas.microsoft.com/office/drawing/2016/5/13/chartex" xmlns:cx8="http://schemas.microsoft.com/office/drawing/2016/5/14/chartex" xmlns:mc="http://schemas.openxmlformats.org/markup-compatibility/2006" xmlns:aink="http://schemas.microsoft.com/office/drawing/2016/ink" xmlns:am3d="http://schemas.microsoft.com/office/drawing/2017/model3d" xmlns:o="urn:schemas-microsoft-com:office:office" xmlns:oel="http://schemas.microsoft.com/office/2019/extlst" xmlns:r="http://schemas.openxmlformats.org/officeDocument/2006/relationships" xmlns:m="http://schemas.openxmlformats.org/officeDocument/2006/math" xmlns:v="urn:schemas-microsoft-com:vml" xmlns:wp14="http://schemas.microsoft.com/office/word/2010/wordprocessingDrawing" xmlns:wp="http://schemas.openxmlformats.org/drawingml/2006/wordprocessingDrawing" xmlns:w10="urn:schemas-microsoft-com:office:word" xmlns:w="http://schemas.openxmlformats.org/wordprocessingml/2006/main" xmlns:w14="http://schemas.microsoft.com/office/word/2010/wordml" xmlns:w15="http://schemas.microsoft.com/office/word/2012/wordml" xmlns:w16cex="http://schemas.microsoft.com/office/word/2018/wordml/cex" xmlns:w16cid="http://schemas.microsoft.com/office/word/2016/wordml/cid" xmlns:w16="http://schemas.microsoft.com/office/word/2018/wordml" xmlns:w16du="http://schemas.microsoft.com/office/word/2023/wordml/word16du" xmlns:w16sdtdh="http://schemas.microsoft.com/office/word/2020/wordml/sdtdatahash" xmlns:w16sdtfl="http://schemas.microsoft.com/office/word/2024/wordml/sdtformatlock" xmlns:w16se="http://schemas.microsoft.com/office/word/2015/wordml/symex" xmlns:wpg="http://schemas.microsoft.com/office/word/2010/wordprocessingGroup" xmlns:wpi="http://schemas.microsoft.com/office/word/2010/wordprocessingInk" xmlns:wne="http://schemas.microsoft.com/office/word/2006/wordml" xmlns:wps="http://schemas.microsoft.com/office/word/2010/wordprocessingShape" mc:Ignorable="w14 w15 w16se w16cid w16 w16cex w16sdtdh w16sdtfl w16du wp14">
   <w:body>
     <w:p>
       <w:r>
@@ -168,7 +168,7 @@
     </w:p>
     <w:p>
       <w:r>
-        <w:t>Detta dokument behandlar höga naturvärden i avverkningsanmälan A 8217-2026 i Hofors kommun. Denna avverkningsanmälan inkom 2026-02-11 00:00:00 och omfattar 5,6 ha.</w:t>
+        <w:t>Detta dokument behandlar höga naturvärden i avverkningsanmälan A 8217-2026 i Hofors kommun som inkom 2026-02-11 och omfattar 5,6 ha.</w:t>
       </w:r>
     </w:p>
     <w:p>
@@ -191,12 +191,15 @@
     </w:p>
     <w:p>
       <w:r>
-        <w:t>I avverkningsanmälan har följande 21 naturvårdsarter hittats: bitter taggsvamp (VU), knärot (VU, §8), ostticka (VU), kortskaftad ärgspik (NT), orange taggsvamp (NT), spillkråka (NT, §4), tretåig hackspett (NT, §4), vedtrappmossa (NT), björksplintborre (S), blodticka (S), bronshjon (S), dropptaggsvamp (S), fjällig taggsvamp s.str. (S), olivspindling (S), rödgul trumpetsvamp (S), svavelriska (S), thomsons trägnagare (S), vedticka (S), vågbandad barkbock (S), tjäder (§4) och revlummer (§9). Av dessa är 8 rödlistade. För rödlistade arter har rödlistekategorin angivits inom parentes. Arter som är signalarter enligt Skogsstyrelsen har markerats med (S). För fridlysta arter anges även paragrafen i Artskyddsförordningen som arten är fridlyst enligt.</w:t>
+        <w:t>I och inom 23 meter från avverkningsanmälan har följande 25 naturvårdsarter hittats: bitter taggsvamp (EN), knärot (VU, T, §8), ostticka (VU, T), dropptaggsvamp (NT, T), fjällig taggsvamp s.str. (NT), kortskaftad ärgspik (NT), orange taggsvamp (NT, T), tretåig hackspett (NT, T, §4), vedtrappmossa (NT, T), björksplintborre (S), blodticka (S, T), bronshjon (S, T), olivspindling (S), rödgul trumpetsvamp (S), smal svampklubba (S), strimspindling (S), svavelriska (S), thomsons trägnagare (S), vedticka (S, T), vågbandad barkbock (S), blåsippa (T, §9), kransmossa (T), spillkråka (T, §4), tjäder (T, §4) och revlummer (§9). Av dessa är 9 rödlistade. För rödlistade arter har rödlistekategorin angivits inom parentes. Arter som är signalarter enligt Skogsstyrelsen har markerats med (S). Typiska arter inom Natura 2000 som är kopplade till skogsekosystem har markerats med (T). För fridlysta arter anges även paragrafen i Artskyddsförordningen som arten är fridlyst enligt.</w:t>
       </w:r>
     </w:p>
     <w:p>
       <w:r>
-        <w:t>De påträffade naturvårdsarterna är ett tydligt kvitto på att detta rör sig om en skog med höga naturvärden. I Figur 1 visas en karta över det avverkningsanmälda området, där samtliga fyndplatser för naturvårdsarter som finns registrerade på Artportalen har markerats.</w:t>
+        <w:t>De påträffade naturvårdsarterna är ett tydligt kvitto på att det rör sig om en skog med höga naturvärden.</w:t>
+      </w:r>
+      <w:r>
+        <w:t xml:space="preserve"> I Figur 1 visas fyndplatser för naturvårdsarter i området, som finns registrerade på Artportalen.</w:t>
       </w:r>
     </w:p>
     <w:p>
@@ -206,7 +209,7 @@
       <w:r>
         <w:drawing>
           <wp:inline xmlns:a="http://schemas.openxmlformats.org/drawingml/2006/main" xmlns:pic="http://schemas.openxmlformats.org/drawingml/2006/picture">
-            <wp:extent cx="5486400" cy="4541496"/>
+            <wp:extent cx="5486400" cy="4416438"/>
             <wp:docPr id="1" name="Picture 1"/>
             <wp:cNvGraphicFramePr>
               <a:graphicFrameLocks noChangeAspect="1"/>
@@ -227,7 +230,7 @@
                   <pic:spPr>
                     <a:xfrm>
                       <a:off x="0" y="0"/>
-                      <a:ext cx="5486400" cy="4541496"/>
+                      <a:ext cx="5486400" cy="4416438"/>
                     </a:xfrm>
                     <a:prstGeom prst="rect"/>
                   </pic:spPr>
@@ -241,20 +244,37 @@
     <w:p>
       <w:pPr>
         <w:pStyle w:val="Caption"/>
+        <w:spacing w:after="240"/>
       </w:pPr>
       <w:r>
-        <w:t>Figur 1. Fyndplatser för naturvårdsarter i det avverkningsanmälda området (röd linje). Markörer utan svart kant är placerade på fyndplatsen. Markörer med svart kant är placerade vid sidan av fyndplatsen och har ett svart streck som visar fyndplatsens exakta position. Kartans mittpunktskoordinat är N 6712405, E 576487 i SWEREF 99 TM.</w:t>
+        <w:t>Figur 1. Fyndplatser för naturvårdsarter i och inom 23 meter från avverkningsanmälan (röd linje). Markörer utan svart kant är placerade på fyndplatsen. Markörer med svart kant är placerade vid sidan av fyndplatsen och har ett svart streck som visar fyndplatsens exakta position. Kartans mittpunktskoordinat är N 6712405, E 576487 i SWEREF 99 TM.</w:t>
       </w:r>
     </w:p>
     <w:p>
+      <w:pPr>
+        <w:pStyle w:val="Heading2"/>
+      </w:pPr>
+      <w:r>
+        <w:t>Fridlysta arter</w:t>
+      </w:r>
+    </w:p>
+    <w:p>
+      <w:r>
+        <w:t>Följande fridlysta arter har sina livsmiljöer och växtplatser i den avverkningsanmälda skogen: knärot (VU, T, §8), tretåig hackspett (NT, T, §4), blåsippa (T, §9), spillkråka (T, §4), tjäder (T, §4) och revlummer (§9).</w:t>
+      </w:r>
+    </w:p>
+    <w:p>
+      <w:r>
+        <w:t xml:space="preserve">Observera att medlemsländerna är skyldiga att agera i enlighet med EU:s fågeldirektiv där det uttryckligen står att direktivet gäller för fåglar samt för deras ägg, bon och </w:t>
+      </w:r>
       <w:r>
         <w:rPr>
           <w:b/>
         </w:rPr>
-        <w:t xml:space="preserve">Bitter taggsvamp (EN) </w:t>
-      </w:r>
-      <w:r>
-        <w:t>är en sällsynt och starkt hotad ”toppart” som bildar mykorrhiza med gran, möjligen även med tall, i äldre barrskogar med lång kontinuitet. Förekommer på kalkrik eller annan basiskt påverkad mark, främst i miljöer med hög luftfuktighet. Svampen har i friskt tillstånd en säregen doft av bittermandelolja och fruktköttet är mycket bittert i smaken. Arten hotas främst av avverkning och tål inte en slutavverkning utan kräver ett kontinuerligt äldre trädskikt med gran. Äldre barrskogar med basisk påverkan och lång kontinuitet, även små områden, har ett mycket högt skyddsvärde och bör i största möjliga utsträckning undantas från trakthyggesbruk. Slutavverkning, kraftig gallring och skogsmarksgödsling måste helt undvikas, liksom körning med tunga maskiner. Lokalerna bör skyddas formellt. Bitter taggsvamp ingår i ett åtgärdsprogram för hotade arter (ÅGP) och är placerad högst upp i Skogsstyrelsens värdepyramid för bedömning av skog med höga naturvärden (SLU Artdatabanken, 2026; Nitare &amp; Skogsstyrelsen, 2019; Nitare 2006).</w:t>
+        <w:t xml:space="preserve">livsmiljöer </w:t>
+      </w:r>
+      <w:r>
+        <w:t>(artikel 1). Vidare att de åtgärder som vidtas inte får leda till en försämring av den nuvarande situationen beträffande bevarandet av de fågelarter som avses i artikel 1 (artikel 13). Fågeldirektivet är styrande för tillsynsansvariga myndigheters ärendehantering, ställningstaganden och beslutsfattande.</w:t>
       </w:r>
     </w:p>
     <w:p>
@@ -262,10 +282,28 @@
         <w:rPr>
           <w:b/>
         </w:rPr>
-        <w:t xml:space="preserve">Björksplintborre </w:t>
-      </w:r>
-      <w:r>
-        <w:t>är en skalbagge vars larvutveckling sker i bark på nyligen döda björkar, både stående träd och vindfällen. En prydlig rad med runda ventilationshål i barken ovanför modergången är synnerligen karaktäristiskt. Arten är knuten till lövrika blandskogar med en hög andel gamla träd, och starkt gynnad av naturliga störningar som torka, översvämningar, brand och stormfällningar. Talrika gnagspår kan tyda på biotoper med höga naturvärden, exempelvis för ovanliga hackspettar och andra, mer sällsynta vedinsekter. Larverna är omtyckt hackspettsföda (SLU Artdatabanken, 2025).</w:t>
+        <w:t>Blåsippa (§9)</w:t>
+      </w:r>
+      <w:r>
+        <w:t xml:space="preserve"> är typisk art för </w:t>
+      </w:r>
+      <w:r>
+        <w:rPr>
+          <w:i/>
+        </w:rPr>
+        <w:t>9050 Näringsrik granskog, 9020 Nordlig ädellövskog</w:t>
+      </w:r>
+      <w:r>
+        <w:t xml:space="preserve"> och </w:t>
+      </w:r>
+      <w:r>
+        <w:rPr>
+          <w:i/>
+        </w:rPr>
+        <w:t>8240 Karsthällmarker</w:t>
+      </w:r>
+      <w:r>
+        <w:t xml:space="preserve"> (SLU Artdatabanken, 2025).</w:t>
       </w:r>
     </w:p>
     <w:p>
@@ -273,50 +311,10 @@
         <w:rPr>
           <w:b/>
         </w:rPr>
-        <w:t xml:space="preserve">Blodticka </w:t>
-      </w:r>
-      <w:r>
-        <w:t xml:space="preserve">är i norra Sverige främst knuten till grova granlågor i urskogsartad barrskog, men förekommer ibland även på klenare granar i anslutning till bäckar och sumpskogar. Den är en bra indikator på granskogar med höga naturvärden och oftast förekommer den tillsammans med ett stort antal ovanliga och rödlistade arter. I södra Sverige växer den framför allt på tall och har då ett lägre signalvärde. Blodticka är typisk art för </w:t>
-      </w:r>
-      <w:r>
-        <w:rPr>
-          <w:i/>
-        </w:rPr>
-        <w:t>9030 Landhöjningsskog</w:t>
-      </w:r>
-      <w:r>
-        <w:t xml:space="preserve"> (SLU Artdatabanken, 2025; Nitare &amp; Skogsstyrelsen, 2019).</w:t>
-      </w:r>
-    </w:p>
-    <w:p>
-      <w:r>
-        <w:rPr>
-          <w:b/>
-        </w:rPr>
-        <w:t>Bronshjon</w:t>
-      </w:r>
-      <w:r>
-        <w:t xml:space="preserve"> är en skalbagge vars larvutveckling sker under grov bark på stammar av döda eller döende barrträd, främst gran, i mindre omfattning tall. Arten är knuten till äldre, naturskogslik granskog med inslag av torkande träd. Bronshjon är typisk art för </w:t>
-      </w:r>
-      <w:r>
-        <w:rPr>
-          <w:i/>
-        </w:rPr>
-        <w:t>9010 Taiga</w:t>
-      </w:r>
-      <w:r>
-        <w:t xml:space="preserve"> (SLU Artdatabanken, 2025).</w:t>
-      </w:r>
-    </w:p>
-    <w:p>
-      <w:r>
-        <w:rPr>
-          <w:b/>
-        </w:rPr>
-        <w:t>Dropptaggsvamp (NT)</w:t>
-      </w:r>
-      <w:r>
-        <w:t xml:space="preserve"> bildar mykorrhiza med tall, främst i barrskog med trädkontinuitet, i magra, torra och ljusöppna lavtallskogar och i barrblandskogar med friskmossor och lingon i fältskiktet. Den totala populationen i landet har minskat och bedöms fortsätta minska till följd av slutavverkningar av tallskog. Det är högst oklart om arten långsiktigt kan etablera och reproducera sig i skogsbestånd som brukas med trakthyggesmetoder, markberedning, gödsling eller föryngring med förädlat plantmaterial. Uppfyller kriterierna för att bli rödlistad på grund av ny kunskap som visar att en större andel av populationen än tidigare bedömt är knuten till kontinuitetsbarrskog. Minskningstakten för den svenska populationen bedöms vara nära gränsvärdet för Sårbar (VU). Dropptaggsvamp är typisk art för </w:t>
+        <w:t>Knärot (VU, §8)</w:t>
+      </w:r>
+      <w:r>
+        <w:t xml:space="preserve"> är typisk art för </w:t>
       </w:r>
       <w:r>
         <w:rPr>
@@ -325,197 +323,6 @@
         <w:t xml:space="preserve">9010 Taiga </w:t>
       </w:r>
       <w:r>
-        <w:t>(SLU Artdatabanken, 2026).</w:t>
-      </w:r>
-    </w:p>
-    <w:p>
-      <w:r>
-        <w:rPr>
-          <w:b/>
-        </w:rPr>
-        <w:t>Fjällig taggsvamp s.str. (NT)</w:t>
-      </w:r>
-      <w:r>
-        <w:t xml:space="preserve"> bildar mykorrhiza med gran i granskog och barrblandskog, främst på frisk näringsrik mark i äldre skog med lång trädkontinuitet. Den totala populationen i landet har minskat och bedöms fortsätta minska till följd av avverkning av äldre barrskogar. Minskningstakten för den svenska populationen bedöms vara nära gränsvärdet för sårbar (VU) (SLU Artdatabanken, 2026).</w:t>
-      </w:r>
-    </w:p>
-    <w:p>
-      <w:r>
-        <w:rPr>
-          <w:b/>
-        </w:rPr>
-        <w:t>Kortskaftad ärgspik (NT)</w:t>
-      </w:r>
-      <w:r>
-        <w:t xml:space="preserve"> förekommer i barrträdsdominerade skogar och växer nästan uteslutande på tallved. Den föredrar gamla högstubbar i fuktig och halvöppen miljö, t.ex. i myrkanter, sumpskog och brandpräglad skog. Arten indikerar kontinuerlig tillgång till gamla högstubbar i kombination med hög och jämn luftfuktighet. Skogsbruk på lokaler med kortskaftad ärgspik utgör ett hot. På lång sikt bildas färre lämpliga substrat än vad som försvinner. Avverkning av barrträdsdominerade bestånd av naturskogskaraktär utgör ett långsiktigt hot. Naturskogsartade bestånd med riklig förekomst av gamla och grova tallhögstubbar bör undantas från skogsbruk (SLU Artdatabanken, 2024).</w:t>
-      </w:r>
-    </w:p>
-    <w:p>
-      <w:r>
-        <w:rPr>
-          <w:b/>
-        </w:rPr>
-        <w:t>Olivspindling</w:t>
-      </w:r>
-      <w:r>
-        <w:t xml:space="preserve"> växer uteslutande på näringsrik och kalkhaltig skogsmark där den huvudsakligen bildar mykorrhiza med gran och tall. Svampen är en typisk representant för kalkgranskogens särpräglade och rika svampflora. Kalavverkning är ett hot mot arten, eftersom den sannolikt kräver lång kontinuitet av äldre träd. Populationerna i landet bedöms därför minska beroende på slutavverkning av äldre barrskog på kalkhaltig mark (SLU Artdatabanken, 2024; Nitare &amp; Skogsstyrelsen, 2019).</w:t>
-      </w:r>
-    </w:p>
-    <w:p>
-      <w:r>
-        <w:rPr>
-          <w:b/>
-        </w:rPr>
-        <w:t xml:space="preserve">Orange taggsvamp (NT) </w:t>
-      </w:r>
-      <w:r>
-        <w:t xml:space="preserve">bildar mykorrhiza med både gran och tall och den förekommer främst i äldre barrskogar med kontinuitetsskogskaraktär. Mest frekvent är den i äldre mossrik granskog, men då bara i skogar inom granens naturliga utbredningsområde och i bestånd med långvarig grankontinuitet. Den totala populationen i landet bedöms ha minskat kraftigt och fortsatt kommer att minska då arten är knuten till en produktiv skogsmiljö som successivt avverkas. Arten hotas främst av skogsavverkning och tycks försvinna efter slutavverkning, markberedning och plantering och det är inte känt att arten har återkommit i anlagd skog på tidigare kalmark. Orange taggsvamp är typisk art för </w:t>
-      </w:r>
-      <w:r>
-        <w:rPr>
-          <w:i/>
-        </w:rPr>
-        <w:t>9010 Taiga</w:t>
-      </w:r>
-      <w:r>
-        <w:t xml:space="preserve"> (SLU Artdatabanken, 2024).</w:t>
-      </w:r>
-    </w:p>
-    <w:p>
-      <w:r>
-        <w:rPr>
-          <w:b/>
-        </w:rPr>
-        <w:t xml:space="preserve">Ostticka (VU) </w:t>
-      </w:r>
-      <w:r>
-        <w:t xml:space="preserve">växer huvudsakligen på grova granlågor i urskogsartad barrskog. Växtplatserna ligger vanligtvis i brandrefugiala områden med relativt hög luftfuktighet där skogen under lång tid haft en intern beståndsdynamik med successivt avdöende träd. Alla skogsskötselåtgärder på eller i omedelbar närhet av lokalerna inverkar negativt på artens fortlevnad. Ostticka är typisk art för </w:t>
-      </w:r>
-      <w:r>
-        <w:rPr>
-          <w:i/>
-        </w:rPr>
-        <w:t xml:space="preserve">9010 Taiga </w:t>
-      </w:r>
-      <w:r>
-        <w:t xml:space="preserve">och </w:t>
-      </w:r>
-      <w:r>
-        <w:rPr>
-          <w:i/>
-        </w:rPr>
-        <w:t>9030 Landhöjningsskog</w:t>
-      </w:r>
-      <w:r>
-        <w:t xml:space="preserve"> (SLU Artdatabanken, 2024; Nitare &amp; Skogsstyrelsen, 2019).</w:t>
-      </w:r>
-    </w:p>
-    <w:p>
-      <w:r>
-        <w:rPr>
-          <w:b/>
-        </w:rPr>
-        <w:t xml:space="preserve">Rödgul trumpetsvamp </w:t>
-      </w:r>
-      <w:r>
-        <w:t>signalerar kalkrika barrsumpskogar eller avgränsade små mineralrika ytor i barrskogslandskapet, vilka normalt har höga naturvärden. I urbergsbygder är den en bra signalart på känsliga skogsbiotoper (Nitare &amp; Skogsstyrelsen, 2019).</w:t>
-      </w:r>
-    </w:p>
-    <w:p>
-      <w:r>
-        <w:rPr>
-          <w:b/>
-        </w:rPr>
-        <w:t xml:space="preserve">Vedticka </w:t>
-      </w:r>
-      <w:r>
-        <w:t xml:space="preserve">är en bra signalart söder om den naturliga norrlandsgränsen. Den är huvudsakligen knuten till äldre barrskogar där det föreligger långvarig kontinuitet av död barrved. Vedticka är typisk art för </w:t>
-      </w:r>
-      <w:r>
-        <w:rPr>
-          <w:i/>
-        </w:rPr>
-        <w:t xml:space="preserve">9010 Taiga </w:t>
-      </w:r>
-      <w:r>
-        <w:t>(Nitare &amp; Skogsstyrelsen, 2019; SLU Artdatabanken, 2025).</w:t>
-      </w:r>
-    </w:p>
-    <w:p>
-      <w:r>
-        <w:rPr>
-          <w:b/>
-        </w:rPr>
-        <w:t xml:space="preserve">Vedtrappmossa (NT) </w:t>
-      </w:r>
-      <w:r>
-        <w:t xml:space="preserve">växer på död ved, främst i gammal granskog. Den förekommer knappast alls i fjällnära barrskogar utan finns i skogslandskapet nedom fjällen och framför allt i landets södra delar är den en mycket bra signalart för barrnaturskog med höga naturvärden. Skogsavverkning och brist på grov död ved i skogen är de allvarligaste hoten och den överlever inte kalhyggesbruk. Lokaler med sluten granskog, tillräckligt stora för att säkerställa ett kontinuerligt tillskott på grova lågor, bör undantas från storskaligt skogsbruk. Vedtrappmossa är typisk art för </w:t>
-      </w:r>
-      <w:r>
-        <w:rPr>
-          <w:i/>
-        </w:rPr>
-        <w:t>9010 Taiga</w:t>
-      </w:r>
-      <w:r>
-        <w:t xml:space="preserve"> (SLU Artdatabanken, 2024).</w:t>
-      </w:r>
-    </w:p>
-    <w:p>
-      <w:r>
-        <w:rPr>
-          <w:b/>
-        </w:rPr>
-        <w:t xml:space="preserve">Vågbandad barkbock </w:t>
-      </w:r>
-      <w:r>
-        <w:t>är en långhorning vars larvutveckling sker under bark på nyligen döda stående barrträd, främst gran, mer undantagsvis på tall. Främst i stående träd, särskilt gamla, långsamvuxna granar med grov bark, även i grövre grenar, stubbar eller vindfällen. Arten är starkt knuten till naturskogsliknande granskogar, och gynnas av extrema torrsomrar som försvagar träden. Arten påverkas negativt av brist på kontinuitetsskog och en minskning av populationen pågår eller förväntas ske (SLU Artdatabanken, 2025).</w:t>
-      </w:r>
-    </w:p>
-    <w:p>
-      <w:pPr>
-        <w:pStyle w:val="Heading1"/>
-      </w:pPr>
-      <w:r>
-        <w:t>Fridlysta arter</w:t>
-      </w:r>
-    </w:p>
-    <w:p>
-      <w:r>
-        <w:t>Följande fridlysta arter har sina livsmiljöer och växtplatser i den avverkningsanmälda skogen: knärot (VU, §8), spillkråka (NT, §4), tretåig hackspett (NT, §4), tjäder (§4) och revlummer (§9).</w:t>
-      </w:r>
-    </w:p>
-    <w:p>
-      <w:r>
-        <w:t xml:space="preserve">Observera att medlemsländerna är skyldiga att agera i enlighet med EU:s fågeldirektiv där det uttryckligen står att direktivet gäller för fåglar samt för deras ägg, bon och </w:t>
-      </w:r>
-      <w:r>
-        <w:rPr>
-          <w:b/>
-        </w:rPr>
-        <w:t xml:space="preserve">livsmiljöer </w:t>
-      </w:r>
-      <w:r>
-        <w:t>(artikel 1). Vidare att de åtgärder som vidtas inte får leda till en försämring av den nuvarande situationen beträffande bevarandet av de fågelarter som avses i artikel 1 (artikel 13). Fågeldirektivet är styrande för tillsynsansvariga myndigheters ärendehantering, ställningstaganden och beslutsfattande.</w:t>
-      </w:r>
-    </w:p>
-    <w:p>
-      <w:r>
-        <w:rPr>
-          <w:b/>
-        </w:rPr>
-        <w:t>Knärot (VU, §8)</w:t>
-      </w:r>
-      <w:r>
-        <w:t xml:space="preserve"> är typisk art för </w:t>
-      </w:r>
-      <w:r>
-        <w:rPr>
-          <w:i/>
-        </w:rPr>
-        <w:t xml:space="preserve">9010 Taiga </w:t>
-      </w:r>
-      <w:r>
         <w:t>och</w:t>
       </w:r>
       <w:r>
@@ -525,7 +332,7 @@
         <w:t xml:space="preserve"> 9050 Näringsrik granskog</w:t>
       </w:r>
       <w:r>
-        <w:t xml:space="preserve">, rödlistad som sårbar och fridlyst enligt 8§ artskyddsförordningen. En nyligen genomförd analys av 79 floraväktarlokaler indikerar att det behövs någonstans mellan 100 och 150 meters skyddszon för att en knärotspopulation inte ska dö ut på lång sikt (Sebestyén &amp; Sundberg, 2025). Detta ligger väl i linje med tidigare genomförda studier som visar att det krävs väl tilltagna buffertzoner för att knäroten inte ska ta skada av skogsbruksåtgärder i intilliggande skog (Johnson, 2014; Koelmeijer m.fl., 2022; Skogsstyrelsen, 2022). Arten är även känslig för gallring vilket framgår av Skogsstyrelsens egen vägledning för hänsyn till knärot (Skogsstyrelsen, 2022). För rika förekomster av knärot är reservatsbildning eller biotopskydd lämpliga åtgärder för att skydda den. På knärot kan den sällsynta rostsvampen </w:t>
+        <w:t xml:space="preserve">, rödlistad som sårbar och fridlyst enligt 8§ artskyddsförordningen. En nyligen genomförd analys av 79 floraväktarlokaler indikerar att det behövs någonstans mellan 100 och 150 meters skyddszon för att en knärotspopulation inte ska dö ut på lång sikt (Sebestyén &amp; Sundberg, 2025). Detta ligger väl i linje med tidigare genomförda studier som visar att det krävs väl tilltagna buffertzoner för att knäroten inte ska ta skada av skogsbruksåtgärder i intilliggande skog (Johnson, 2014; Koelmeijer m.fl., 2022; Skogsstyrelsen, 2022). Arten är även känslig för gallring vilket framgår av Skogsstyrelsens egen vägledning för hänsyn till knärot (Skogsstyrelsen, 2022). Ytterligare en studie visar på den starka korrelationen mellan minskande arealer kontinuitetsskog och lokal utdöenderisk. Knäroten uppvisade en mycket låg koloniseringsgrad (0,7 % över 10 år) i kombination med hög lokal utrotningsrisk (75,2 %), där utrotningssannolikheten ökade kraftigt när arealen kontinuitetsskog minskade mellan undersökningar, t.ex. på grund av kalhyggesbruk (Johansson et al., 2026). För rika förekomster av knärot är reservatsbildning eller biotopskydd lämpliga åtgärder för att skydda den. På knärot kan den sällsynta rostsvampen </w:t>
       </w:r>
       <w:r>
         <w:rPr>
@@ -548,7 +355,7 @@
     </w:p>
     <w:p>
       <w:r>
-        <w:t>I det avverkningsanmälda området finns 5 fyndplatser för knärot registrerade på Artportalen. Figur 2 visar gränserna för buffertzoner på 50 m, som behöver lämnas kring fyndplatserna för att knärotslokalerna inte ska försvinna vid en avverkning. Av det avverkningsanmälda området överlappar 2.44 ha med buffertzonerna och får av detta skäl inte avverkas.</w:t>
+        <w:t>I det avverkningsanmälda området finns 5 fyndplatser för knärot registrerade på Artportalen. Figur 2 visar gränserna för buffertzoner på 50 m, som behöver lämnas kring fyndplatserna för att knärotslokalerna inte ska försvinna vid en avverkning. Av det avverkningsanmälda området överlappar 2.45 ha med buffertzonerna och får av detta skäl inte avverkas.</w:t>
       </w:r>
     </w:p>
     <w:p>
@@ -558,7 +365,7 @@
       <w:r>
         <w:drawing>
           <wp:inline xmlns:a="http://schemas.openxmlformats.org/drawingml/2006/main" xmlns:pic="http://schemas.openxmlformats.org/drawingml/2006/picture">
-            <wp:extent cx="5486400" cy="5587644"/>
+            <wp:extent cx="5486400" cy="5588178"/>
             <wp:docPr id="2" name="Picture 2"/>
             <wp:cNvGraphicFramePr>
               <a:graphicFrameLocks noChangeAspect="1"/>
@@ -579,7 +386,7 @@
                   <pic:spPr>
                     <a:xfrm>
                       <a:off x="0" y="0"/>
-                      <a:ext cx="5486400" cy="5587644"/>
+                      <a:ext cx="5486400" cy="5588178"/>
                     </a:xfrm>
                     <a:prstGeom prst="rect"/>
                   </pic:spPr>
@@ -593,15 +400,11 @@
     <w:p>
       <w:pPr>
         <w:pStyle w:val="Caption"/>
+        <w:spacing w:after="240"/>
       </w:pPr>
       <w:r>
         <w:t>Figur 2. Fyndplatser och buffertzoner för knärot i det avverkningsanmälda området. Endast fyndplatser vars buffertzoner överlappar med det avverkningsanmälda området har tagits med i visualiseringen. Kartans mittpunktskoordinat är N 6712405, E 576487 i SWEREF 99 TM.</w:t>
       </w:r>
-    </w:p>
-    <w:p>
-      <w:pPr>
-        <w:pStyle w:val="Caption"/>
-      </w:pPr>
     </w:p>
     <w:p>
       <w:r>
@@ -693,6 +496,269 @@
     <w:p>
       <w:r>
         <w:t>I BILAGA 1 finns mer detaljerad information om ekologi samt krav på livsmiljö hos fridlysta arter.</w:t>
+      </w:r>
+    </w:p>
+    <w:p>
+      <w:pPr>
+        <w:pStyle w:val="Heading2"/>
+      </w:pPr>
+      <w:r>
+        <w:t>Övriga naturvårdsarter</w:t>
+      </w:r>
+    </w:p>
+    <w:p>
+      <w:r>
+        <w:rPr>
+          <w:b/>
+        </w:rPr>
+        <w:t xml:space="preserve">Bitter taggsvamp (EN) </w:t>
+      </w:r>
+      <w:r>
+        <w:t>är en sällsynt och starkt hotad ”toppart” som bildar mykorrhiza med gran, möjligen även med tall, i äldre barrskogar med lång kontinuitet. Förekommer på kalkrik eller annan basiskt påverkad mark, främst i miljöer med hög luftfuktighet. Svampen har i friskt tillstånd en säregen doft av bittermandelolja och fruktköttet är mycket bittert i smaken. Arten hotas främst av avverkning och tål inte en slutavverkning utan kräver ett kontinuerligt äldre trädskikt med gran. Äldre barrskogar med basisk påverkan och lång kontinuitet, även små områden, har ett mycket högt skyddsvärde och bör i största möjliga utsträckning undantas från trakthyggesbruk. Slutavverkning, kraftig gallring och skogsmarksgödsling måste helt undvikas, liksom körning med tunga maskiner. Lokalerna bör skyddas formellt. Bitter taggsvamp ingår i ett åtgärdsprogram för hotade arter (ÅGP) och är placerad högst upp i Skogsstyrelsens värdepyramid för bedömning av skog med höga naturvärden (SLU Artdatabanken, 2026; Nitare &amp; Skogsstyrelsen, 2019; Nitare 2006).</w:t>
+      </w:r>
+    </w:p>
+    <w:p>
+      <w:r>
+        <w:rPr>
+          <w:b/>
+        </w:rPr>
+        <w:t xml:space="preserve">Björksplintborre </w:t>
+      </w:r>
+      <w:r>
+        <w:t>är en skalbagge vars larvutveckling sker i bark på nyligen döda björkar, både stående träd och vindfällen. En prydlig rad med runda ventilationshål i barken ovanför modergången är synnerligen karaktäristiskt. Arten är knuten till lövrika blandskogar med en hög andel gamla träd, och starkt gynnad av naturliga störningar som torka, översvämningar, brand och stormfällningar. Talrika gnagspår kan tyda på biotoper med höga naturvärden, exempelvis för ovanliga hackspettar och andra, mer sällsynta vedinsekter. Larverna är omtyckt hackspettsföda (SLU Artdatabanken, 2025).</w:t>
+      </w:r>
+    </w:p>
+    <w:p>
+      <w:r>
+        <w:rPr>
+          <w:b/>
+        </w:rPr>
+        <w:t xml:space="preserve">Blodticka </w:t>
+      </w:r>
+      <w:r>
+        <w:t xml:space="preserve">är i norra Sverige främst knuten till grova granlågor i urskogsartad barrskog, men förekommer ibland även på klenare granar i anslutning till bäckar och sumpskogar. Den är en bra indikator på granskogar med höga naturvärden och oftast förekommer den tillsammans med ett stort antal ovanliga och rödlistade arter. I södra Sverige växer den framför allt på tall och har då ett lägre signalvärde. Blodticka är typisk art för </w:t>
+      </w:r>
+      <w:r>
+        <w:rPr>
+          <w:i/>
+        </w:rPr>
+        <w:t>9030 Landhöjningsskog</w:t>
+      </w:r>
+      <w:r>
+        <w:t xml:space="preserve"> (SLU Artdatabanken, 2025; Nitare &amp; Skogsstyrelsen, 2019).</w:t>
+      </w:r>
+    </w:p>
+    <w:p>
+      <w:r>
+        <w:rPr>
+          <w:b/>
+        </w:rPr>
+        <w:t>Bronshjon</w:t>
+      </w:r>
+      <w:r>
+        <w:t xml:space="preserve"> är en skalbagge vars larvutveckling sker under grov bark på stammar av döda eller döende barrträd, främst gran, i mindre omfattning tall. Arten är knuten till äldre, naturskogslik granskog med inslag av torkande träd. Bronshjon är typisk art för </w:t>
+      </w:r>
+      <w:r>
+        <w:rPr>
+          <w:i/>
+        </w:rPr>
+        <w:t>9010 Taiga</w:t>
+      </w:r>
+      <w:r>
+        <w:t xml:space="preserve"> (SLU Artdatabanken, 2025).</w:t>
+      </w:r>
+    </w:p>
+    <w:p>
+      <w:r>
+        <w:rPr>
+          <w:b/>
+        </w:rPr>
+        <w:t>Dropptaggsvamp (NT)</w:t>
+      </w:r>
+      <w:r>
+        <w:t xml:space="preserve"> bildar mykorrhiza med tall, främst i barrskog med trädkontinuitet, i magra, torra och ljusöppna lavtallskogar och i barrblandskogar med friskmossor och lingon i fältskiktet. Den totala populationen i landet har minskat och bedöms fortsätta minska till följd av slutavverkningar av tallskog. Det är högst oklart om arten långsiktigt kan etablera och reproducera sig i skogsbestånd som brukas med trakthyggesmetoder, markberedning, gödsling eller föryngring med förädlat plantmaterial. Uppfyller kriterierna för att bli rödlistad på grund av ny kunskap som visar att en större andel av populationen än tidigare bedömt är knuten till kontinuitetsbarrskog. Minskningstakten för den svenska populationen bedöms vara nära gränsvärdet för Sårbar (VU). Dropptaggsvamp är typisk art för </w:t>
+      </w:r>
+      <w:r>
+        <w:rPr>
+          <w:i/>
+        </w:rPr>
+        <w:t xml:space="preserve">9010 Taiga </w:t>
+      </w:r>
+      <w:r>
+        <w:t>(SLU Artdatabanken, 2026).</w:t>
+      </w:r>
+    </w:p>
+    <w:p>
+      <w:r>
+        <w:rPr>
+          <w:b/>
+        </w:rPr>
+        <w:t>Fjällig taggsvamp s.str. (NT)</w:t>
+      </w:r>
+      <w:r>
+        <w:t xml:space="preserve"> bildar mykorrhiza med gran i granskog och barrblandskog, främst på frisk näringsrik mark i äldre skog med lång trädkontinuitet. Den totala populationen i landet har minskat och bedöms fortsätta minska till följd av avverkning av äldre barrskogar. Minskningstakten för den svenska populationen bedöms vara nära gränsvärdet för sårbar (VU) (SLU Artdatabanken, 2026).</w:t>
+      </w:r>
+    </w:p>
+    <w:p>
+      <w:r>
+        <w:rPr>
+          <w:b/>
+        </w:rPr>
+        <w:t>Kortskaftad ärgspik (NT)</w:t>
+      </w:r>
+      <w:r>
+        <w:t xml:space="preserve"> förekommer i barrträdsdominerade skogar och växer nästan uteslutande på tallved. Den föredrar gamla högstubbar i fuktig och halvöppen miljö, t.ex. i myrkanter, sumpskog och brandpräglad skog. Arten indikerar kontinuerlig tillgång till gamla högstubbar i kombination med hög och jämn luftfuktighet. Skogsbruk på lokaler med kortskaftad ärgspik utgör ett hot. På lång sikt bildas färre lämpliga substrat än vad som försvinner. Avverkning av barrträdsdominerade bestånd av naturskogskaraktär utgör ett långsiktigt hot. Naturskogsartade bestånd med riklig förekomst av gamla och grova tallhögstubbar bör undantas från skogsbruk (SLU Artdatabanken, 2024).</w:t>
+      </w:r>
+    </w:p>
+    <w:p>
+      <w:r>
+        <w:rPr>
+          <w:b/>
+        </w:rPr>
+        <w:t>Kransmossa</w:t>
+      </w:r>
+      <w:r>
+        <w:t xml:space="preserve"> är typisk art för </w:t>
+      </w:r>
+      <w:r>
+        <w:rPr>
+          <w:i/>
+        </w:rPr>
+        <w:t xml:space="preserve">9050 Näringsrik granskog </w:t>
+      </w:r>
+      <w:r>
+        <w:t xml:space="preserve">och </w:t>
+      </w:r>
+      <w:r>
+        <w:rPr>
+          <w:i/>
+        </w:rPr>
+        <w:t xml:space="preserve">6170 Alpina kalkgräsmarker </w:t>
+      </w:r>
+      <w:r>
+        <w:t>(SLU Artdatabanken, 2025).</w:t>
+      </w:r>
+    </w:p>
+    <w:p>
+      <w:r>
+        <w:rPr>
+          <w:b/>
+        </w:rPr>
+        <w:t>Olivspindling</w:t>
+      </w:r>
+      <w:r>
+        <w:t xml:space="preserve"> växer uteslutande på näringsrik och kalkhaltig skogsmark där den huvudsakligen bildar mykorrhiza med gran och tall. Svampen är en typisk representant för kalkgranskogens särpräglade och rika svampflora. Kalavverkning är ett hot mot arten, eftersom den sannolikt kräver lång kontinuitet av äldre träd. Populationerna i landet bedöms därför minska beroende på slutavverkning av äldre barrskog på kalkhaltig mark (SLU Artdatabanken, 2024; Nitare &amp; Skogsstyrelsen, 2019).</w:t>
+      </w:r>
+    </w:p>
+    <w:p>
+      <w:r>
+        <w:rPr>
+          <w:b/>
+        </w:rPr>
+        <w:t xml:space="preserve">Orange taggsvamp (NT) </w:t>
+      </w:r>
+      <w:r>
+        <w:t xml:space="preserve">bildar mykorrhiza med både gran och tall och den förekommer främst i äldre barrskogar med kontinuitetsskogskaraktär. Mest frekvent är den i äldre mossrik granskog, men då bara i skogar inom granens naturliga utbredningsområde och i bestånd med långvarig grankontinuitet. Den totala populationen i landet bedöms ha minskat kraftigt och fortsatt kommer att minska då arten är knuten till en produktiv skogsmiljö som successivt avverkas. Arten hotas främst av skogsavverkning och tycks försvinna efter slutavverkning, markberedning och plantering och det är inte känt att arten har återkommit i anlagd skog på tidigare kalmark. Orange taggsvamp är typisk art för </w:t>
+      </w:r>
+      <w:r>
+        <w:rPr>
+          <w:i/>
+        </w:rPr>
+        <w:t>9010 Taiga</w:t>
+      </w:r>
+      <w:r>
+        <w:t xml:space="preserve"> (SLU Artdatabanken, 2024).</w:t>
+      </w:r>
+    </w:p>
+    <w:p>
+      <w:r>
+        <w:rPr>
+          <w:b/>
+        </w:rPr>
+        <w:t xml:space="preserve">Ostticka (VU) </w:t>
+      </w:r>
+      <w:r>
+        <w:t xml:space="preserve">växer huvudsakligen på grova granlågor i urskogsartad barrskog. Växtplatserna ligger vanligtvis i brandrefugiala områden med relativt hög luftfuktighet där skogen under lång tid haft en intern beståndsdynamik med successivt avdöende träd. Alla skogsskötselåtgärder på eller i omedelbar närhet av lokalerna inverkar negativt på artens fortlevnad. Ostticka är typisk art för </w:t>
+      </w:r>
+      <w:r>
+        <w:rPr>
+          <w:i/>
+        </w:rPr>
+        <w:t xml:space="preserve">9010 Taiga </w:t>
+      </w:r>
+      <w:r>
+        <w:t xml:space="preserve">och </w:t>
+      </w:r>
+      <w:r>
+        <w:rPr>
+          <w:i/>
+        </w:rPr>
+        <w:t>9030 Landhöjningsskog</w:t>
+      </w:r>
+      <w:r>
+        <w:t xml:space="preserve"> (SLU Artdatabanken, 2024; Nitare &amp; Skogsstyrelsen, 2019).</w:t>
+      </w:r>
+    </w:p>
+    <w:p>
+      <w:r>
+        <w:rPr>
+          <w:b/>
+        </w:rPr>
+        <w:t xml:space="preserve">Rödgul trumpetsvamp </w:t>
+      </w:r>
+      <w:r>
+        <w:t>signalerar kalkrika barrsumpskogar eller avgränsade små mineralrika ytor i barrskogslandskapet, vilka normalt har höga naturvärden. I urbergsbygder är den en bra signalart på känsliga skogsbiotoper (Nitare &amp; Skogsstyrelsen, 2019).</w:t>
+      </w:r>
+    </w:p>
+    <w:p>
+      <w:r>
+        <w:rPr>
+          <w:b/>
+        </w:rPr>
+        <w:t xml:space="preserve">Vedticka </w:t>
+      </w:r>
+      <w:r>
+        <w:t xml:space="preserve">är en bra signalart söder om den naturliga norrlandsgränsen. Den är huvudsakligen knuten till äldre barrskogar där det föreligger långvarig kontinuitet av död barrved. Vedticka är typisk art för </w:t>
+      </w:r>
+      <w:r>
+        <w:rPr>
+          <w:i/>
+        </w:rPr>
+        <w:t xml:space="preserve">9010 Taiga </w:t>
+      </w:r>
+      <w:r>
+        <w:t>(Nitare &amp; Skogsstyrelsen, 2019; SLU Artdatabanken, 2025).</w:t>
+      </w:r>
+    </w:p>
+    <w:p>
+      <w:r>
+        <w:rPr>
+          <w:b/>
+        </w:rPr>
+        <w:t xml:space="preserve">Vedtrappmossa (NT) </w:t>
+      </w:r>
+      <w:r>
+        <w:t xml:space="preserve">växer på död ved, främst i gammal granskog. Den förekommer knappast alls i fjällnära barrskogar utan finns i skogslandskapet nedom fjällen och framför allt i landets södra delar är den en mycket bra signalart för barrnaturskog med höga naturvärden. Skogsavverkning och brist på grov död ved i skogen är de allvarligaste hoten och den överlever inte kalhyggesbruk. Lokaler med sluten granskog, tillräckligt stora för att säkerställa ett kontinuerligt tillskott på grova lågor, bör undantas från storskaligt skogsbruk. Vedtrappmossa är typisk art för </w:t>
+      </w:r>
+      <w:r>
+        <w:rPr>
+          <w:i/>
+        </w:rPr>
+        <w:t>9010 Taiga</w:t>
+      </w:r>
+      <w:r>
+        <w:t xml:space="preserve"> (SLU Artdatabanken, 2024).</w:t>
+      </w:r>
+    </w:p>
+    <w:p>
+      <w:r>
+        <w:rPr>
+          <w:b/>
+        </w:rPr>
+        <w:t xml:space="preserve">Vågbandad barkbock </w:t>
+      </w:r>
+      <w:r>
+        <w:t>är en långhorning vars larvutveckling sker under bark på nyligen döda stående barrträd, främst gran, mer undantagsvis på tall. Främst i stående träd, särskilt gamla, långsamvuxna granar med grov bark, även i grövre grenar, stubbar eller vindfällen. Arten är starkt knuten till naturskogsliknande granskogar, och gynnas av extrema torrsomrar som försvagar träden. Arten påverkas negativt av brist på kontinuitetsskog och en minskning av populationen pågår eller förväntas ske (SLU Artdatabanken, 2025).</w:t>
       </w:r>
     </w:p>
     <w:p>
@@ -780,10 +846,18 @@
         <w:rPr>
           <w:b/>
         </w:rPr>
-        <w:t xml:space="preserve">6.4.3 </w:t>
-      </w:r>
-      <w:r>
-        <w:t>Bevarandeåtgärder genomförs för de kända förekomster av rödlistade arter som påverkas av skogsbruk.</w:t>
+        <w:t xml:space="preserve">6.4.1 </w:t>
+      </w:r>
+      <w:r>
+        <w:t>Följande biotoper undantas från alla skogsbruksåtgärder, förutom åtgärder påkallade för att bevara eller främja biotopens naturliga eller hävdbetingade biologiska mångfald:</w:t>
+      </w:r>
+    </w:p>
+    <w:p>
+      <w:pPr>
+        <w:ind w:left="357"/>
+      </w:pPr>
+      <w:r>
+        <w:t>b) nyckelbiotoper enligt Skogsstyrelsens definition och metod (1995)</w:t>
       </w:r>
     </w:p>
     <w:p>
@@ -801,7 +875,36 @@
         <w:rPr>
           <w:i/>
         </w:rPr>
-        <w:t>I det avverkningsanmälda skogsområdet har 21 naturvårdsarter varav 8 rödlistade arter sina livsmiljöer och växtplatser.</w:t>
+        <w:t>I det avverkningsanmälda skogsområdet har 20 rödlistade arter och signalarter påträffats. Detta ska jämföras med Skogsstyrelsens uppföljning 2017 av nyckelbiotoper som visade att man i genomsnitt hittar 20,6 olika rödlistade arter och signalarter i en nyckelbiotop (Wijk, S. 2017. Biologisk mångfald i nyckelbiotoper – Resultat från inventeringen “Uppföljning biologisk mångfald” 2009–2015. Rapport 4/2017 Skogsstyrelsen, Jönköping).</w:t>
+      </w:r>
+    </w:p>
+    <w:p>
+      <w:r>
+        <w:rPr>
+          <w:b/>
+        </w:rPr>
+        <w:t xml:space="preserve">6.4.3 </w:t>
+      </w:r>
+      <w:r>
+        <w:t>Bevarandeåtgärder genomförs för de kända förekomster av rödlistade arter som påverkas av skogsbruk.</w:t>
+      </w:r>
+    </w:p>
+    <w:p>
+      <w:pPr>
+        <w:pStyle w:val="ListBullet"/>
+      </w:pPr>
+      <w:r>
+        <w:rPr>
+          <w:b/>
+          <w:i/>
+        </w:rPr>
+        <w:t xml:space="preserve">Kommentar: </w:t>
+      </w:r>
+      <w:r>
+        <w:rPr>
+          <w:i/>
+        </w:rPr>
+        <w:t>I det avverkningsanmälda skogsområdet har 25 naturvårdsarter varav 9 rödlistade arter sina livsmiljöer och växtplatser.</w:t>
       </w:r>
     </w:p>
     <w:p>
@@ -1034,7 +1137,7 @@
     </w:p>
     <w:p>
       <w:r>
-        <w:t>En analys av 79 floraväktarlokaler åren 1990–2015 vilka återbesökts under 2020–2024 visade på en tydlig negativ påverkan på knärotsförekomster från större hyggen i närområdet (inom 150–200 m) vilket indikerar att kanteffekter har en stor påverkan på populationerna. Resultaten bekräftar knärotens känslighet för kanteffekter och visar vikten av att skydda större skogsbestånd för att bevara arten. Om det blir höga andelar (&gt;30%) hyggen inom 200 meter från en knärotsförekomst så ökar risken för att en knärotspopulation dör ut och det verkar det behövas någonstans mellan 100 och 150 meters skyddszon för att bevara arten på lång sikt (Sebestyén &amp; Sundberg, 2025).</w:t>
+        <w:t>En analys av 79 floraväktarlokaler åren 1990–2015 vilka återbesökts under 2020–2024 visade på en tydlig negativ påverkan på knärotsförekomster från större hyggen i närområdet (inom 150–200 m) vilket indikerar att kanteffekter har en stor påverkan på populationerna. Resultaten bekräftar knärotens känslighet för kanteffekter och visar vikten av att skydda större skogsbestånd för att bevara arten. Om det blir höga andelar (&gt;30%) hyggen inom 200 meter från en knärotsförekomst så ökar risken för att en knärotspopulation dör ut och det verkar det behövas någonstans mellan 100 och 150 meters skyddszon för att bevara arten på lång sikt (Sebestyén &amp; Sundberg, 2025). Detta stöds även av en studie (Johansson et al, 2026) baserad på data från Riksskogstaxeringen som visar att knäroten minskat med 66 % under perioden 1993–2022 samt att det finns en stark korrelation mellan minskande arealer kontinuitetsskog och lokal utdöenderisk. Knäroten uppvisade en mycket låg koloniseringsgrad (0,7 % över 10 år) i kombination med hög lokal utrotningsrisk (75,2 %), där utrotningssannolikheten ökade kraftigt när arealen kontinuitetsskog minskade mellan undersökningar, t.ex. på grund av kalhyggesbruk (Johansson et al., 2026).</w:t>
       </w:r>
     </w:p>
     <w:p>
@@ -1079,7 +1182,7 @@
     </w:p>
     <w:p>
       <w:r>
-        <w:t>En nyligen publicerad vetenskaplig uppsats av Koelmeijer m.fl. (2022) inkluderar orkidén knärots skyddsbehov. I uppsatsen berörs problemet med uttorkning för växter, bl.a. för knärot, ett problem som blivit accentuerat på grund av den pågående klimatförändringen och torra somrar, t.ex. den exceptionellt torra sommaren 2018. I uppsatsen undersöks områden med tre olika avstånd från kalhyggeskant med avseende på skydd bl.a. för knärot. Det första området har avstånd upp till 20 m från hyggeskant (Strong edge effect), det andra 20–40 m från hyggeskant (Weak edge effect) och det tredje avser större avstånd från hyggeskant, där kanteffekten anses vara försumbar (Interior). Ett resultat var att man fann stor eller mycket stor uttorkningseffekt på känsliga och rödlistade skogsarter vid de kortare avstånden till hyggeskant, medan effekt av uttorkning inte konstaterades på större avstånd (Interior). För orkidén knärot fann man en rik förekomst (upp till 0,06 dm2/m2) på stort avstånd från hyggeskant (Interior), medan förekomsten var liten eller närmast försumbar i de områden som klassificerades som Weak edge effect respektive Strong edge effect. Arbetet påpekar att de allt oftare förekommande torra somrarna ger ytterligare skäl att utöka skyddsavståndet från hyggen till den fuktkrävande arten knärot (Koelmeijer m.fl., 2022).</w:t>
+        <w:t>Ytterligare en studie (Koelmeijer m.fl., 2022) inkluderar knärotens skyddsbehov. I uppsatsen berörs problemet med uttorkning för växter, bl.a. för knärot, ett problem som blivit accentuerat på grund av den pågående klimatförändringen och torra somrar, t.ex. den exceptionellt torra sommaren 2018. I uppsatsen undersöks områden med tre olika avstånd från kalhyggeskant med avseende på skydd bl.a. för knärot. Det första området har avstånd upp till 20 m från hyggeskant (Strong edge effect), det andra 20–40 m från hyggeskant (Weak edge effect) och det tredje avser större avstånd från hyggeskant, där kanteffekten anses vara försumbar (Interior). Ett resultat var att man fann stor eller mycket stor uttorkningseffekt på känsliga och rödlistade skogsarter vid de kortare avstånden till hyggeskant, medan effekt av uttorkning inte konstaterades på större avstånd (Interior). För orkidén knärot fann man en rik förekomst (upp till 0,06 dm2/m2) på stort avstånd från hyggeskant (Interior), medan förekomsten var liten eller närmast försumbar i de områden som klassificerades som Weak edge effect respektive Strong edge effect. Arbetet påpekar att de allt oftare förekommande torra somrarna ger ytterligare skäl att utöka skyddsavståndet från hyggen till den fuktkrävande arten knärot (Koelmeijer m.fl., 2022).</w:t>
       </w:r>
     </w:p>
     <w:p>
@@ -1111,7 +1214,7 @@
         <w:t xml:space="preserve">Short-term response of the herbaceous layer within leave patches after harvest. </w:t>
       </w:r>
       <w:r>
-        <w:t>Forest Ecology and Management 257, 1014–1025</w:t>
+        <w:t>Forest Ecology and Management 257, 1014–1025.</w:t>
       </w:r>
     </w:p>
     <w:p>
@@ -1125,7 +1228,30 @@
         <w:t xml:space="preserve">Level and pattern of overstory retention interact to shape long-term responses of understories to timber harvest. </w:t>
       </w:r>
       <w:r>
-        <w:t>Ecological Applications, 22, 2049–2064</w:t>
+        <w:t>Ecological Applications, 22, 2049–2064.</w:t>
+      </w:r>
+    </w:p>
+    <w:p>
+      <w:r>
+        <w:t>Johansson, V., Jansson, M. och Bergman, K-O</w:t>
+      </w:r>
+      <w:r>
+        <w:rPr>
+          <w:i/>
+        </w:rPr>
+        <w:t>.</w:t>
+      </w:r>
+      <w:r>
+        <w:t>, 2026.</w:t>
+      </w:r>
+      <w:r>
+        <w:rPr>
+          <w:i/>
+        </w:rPr>
+        <w:t xml:space="preserve"> A 30-year population decline of a threatened forest orchid associated with old growth forests</w:t>
+      </w:r>
+      <w:r>
+        <w:t>. Department of Physics, Chemistry and Biology (IFM), Linköping University.</w:t>
       </w:r>
     </w:p>
     <w:p>
@@ -1139,7 +1265,7 @@
         <w:t>Retention Forestry as a Conservation Measure for Boreal Forest Ground Vegetation</w:t>
       </w:r>
       <w:r>
-        <w:t>. Doktorsavhandling, SLU, Uppsala</w:t>
+        <w:t>. Doktorsavhandling, SLU, Uppsala.</w:t>
       </w:r>
     </w:p>
     <w:p>
@@ -1153,7 +1279,7 @@
         <w:t xml:space="preserve">Interactive effects of drought and edge exposure on old-growth forest understory species. </w:t>
       </w:r>
       <w:r>
-        <w:t>Landscape Ecology, 37, sid 1839–1853</w:t>
+        <w:t>Landscape Ecology, 37, sid 1839–1853.</w:t>
       </w:r>
     </w:p>
     <w:p>
@@ -1181,7 +1307,7 @@
         <w:t>Påverkan på knärotslokaler från hyggen i närheten.</w:t>
       </w:r>
       <w:r>
-        <w:t xml:space="preserve"> DAPHNE 36:1 2025. Botaniska Sällskapet i Stockholm</w:t>
+        <w:t xml:space="preserve"> DAPHNE 36:1 2025. Botaniska Sällskapet i Stockholm.</w:t>
       </w:r>
     </w:p>
     <w:p>
@@ -1195,7 +1321,7 @@
         <w:t xml:space="preserve">Vägledning för hänsyn till knärot. </w:t>
       </w:r>
       <w:r>
-        <w:t>https://www.skogsstyrelsen.se/lag-och-tillsyn/artskydd/vagledningar-och-kunskapsstod-artskydd/vagledning-for-hansyn-till-knarot/</w:t>
+        <w:t>https://www.skogsstyrelsen.se/lag-och-tillsyn/artskydd/vagledningar-och-kunskapsstod-artskydd/vagledning-for-hansyn-till-knarot/.</w:t>
       </w:r>
     </w:p>
     <w:p>
@@ -1209,7 +1335,7 @@
         <w:t xml:space="preserve">Artfaktablad. Naturvård – artfakta. </w:t>
       </w:r>
       <w:r>
-        <w:t>SLU Artdatabanken, Uppsala</w:t>
+        <w:t>SLU Artdatabanken, Uppsala.</w:t>
       </w:r>
     </w:p>
     <w:p>
@@ -1572,7 +1698,7 @@
 </file>
 
 <file path=word/endnotes.xml><?xml version="1.0" encoding="utf-8"?>
-<w:endnotes xmlns:wpc="http://schemas.microsoft.com/office/word/2010/wordprocessingCanvas" xmlns:cx="http://schemas.microsoft.com/office/drawing/2014/chartex" xmlns:cx1="http://schemas.microsoft.com/office/drawing/2015/9/8/chartex" xmlns:cx2="http://schemas.microsoft.com/office/drawing/2015/10/21/chartex" xmlns:cx3="http://schemas.microsoft.com/office/drawing/2016/5/9/chartex" xmlns:cx4="http://schemas.microsoft.com/office/drawing/2016/5/10/chartex" xmlns:cx5="http://schemas.microsoft.com/office/drawing/2016/5/11/chartex" xmlns:cx6="http://schemas.microsoft.com/office/drawing/2016/5/12/chartex" xmlns:cx7="http://schemas.microsoft.com/office/drawing/2016/5/13/chartex" xmlns:cx8="http://schemas.microsoft.com/office/drawing/2016/5/14/chartex" xmlns:mc="http://schemas.openxmlformats.org/markup-compatibility/2006" xmlns:aink="http://schemas.microsoft.com/office/drawing/2016/ink" xmlns:am3d="http://schemas.microsoft.com/office/drawing/2017/model3d" xmlns:o="urn:schemas-microsoft-com:office:office" xmlns:oel="http://schemas.microsoft.com/office/2019/extlst" xmlns:r="http://schemas.openxmlformats.org/officeDocument/2006/relationships" xmlns:m="http://schemas.openxmlformats.org/officeDocument/2006/math" xmlns:v="urn:schemas-microsoft-com:vml" xmlns:wp14="http://schemas.microsoft.com/office/word/2010/wordprocessingDrawing" xmlns:wp="http://schemas.openxmlformats.org/drawingml/2006/wordprocessingDrawing" xmlns:w10="urn:schemas-microsoft-com:office:word" xmlns:w="http://schemas.openxmlformats.org/wordprocessingml/2006/main" xmlns:w14="http://schemas.microsoft.com/office/word/2010/wordml" xmlns:w15="http://schemas.microsoft.com/office/word/2012/wordml" xmlns:w16cex="http://schemas.microsoft.com/office/word/2018/wordml/cex" xmlns:w16cid="http://schemas.microsoft.com/office/word/2016/wordml/cid" xmlns:w16="http://schemas.microsoft.com/office/word/2018/wordml" xmlns:w16sdtdh="http://schemas.microsoft.com/office/word/2020/wordml/sdtdatahash" xmlns:w16se="http://schemas.microsoft.com/office/word/2015/wordml/symex" xmlns:wpg="http://schemas.microsoft.com/office/word/2010/wordprocessingGroup" xmlns:wpi="http://schemas.microsoft.com/office/word/2010/wordprocessingInk" xmlns:wne="http://schemas.microsoft.com/office/word/2006/wordml" xmlns:wps="http://schemas.microsoft.com/office/word/2010/wordprocessingShape" mc:Ignorable="w14 w15 w16se w16cid w16 w16cex w16sdtdh wp14">
+<w:endnotes xmlns:wpc="http://schemas.microsoft.com/office/word/2010/wordprocessingCanvas" xmlns:cx="http://schemas.microsoft.com/office/drawing/2014/chartex" xmlns:cx1="http://schemas.microsoft.com/office/drawing/2015/9/8/chartex" xmlns:cx2="http://schemas.microsoft.com/office/drawing/2015/10/21/chartex" xmlns:cx3="http://schemas.microsoft.com/office/drawing/2016/5/9/chartex" xmlns:cx4="http://schemas.microsoft.com/office/drawing/2016/5/10/chartex" xmlns:cx5="http://schemas.microsoft.com/office/drawing/2016/5/11/chartex" xmlns:cx6="http://schemas.microsoft.com/office/drawing/2016/5/12/chartex" xmlns:cx7="http://schemas.microsoft.com/office/drawing/2016/5/13/chartex" xmlns:cx8="http://schemas.microsoft.com/office/drawing/2016/5/14/chartex" xmlns:mc="http://schemas.openxmlformats.org/markup-compatibility/2006" xmlns:aink="http://schemas.microsoft.com/office/drawing/2016/ink" xmlns:am3d="http://schemas.microsoft.com/office/drawing/2017/model3d" xmlns:o="urn:schemas-microsoft-com:office:office" xmlns:oel="http://schemas.microsoft.com/office/2019/extlst" xmlns:r="http://schemas.openxmlformats.org/officeDocument/2006/relationships" xmlns:m="http://schemas.openxmlformats.org/officeDocument/2006/math" xmlns:v="urn:schemas-microsoft-com:vml" xmlns:wp14="http://schemas.microsoft.com/office/word/2010/wordprocessingDrawing" xmlns:wp="http://schemas.openxmlformats.org/drawingml/2006/wordprocessingDrawing" xmlns:w10="urn:schemas-microsoft-com:office:word" xmlns:w="http://schemas.openxmlformats.org/wordprocessingml/2006/main" xmlns:w14="http://schemas.microsoft.com/office/word/2010/wordml" xmlns:w15="http://schemas.microsoft.com/office/word/2012/wordml" xmlns:w16cex="http://schemas.microsoft.com/office/word/2018/wordml/cex" xmlns:w16cid="http://schemas.microsoft.com/office/word/2016/wordml/cid" xmlns:w16="http://schemas.microsoft.com/office/word/2018/wordml" xmlns:w16du="http://schemas.microsoft.com/office/word/2023/wordml/word16du" xmlns:w16sdtdh="http://schemas.microsoft.com/office/word/2020/wordml/sdtdatahash" xmlns:w16sdtfl="http://schemas.microsoft.com/office/word/2024/wordml/sdtformatlock" xmlns:w16se="http://schemas.microsoft.com/office/word/2015/wordml/symex" xmlns:wpg="http://schemas.microsoft.com/office/word/2010/wordprocessingGroup" xmlns:wpi="http://schemas.microsoft.com/office/word/2010/wordprocessingInk" xmlns:wne="http://schemas.microsoft.com/office/word/2006/wordml" xmlns:wps="http://schemas.microsoft.com/office/word/2010/wordprocessingShape" mc:Ignorable="w14 w15 w16se w16cid w16 w16cex w16sdtdh w16sdtfl w16du wp14">
   <w:endnote w:type="separator" w:id="-1">
     <w:p>
       <w:pPr>
@@ -1597,7 +1723,7 @@
 </file>
 
 <file path=word/footer1.xml><?xml version="1.0" encoding="utf-8"?>
-<w:ftr xmlns:wpc="http://schemas.microsoft.com/office/word/2010/wordprocessingCanvas" xmlns:cx="http://schemas.microsoft.com/office/drawing/2014/chartex" xmlns:cx1="http://schemas.microsoft.com/office/drawing/2015/9/8/chartex" xmlns:cx2="http://schemas.microsoft.com/office/drawing/2015/10/21/chartex" xmlns:cx3="http://schemas.microsoft.com/office/drawing/2016/5/9/chartex" xmlns:cx4="http://schemas.microsoft.com/office/drawing/2016/5/10/chartex" xmlns:cx5="http://schemas.microsoft.com/office/drawing/2016/5/11/chartex" xmlns:cx6="http://schemas.microsoft.com/office/drawing/2016/5/12/chartex" xmlns:cx7="http://schemas.microsoft.com/office/drawing/2016/5/13/chartex" xmlns:cx8="http://schemas.microsoft.com/office/drawing/2016/5/14/chartex" xmlns:mc="http://schemas.openxmlformats.org/markup-compatibility/2006" xmlns:aink="http://schemas.microsoft.com/office/drawing/2016/ink" xmlns:am3d="http://schemas.microsoft.com/office/drawing/2017/model3d" xmlns:o="urn:schemas-microsoft-com:office:office" xmlns:oel="http://schemas.microsoft.com/office/2019/extlst" xmlns:r="http://schemas.openxmlformats.org/officeDocument/2006/relationships" xmlns:m="http://schemas.openxmlformats.org/officeDocument/2006/math" xmlns:v="urn:schemas-microsoft-com:vml" xmlns:wp14="http://schemas.microsoft.com/office/word/2010/wordprocessingDrawing" xmlns:wp="http://schemas.openxmlformats.org/drawingml/2006/wordprocessingDrawing" xmlns:w10="urn:schemas-microsoft-com:office:word" xmlns:w="http://schemas.openxmlformats.org/wordprocessingml/2006/main" xmlns:w14="http://schemas.microsoft.com/office/word/2010/wordml" xmlns:w15="http://schemas.microsoft.com/office/word/2012/wordml" xmlns:w16cex="http://schemas.microsoft.com/office/word/2018/wordml/cex" xmlns:w16cid="http://schemas.microsoft.com/office/word/2016/wordml/cid" xmlns:w16="http://schemas.microsoft.com/office/word/2018/wordml" xmlns:w16sdtdh="http://schemas.microsoft.com/office/word/2020/wordml/sdtdatahash" xmlns:w16se="http://schemas.microsoft.com/office/word/2015/wordml/symex" xmlns:wpg="http://schemas.microsoft.com/office/word/2010/wordprocessingGroup" xmlns:wpi="http://schemas.microsoft.com/office/word/2010/wordprocessingInk" xmlns:wne="http://schemas.microsoft.com/office/word/2006/wordml" xmlns:wps="http://schemas.microsoft.com/office/word/2010/wordprocessingShape" mc:Ignorable="w14 w15 w16se w16cid w16 w16cex w16sdtdh wp14">
+<w:ftr xmlns:wpc="http://schemas.microsoft.com/office/word/2010/wordprocessingCanvas" xmlns:cx="http://schemas.microsoft.com/office/drawing/2014/chartex" xmlns:cx1="http://schemas.microsoft.com/office/drawing/2015/9/8/chartex" xmlns:cx2="http://schemas.microsoft.com/office/drawing/2015/10/21/chartex" xmlns:cx3="http://schemas.microsoft.com/office/drawing/2016/5/9/chartex" xmlns:cx4="http://schemas.microsoft.com/office/drawing/2016/5/10/chartex" xmlns:cx5="http://schemas.microsoft.com/office/drawing/2016/5/11/chartex" xmlns:cx6="http://schemas.microsoft.com/office/drawing/2016/5/12/chartex" xmlns:cx7="http://schemas.microsoft.com/office/drawing/2016/5/13/chartex" xmlns:cx8="http://schemas.microsoft.com/office/drawing/2016/5/14/chartex" xmlns:mc="http://schemas.openxmlformats.org/markup-compatibility/2006" xmlns:aink="http://schemas.microsoft.com/office/drawing/2016/ink" xmlns:am3d="http://schemas.microsoft.com/office/drawing/2017/model3d" xmlns:o="urn:schemas-microsoft-com:office:office" xmlns:oel="http://schemas.microsoft.com/office/2019/extlst" xmlns:r="http://schemas.openxmlformats.org/officeDocument/2006/relationships" xmlns:m="http://schemas.openxmlformats.org/officeDocument/2006/math" xmlns:v="urn:schemas-microsoft-com:vml" xmlns:wp14="http://schemas.microsoft.com/office/word/2010/wordprocessingDrawing" xmlns:wp="http://schemas.openxmlformats.org/drawingml/2006/wordprocessingDrawing" xmlns:w10="urn:schemas-microsoft-com:office:word" xmlns:w="http://schemas.openxmlformats.org/wordprocessingml/2006/main" xmlns:w14="http://schemas.microsoft.com/office/word/2010/wordml" xmlns:w15="http://schemas.microsoft.com/office/word/2012/wordml" xmlns:w16cex="http://schemas.microsoft.com/office/word/2018/wordml/cex" xmlns:w16cid="http://schemas.microsoft.com/office/word/2016/wordml/cid" xmlns:w16="http://schemas.microsoft.com/office/word/2018/wordml" xmlns:w16du="http://schemas.microsoft.com/office/word/2023/wordml/word16du" xmlns:w16sdtdh="http://schemas.microsoft.com/office/word/2020/wordml/sdtdatahash" xmlns:w16sdtfl="http://schemas.microsoft.com/office/word/2024/wordml/sdtformatlock" xmlns:w16se="http://schemas.microsoft.com/office/word/2015/wordml/symex" xmlns:wpg="http://schemas.microsoft.com/office/word/2010/wordprocessingGroup" xmlns:wpi="http://schemas.microsoft.com/office/word/2010/wordprocessingInk" xmlns:wne="http://schemas.microsoft.com/office/word/2006/wordml" xmlns:wps="http://schemas.microsoft.com/office/word/2010/wordprocessingShape" mc:Ignorable="w14 w15 w16se w16cid w16 w16cex w16sdtdh w16sdtfl w16du wp14">
   <w:p>
     <w:pPr>
       <w:pStyle w:val="Footer"/>
@@ -1607,7 +1733,7 @@
 </file>
 
 <file path=word/footer2.xml><?xml version="1.0" encoding="utf-8"?>
-<w:ftr xmlns:wpc="http://schemas.microsoft.com/office/word/2010/wordprocessingCanvas" xmlns:cx="http://schemas.microsoft.com/office/drawing/2014/chartex" xmlns:cx1="http://schemas.microsoft.com/office/drawing/2015/9/8/chartex" xmlns:cx2="http://schemas.microsoft.com/office/drawing/2015/10/21/chartex" xmlns:cx3="http://schemas.microsoft.com/office/drawing/2016/5/9/chartex" xmlns:cx4="http://schemas.microsoft.com/office/drawing/2016/5/10/chartex" xmlns:cx5="http://schemas.microsoft.com/office/drawing/2016/5/11/chartex" xmlns:cx6="http://schemas.microsoft.com/office/drawing/2016/5/12/chartex" xmlns:cx7="http://schemas.microsoft.com/office/drawing/2016/5/13/chartex" xmlns:cx8="http://schemas.microsoft.com/office/drawing/2016/5/14/chartex" xmlns:mc="http://schemas.openxmlformats.org/markup-compatibility/2006" xmlns:aink="http://schemas.microsoft.com/office/drawing/2016/ink" xmlns:am3d="http://schemas.microsoft.com/office/drawing/2017/model3d" xmlns:o="urn:schemas-microsoft-com:office:office" xmlns:oel="http://schemas.microsoft.com/office/2019/extlst" xmlns:r="http://schemas.openxmlformats.org/officeDocument/2006/relationships" xmlns:m="http://schemas.openxmlformats.org/officeDocument/2006/math" xmlns:v="urn:schemas-microsoft-com:vml" xmlns:wp14="http://schemas.microsoft.com/office/word/2010/wordprocessingDrawing" xmlns:wp="http://schemas.openxmlformats.org/drawingml/2006/wordprocessingDrawing" xmlns:w10="urn:schemas-microsoft-com:office:word" xmlns:w="http://schemas.openxmlformats.org/wordprocessingml/2006/main" xmlns:w14="http://schemas.microsoft.com/office/word/2010/wordml" xmlns:w15="http://schemas.microsoft.com/office/word/2012/wordml" xmlns:w16cex="http://schemas.microsoft.com/office/word/2018/wordml/cex" xmlns:w16cid="http://schemas.microsoft.com/office/word/2016/wordml/cid" xmlns:w16="http://schemas.microsoft.com/office/word/2018/wordml" xmlns:w16sdtdh="http://schemas.microsoft.com/office/word/2020/wordml/sdtdatahash" xmlns:w16se="http://schemas.microsoft.com/office/word/2015/wordml/symex" xmlns:wpg="http://schemas.microsoft.com/office/word/2010/wordprocessingGroup" xmlns:wpi="http://schemas.microsoft.com/office/word/2010/wordprocessingInk" xmlns:wne="http://schemas.microsoft.com/office/word/2006/wordml" xmlns:wps="http://schemas.microsoft.com/office/word/2010/wordprocessingShape" mc:Ignorable="w14 w15 w16se w16cid w16 w16cex w16sdtdh wp14">
+<w:ftr xmlns:wpc="http://schemas.microsoft.com/office/word/2010/wordprocessingCanvas" xmlns:cx="http://schemas.microsoft.com/office/drawing/2014/chartex" xmlns:cx1="http://schemas.microsoft.com/office/drawing/2015/9/8/chartex" xmlns:cx2="http://schemas.microsoft.com/office/drawing/2015/10/21/chartex" xmlns:cx3="http://schemas.microsoft.com/office/drawing/2016/5/9/chartex" xmlns:cx4="http://schemas.microsoft.com/office/drawing/2016/5/10/chartex" xmlns:cx5="http://schemas.microsoft.com/office/drawing/2016/5/11/chartex" xmlns:cx6="http://schemas.microsoft.com/office/drawing/2016/5/12/chartex" xmlns:cx7="http://schemas.microsoft.com/office/drawing/2016/5/13/chartex" xmlns:cx8="http://schemas.microsoft.com/office/drawing/2016/5/14/chartex" xmlns:mc="http://schemas.openxmlformats.org/markup-compatibility/2006" xmlns:aink="http://schemas.microsoft.com/office/drawing/2016/ink" xmlns:am3d="http://schemas.microsoft.com/office/drawing/2017/model3d" xmlns:o="urn:schemas-microsoft-com:office:office" xmlns:oel="http://schemas.microsoft.com/office/2019/extlst" xmlns:r="http://schemas.openxmlformats.org/officeDocument/2006/relationships" xmlns:m="http://schemas.openxmlformats.org/officeDocument/2006/math" xmlns:v="urn:schemas-microsoft-com:vml" xmlns:wp14="http://schemas.microsoft.com/office/word/2010/wordprocessingDrawing" xmlns:wp="http://schemas.openxmlformats.org/drawingml/2006/wordprocessingDrawing" xmlns:w10="urn:schemas-microsoft-com:office:word" xmlns:w="http://schemas.openxmlformats.org/wordprocessingml/2006/main" xmlns:w14="http://schemas.microsoft.com/office/word/2010/wordml" xmlns:w15="http://schemas.microsoft.com/office/word/2012/wordml" xmlns:w16cex="http://schemas.microsoft.com/office/word/2018/wordml/cex" xmlns:w16cid="http://schemas.microsoft.com/office/word/2016/wordml/cid" xmlns:w16="http://schemas.microsoft.com/office/word/2018/wordml" xmlns:w16du="http://schemas.microsoft.com/office/word/2023/wordml/word16du" xmlns:w16sdtdh="http://schemas.microsoft.com/office/word/2020/wordml/sdtdatahash" xmlns:w16sdtfl="http://schemas.microsoft.com/office/word/2024/wordml/sdtformatlock" xmlns:w16se="http://schemas.microsoft.com/office/word/2015/wordml/symex" xmlns:wpg="http://schemas.microsoft.com/office/word/2010/wordprocessingGroup" xmlns:wpi="http://schemas.microsoft.com/office/word/2010/wordprocessingInk" xmlns:wne="http://schemas.microsoft.com/office/word/2006/wordml" xmlns:wps="http://schemas.microsoft.com/office/word/2010/wordprocessingShape" mc:Ignorable="w14 w15 w16se w16cid w16 w16cex w16sdtdh w16sdtfl w16du wp14">
   <w:p>
     <w:pPr>
       <w:pStyle w:val="Footer"/>
@@ -1617,7 +1743,7 @@
 </file>
 
 <file path=word/footer3.xml><?xml version="1.0" encoding="utf-8"?>
-<w:ftr xmlns:wpc="http://schemas.microsoft.com/office/word/2010/wordprocessingCanvas" xmlns:cx="http://schemas.microsoft.com/office/drawing/2014/chartex" xmlns:cx1="http://schemas.microsoft.com/office/drawing/2015/9/8/chartex" xmlns:cx2="http://schemas.microsoft.com/office/drawing/2015/10/21/chartex" xmlns:cx3="http://schemas.microsoft.com/office/drawing/2016/5/9/chartex" xmlns:cx4="http://schemas.microsoft.com/office/drawing/2016/5/10/chartex" xmlns:cx5="http://schemas.microsoft.com/office/drawing/2016/5/11/chartex" xmlns:cx6="http://schemas.microsoft.com/office/drawing/2016/5/12/chartex" xmlns:cx7="http://schemas.microsoft.com/office/drawing/2016/5/13/chartex" xmlns:cx8="http://schemas.microsoft.com/office/drawing/2016/5/14/chartex" xmlns:mc="http://schemas.openxmlformats.org/markup-compatibility/2006" xmlns:aink="http://schemas.microsoft.com/office/drawing/2016/ink" xmlns:am3d="http://schemas.microsoft.com/office/drawing/2017/model3d" xmlns:o="urn:schemas-microsoft-com:office:office" xmlns:oel="http://schemas.microsoft.com/office/2019/extlst" xmlns:r="http://schemas.openxmlformats.org/officeDocument/2006/relationships" xmlns:m="http://schemas.openxmlformats.org/officeDocument/2006/math" xmlns:v="urn:schemas-microsoft-com:vml" xmlns:wp14="http://schemas.microsoft.com/office/word/2010/wordprocessingDrawing" xmlns:wp="http://schemas.openxmlformats.org/drawingml/2006/wordprocessingDrawing" xmlns:w10="urn:schemas-microsoft-com:office:word" xmlns:w="http://schemas.openxmlformats.org/wordprocessingml/2006/main" xmlns:w14="http://schemas.microsoft.com/office/word/2010/wordml" xmlns:w15="http://schemas.microsoft.com/office/word/2012/wordml" xmlns:w16cex="http://schemas.microsoft.com/office/word/2018/wordml/cex" xmlns:w16cid="http://schemas.microsoft.com/office/word/2016/wordml/cid" xmlns:w16="http://schemas.microsoft.com/office/word/2018/wordml" xmlns:w16sdtdh="http://schemas.microsoft.com/office/word/2020/wordml/sdtdatahash" xmlns:w16se="http://schemas.microsoft.com/office/word/2015/wordml/symex" xmlns:wpg="http://schemas.microsoft.com/office/word/2010/wordprocessingGroup" xmlns:wpi="http://schemas.microsoft.com/office/word/2010/wordprocessingInk" xmlns:wne="http://schemas.microsoft.com/office/word/2006/wordml" xmlns:wps="http://schemas.microsoft.com/office/word/2010/wordprocessingShape" mc:Ignorable="w14 w15 w16se w16cid w16 w16cex w16sdtdh wp14">
+<w:ftr xmlns:wpc="http://schemas.microsoft.com/office/word/2010/wordprocessingCanvas" xmlns:cx="http://schemas.microsoft.com/office/drawing/2014/chartex" xmlns:cx1="http://schemas.microsoft.com/office/drawing/2015/9/8/chartex" xmlns:cx2="http://schemas.microsoft.com/office/drawing/2015/10/21/chartex" xmlns:cx3="http://schemas.microsoft.com/office/drawing/2016/5/9/chartex" xmlns:cx4="http://schemas.microsoft.com/office/drawing/2016/5/10/chartex" xmlns:cx5="http://schemas.microsoft.com/office/drawing/2016/5/11/chartex" xmlns:cx6="http://schemas.microsoft.com/office/drawing/2016/5/12/chartex" xmlns:cx7="http://schemas.microsoft.com/office/drawing/2016/5/13/chartex" xmlns:cx8="http://schemas.microsoft.com/office/drawing/2016/5/14/chartex" xmlns:mc="http://schemas.openxmlformats.org/markup-compatibility/2006" xmlns:aink="http://schemas.microsoft.com/office/drawing/2016/ink" xmlns:am3d="http://schemas.microsoft.com/office/drawing/2017/model3d" xmlns:o="urn:schemas-microsoft-com:office:office" xmlns:oel="http://schemas.microsoft.com/office/2019/extlst" xmlns:r="http://schemas.openxmlformats.org/officeDocument/2006/relationships" xmlns:m="http://schemas.openxmlformats.org/officeDocument/2006/math" xmlns:v="urn:schemas-microsoft-com:vml" xmlns:wp14="http://schemas.microsoft.com/office/word/2010/wordprocessingDrawing" xmlns:wp="http://schemas.openxmlformats.org/drawingml/2006/wordprocessingDrawing" xmlns:w10="urn:schemas-microsoft-com:office:word" xmlns:w="http://schemas.openxmlformats.org/wordprocessingml/2006/main" xmlns:w14="http://schemas.microsoft.com/office/word/2010/wordml" xmlns:w15="http://schemas.microsoft.com/office/word/2012/wordml" xmlns:w16cex="http://schemas.microsoft.com/office/word/2018/wordml/cex" xmlns:w16cid="http://schemas.microsoft.com/office/word/2016/wordml/cid" xmlns:w16="http://schemas.microsoft.com/office/word/2018/wordml" xmlns:w16du="http://schemas.microsoft.com/office/word/2023/wordml/word16du" xmlns:w16sdtdh="http://schemas.microsoft.com/office/word/2020/wordml/sdtdatahash" xmlns:w16sdtfl="http://schemas.microsoft.com/office/word/2024/wordml/sdtformatlock" xmlns:w16se="http://schemas.microsoft.com/office/word/2015/wordml/symex" xmlns:wpg="http://schemas.microsoft.com/office/word/2010/wordprocessingGroup" xmlns:wpi="http://schemas.microsoft.com/office/word/2010/wordprocessingInk" xmlns:wne="http://schemas.microsoft.com/office/word/2006/wordml" xmlns:wps="http://schemas.microsoft.com/office/word/2010/wordprocessingShape" mc:Ignorable="w14 w15 w16se w16cid w16 w16cex w16sdtdh w16sdtfl w16du wp14">
   <w:p>
     <w:pPr>
       <w:pStyle w:val="Footer"/>
@@ -1627,7 +1753,7 @@
 </file>
 
 <file path=word/footnotes.xml><?xml version="1.0" encoding="utf-8"?>
-<w:footnotes xmlns:wpc="http://schemas.microsoft.com/office/word/2010/wordprocessingCanvas" xmlns:cx="http://schemas.microsoft.com/office/drawing/2014/chartex" xmlns:cx1="http://schemas.microsoft.com/office/drawing/2015/9/8/chartex" xmlns:cx2="http://schemas.microsoft.com/office/drawing/2015/10/21/chartex" xmlns:cx3="http://schemas.microsoft.com/office/drawing/2016/5/9/chartex" xmlns:cx4="http://schemas.microsoft.com/office/drawing/2016/5/10/chartex" xmlns:cx5="http://schemas.microsoft.com/office/drawing/2016/5/11/chartex" xmlns:cx6="http://schemas.microsoft.com/office/drawing/2016/5/12/chartex" xmlns:cx7="http://schemas.microsoft.com/office/drawing/2016/5/13/chartex" xmlns:cx8="http://schemas.microsoft.com/office/drawing/2016/5/14/chartex" xmlns:mc="http://schemas.openxmlformats.org/markup-compatibility/2006" xmlns:aink="http://schemas.microsoft.com/office/drawing/2016/ink" xmlns:am3d="http://schemas.microsoft.com/office/drawing/2017/model3d" xmlns:o="urn:schemas-microsoft-com:office:office" xmlns:oel="http://schemas.microsoft.com/office/2019/extlst" xmlns:r="http://schemas.openxmlformats.org/officeDocument/2006/relationships" xmlns:m="http://schemas.openxmlformats.org/officeDocument/2006/math" xmlns:v="urn:schemas-microsoft-com:vml" xmlns:wp14="http://schemas.microsoft.com/office/word/2010/wordprocessingDrawing" xmlns:wp="http://schemas.openxmlformats.org/drawingml/2006/wordprocessingDrawing" xmlns:w10="urn:schemas-microsoft-com:office:word" xmlns:w="http://schemas.openxmlformats.org/wordprocessingml/2006/main" xmlns:w14="http://schemas.microsoft.com/office/word/2010/wordml" xmlns:w15="http://schemas.microsoft.com/office/word/2012/wordml" xmlns:w16cex="http://schemas.microsoft.com/office/word/2018/wordml/cex" xmlns:w16cid="http://schemas.microsoft.com/office/word/2016/wordml/cid" xmlns:w16="http://schemas.microsoft.com/office/word/2018/wordml" xmlns:w16sdtdh="http://schemas.microsoft.com/office/word/2020/wordml/sdtdatahash" xmlns:w16se="http://schemas.microsoft.com/office/word/2015/wordml/symex" xmlns:wpg="http://schemas.microsoft.com/office/word/2010/wordprocessingGroup" xmlns:wpi="http://schemas.microsoft.com/office/word/2010/wordprocessingInk" xmlns:wne="http://schemas.microsoft.com/office/word/2006/wordml" xmlns:wps="http://schemas.microsoft.com/office/word/2010/wordprocessingShape" mc:Ignorable="w14 w15 w16se w16cid w16 w16cex w16sdtdh wp14">
+<w:footnotes xmlns:wpc="http://schemas.microsoft.com/office/word/2010/wordprocessingCanvas" xmlns:cx="http://schemas.microsoft.com/office/drawing/2014/chartex" xmlns:cx1="http://schemas.microsoft.com/office/drawing/2015/9/8/chartex" xmlns:cx2="http://schemas.microsoft.com/office/drawing/2015/10/21/chartex" xmlns:cx3="http://schemas.microsoft.com/office/drawing/2016/5/9/chartex" xmlns:cx4="http://schemas.microsoft.com/office/drawing/2016/5/10/chartex" xmlns:cx5="http://schemas.microsoft.com/office/drawing/2016/5/11/chartex" xmlns:cx6="http://schemas.microsoft.com/office/drawing/2016/5/12/chartex" xmlns:cx7="http://schemas.microsoft.com/office/drawing/2016/5/13/chartex" xmlns:cx8="http://schemas.microsoft.com/office/drawing/2016/5/14/chartex" xmlns:mc="http://schemas.openxmlformats.org/markup-compatibility/2006" xmlns:aink="http://schemas.microsoft.com/office/drawing/2016/ink" xmlns:am3d="http://schemas.microsoft.com/office/drawing/2017/model3d" xmlns:o="urn:schemas-microsoft-com:office:office" xmlns:oel="http://schemas.microsoft.com/office/2019/extlst" xmlns:r="http://schemas.openxmlformats.org/officeDocument/2006/relationships" xmlns:m="http://schemas.openxmlformats.org/officeDocument/2006/math" xmlns:v="urn:schemas-microsoft-com:vml" xmlns:wp14="http://schemas.microsoft.com/office/word/2010/wordprocessingDrawing" xmlns:wp="http://schemas.openxmlformats.org/drawingml/2006/wordprocessingDrawing" xmlns:w10="urn:schemas-microsoft-com:office:word" xmlns:w="http://schemas.openxmlformats.org/wordprocessingml/2006/main" xmlns:w14="http://schemas.microsoft.com/office/word/2010/wordml" xmlns:w15="http://schemas.microsoft.com/office/word/2012/wordml" xmlns:w16cex="http://schemas.microsoft.com/office/word/2018/wordml/cex" xmlns:w16cid="http://schemas.microsoft.com/office/word/2016/wordml/cid" xmlns:w16="http://schemas.microsoft.com/office/word/2018/wordml" xmlns:w16du="http://schemas.microsoft.com/office/word/2023/wordml/word16du" xmlns:w16sdtdh="http://schemas.microsoft.com/office/word/2020/wordml/sdtdatahash" xmlns:w16sdtfl="http://schemas.microsoft.com/office/word/2024/wordml/sdtformatlock" xmlns:w16se="http://schemas.microsoft.com/office/word/2015/wordml/symex" xmlns:wpg="http://schemas.microsoft.com/office/word/2010/wordprocessingGroup" xmlns:wpi="http://schemas.microsoft.com/office/word/2010/wordprocessingInk" xmlns:wne="http://schemas.microsoft.com/office/word/2006/wordml" xmlns:wps="http://schemas.microsoft.com/office/word/2010/wordprocessingShape" mc:Ignorable="w14 w15 w16se w16cid w16 w16cex w16sdtdh w16sdtfl w16du wp14">
   <w:footnote w:type="separator" w:id="-1">
     <w:p>
       <w:pPr>
@@ -1652,7 +1778,7 @@
 </file>
 
 <file path=word/header1.xml><?xml version="1.0" encoding="utf-8"?>
-<w:hdr xmlns:wpc="http://schemas.microsoft.com/office/word/2010/wordprocessingCanvas" xmlns:cx="http://schemas.microsoft.com/office/drawing/2014/chartex" xmlns:cx1="http://schemas.microsoft.com/office/drawing/2015/9/8/chartex" xmlns:cx2="http://schemas.microsoft.com/office/drawing/2015/10/21/chartex" xmlns:cx3="http://schemas.microsoft.com/office/drawing/2016/5/9/chartex" xmlns:cx4="http://schemas.microsoft.com/office/drawing/2016/5/10/chartex" xmlns:cx5="http://schemas.microsoft.com/office/drawing/2016/5/11/chartex" xmlns:cx6="http://schemas.microsoft.com/office/drawing/2016/5/12/chartex" xmlns:cx7="http://schemas.microsoft.com/office/drawing/2016/5/13/chartex" xmlns:cx8="http://schemas.microsoft.com/office/drawing/2016/5/14/chartex" xmlns:mc="http://schemas.openxmlformats.org/markup-compatibility/2006" xmlns:aink="http://schemas.microsoft.com/office/drawing/2016/ink" xmlns:am3d="http://schemas.microsoft.com/office/drawing/2017/model3d" xmlns:o="urn:schemas-microsoft-com:office:office" xmlns:oel="http://schemas.microsoft.com/office/2019/extlst" xmlns:r="http://schemas.openxmlformats.org/officeDocument/2006/relationships" xmlns:m="http://schemas.openxmlformats.org/officeDocument/2006/math" xmlns:v="urn:schemas-microsoft-com:vml" xmlns:wp14="http://schemas.microsoft.com/office/word/2010/wordprocessingDrawing" xmlns:wp="http://schemas.openxmlformats.org/drawingml/2006/wordprocessingDrawing" xmlns:w10="urn:schemas-microsoft-com:office:word" xmlns:w="http://schemas.openxmlformats.org/wordprocessingml/2006/main" xmlns:w14="http://schemas.microsoft.com/office/word/2010/wordml" xmlns:w15="http://schemas.microsoft.com/office/word/2012/wordml" xmlns:w16cex="http://schemas.microsoft.com/office/word/2018/wordml/cex" xmlns:w16cid="http://schemas.microsoft.com/office/word/2016/wordml/cid" xmlns:w16="http://schemas.microsoft.com/office/word/2018/wordml" xmlns:w16sdtdh="http://schemas.microsoft.com/office/word/2020/wordml/sdtdatahash" xmlns:w16se="http://schemas.microsoft.com/office/word/2015/wordml/symex" xmlns:wpg="http://schemas.microsoft.com/office/word/2010/wordprocessingGroup" xmlns:wpi="http://schemas.microsoft.com/office/word/2010/wordprocessingInk" xmlns:wne="http://schemas.microsoft.com/office/word/2006/wordml" xmlns:wps="http://schemas.microsoft.com/office/word/2010/wordprocessingShape" mc:Ignorable="w14 w15 w16se w16cid w16 w16cex w16sdtdh wp14">
+<w:hdr xmlns:wpc="http://schemas.microsoft.com/office/word/2010/wordprocessingCanvas" xmlns:cx="http://schemas.microsoft.com/office/drawing/2014/chartex" xmlns:cx1="http://schemas.microsoft.com/office/drawing/2015/9/8/chartex" xmlns:cx2="http://schemas.microsoft.com/office/drawing/2015/10/21/chartex" xmlns:cx3="http://schemas.microsoft.com/office/drawing/2016/5/9/chartex" xmlns:cx4="http://schemas.microsoft.com/office/drawing/2016/5/10/chartex" xmlns:cx5="http://schemas.microsoft.com/office/drawing/2016/5/11/chartex" xmlns:cx6="http://schemas.microsoft.com/office/drawing/2016/5/12/chartex" xmlns:cx7="http://schemas.microsoft.com/office/drawing/2016/5/13/chartex" xmlns:cx8="http://schemas.microsoft.com/office/drawing/2016/5/14/chartex" xmlns:mc="http://schemas.openxmlformats.org/markup-compatibility/2006" xmlns:aink="http://schemas.microsoft.com/office/drawing/2016/ink" xmlns:am3d="http://schemas.microsoft.com/office/drawing/2017/model3d" xmlns:o="urn:schemas-microsoft-com:office:office" xmlns:oel="http://schemas.microsoft.com/office/2019/extlst" xmlns:r="http://schemas.openxmlformats.org/officeDocument/2006/relationships" xmlns:m="http://schemas.openxmlformats.org/officeDocument/2006/math" xmlns:v="urn:schemas-microsoft-com:vml" xmlns:wp14="http://schemas.microsoft.com/office/word/2010/wordprocessingDrawing" xmlns:wp="http://schemas.openxmlformats.org/drawingml/2006/wordprocessingDrawing" xmlns:w10="urn:schemas-microsoft-com:office:word" xmlns:w="http://schemas.openxmlformats.org/wordprocessingml/2006/main" xmlns:w14="http://schemas.microsoft.com/office/word/2010/wordml" xmlns:w15="http://schemas.microsoft.com/office/word/2012/wordml" xmlns:w16cex="http://schemas.microsoft.com/office/word/2018/wordml/cex" xmlns:w16cid="http://schemas.microsoft.com/office/word/2016/wordml/cid" xmlns:w16="http://schemas.microsoft.com/office/word/2018/wordml" xmlns:w16du="http://schemas.microsoft.com/office/word/2023/wordml/word16du" xmlns:w16sdtdh="http://schemas.microsoft.com/office/word/2020/wordml/sdtdatahash" xmlns:w16sdtfl="http://schemas.microsoft.com/office/word/2024/wordml/sdtformatlock" xmlns:w16se="http://schemas.microsoft.com/office/word/2015/wordml/symex" xmlns:wpg="http://schemas.microsoft.com/office/word/2010/wordprocessingGroup" xmlns:wpi="http://schemas.microsoft.com/office/word/2010/wordprocessingInk" xmlns:wne="http://schemas.microsoft.com/office/word/2006/wordml" xmlns:wps="http://schemas.microsoft.com/office/word/2010/wordprocessingShape" mc:Ignorable="w14 w15 w16se w16cid w16 w16cex w16sdtdh w16sdtfl w16du wp14">
   <w:p>
     <w:pPr>
       <w:pStyle w:val="Header"/>
@@ -1662,7 +1788,7 @@
 </file>
 
 <file path=word/header2.xml><?xml version="1.0" encoding="utf-8"?>
-<w:hdr xmlns:wpc="http://schemas.microsoft.com/office/word/2010/wordprocessingCanvas" xmlns:cx="http://schemas.microsoft.com/office/drawing/2014/chartex" xmlns:cx1="http://schemas.microsoft.com/office/drawing/2015/9/8/chartex" xmlns:cx2="http://schemas.microsoft.com/office/drawing/2015/10/21/chartex" xmlns:cx3="http://schemas.microsoft.com/office/drawing/2016/5/9/chartex" xmlns:cx4="http://schemas.microsoft.com/office/drawing/2016/5/10/chartex" xmlns:cx5="http://schemas.microsoft.com/office/drawing/2016/5/11/chartex" xmlns:cx6="http://schemas.microsoft.com/office/drawing/2016/5/12/chartex" xmlns:cx7="http://schemas.microsoft.com/office/drawing/2016/5/13/chartex" xmlns:cx8="http://schemas.microsoft.com/office/drawing/2016/5/14/chartex" xmlns:mc="http://schemas.openxmlformats.org/markup-compatibility/2006" xmlns:aink="http://schemas.microsoft.com/office/drawing/2016/ink" xmlns:am3d="http://schemas.microsoft.com/office/drawing/2017/model3d" xmlns:o="urn:schemas-microsoft-com:office:office" xmlns:oel="http://schemas.microsoft.com/office/2019/extlst" xmlns:r="http://schemas.openxmlformats.org/officeDocument/2006/relationships" xmlns:m="http://schemas.openxmlformats.org/officeDocument/2006/math" xmlns:v="urn:schemas-microsoft-com:vml" xmlns:wp14="http://schemas.microsoft.com/office/word/2010/wordprocessingDrawing" xmlns:wp="http://schemas.openxmlformats.org/drawingml/2006/wordprocessingDrawing" xmlns:w10="urn:schemas-microsoft-com:office:word" xmlns:w="http://schemas.openxmlformats.org/wordprocessingml/2006/main" xmlns:w14="http://schemas.microsoft.com/office/word/2010/wordml" xmlns:w15="http://schemas.microsoft.com/office/word/2012/wordml" xmlns:w16cex="http://schemas.microsoft.com/office/word/2018/wordml/cex" xmlns:w16cid="http://schemas.microsoft.com/office/word/2016/wordml/cid" xmlns:w16="http://schemas.microsoft.com/office/word/2018/wordml" xmlns:w16sdtdh="http://schemas.microsoft.com/office/word/2020/wordml/sdtdatahash" xmlns:w16se="http://schemas.microsoft.com/office/word/2015/wordml/symex" xmlns:wpg="http://schemas.microsoft.com/office/word/2010/wordprocessingGroup" xmlns:wpi="http://schemas.microsoft.com/office/word/2010/wordprocessingInk" xmlns:wne="http://schemas.microsoft.com/office/word/2006/wordml" xmlns:wps="http://schemas.microsoft.com/office/word/2010/wordprocessingShape" mc:Ignorable="w14 w15 w16se w16cid w16 w16cex w16sdtdh wp14">
+<w:hdr xmlns:wpc="http://schemas.microsoft.com/office/word/2010/wordprocessingCanvas" xmlns:cx="http://schemas.microsoft.com/office/drawing/2014/chartex" xmlns:cx1="http://schemas.microsoft.com/office/drawing/2015/9/8/chartex" xmlns:cx2="http://schemas.microsoft.com/office/drawing/2015/10/21/chartex" xmlns:cx3="http://schemas.microsoft.com/office/drawing/2016/5/9/chartex" xmlns:cx4="http://schemas.microsoft.com/office/drawing/2016/5/10/chartex" xmlns:cx5="http://schemas.microsoft.com/office/drawing/2016/5/11/chartex" xmlns:cx6="http://schemas.microsoft.com/office/drawing/2016/5/12/chartex" xmlns:cx7="http://schemas.microsoft.com/office/drawing/2016/5/13/chartex" xmlns:cx8="http://schemas.microsoft.com/office/drawing/2016/5/14/chartex" xmlns:mc="http://schemas.openxmlformats.org/markup-compatibility/2006" xmlns:aink="http://schemas.microsoft.com/office/drawing/2016/ink" xmlns:am3d="http://schemas.microsoft.com/office/drawing/2017/model3d" xmlns:o="urn:schemas-microsoft-com:office:office" xmlns:oel="http://schemas.microsoft.com/office/2019/extlst" xmlns:r="http://schemas.openxmlformats.org/officeDocument/2006/relationships" xmlns:m="http://schemas.openxmlformats.org/officeDocument/2006/math" xmlns:v="urn:schemas-microsoft-com:vml" xmlns:wp14="http://schemas.microsoft.com/office/word/2010/wordprocessingDrawing" xmlns:wp="http://schemas.openxmlformats.org/drawingml/2006/wordprocessingDrawing" xmlns:w10="urn:schemas-microsoft-com:office:word" xmlns:w="http://schemas.openxmlformats.org/wordprocessingml/2006/main" xmlns:w14="http://schemas.microsoft.com/office/word/2010/wordml" xmlns:w15="http://schemas.microsoft.com/office/word/2012/wordml" xmlns:w16cex="http://schemas.microsoft.com/office/word/2018/wordml/cex" xmlns:w16cid="http://schemas.microsoft.com/office/word/2016/wordml/cid" xmlns:w16="http://schemas.microsoft.com/office/word/2018/wordml" xmlns:w16du="http://schemas.microsoft.com/office/word/2023/wordml/word16du" xmlns:w16sdtdh="http://schemas.microsoft.com/office/word/2020/wordml/sdtdatahash" xmlns:w16sdtfl="http://schemas.microsoft.com/office/word/2024/wordml/sdtformatlock" xmlns:w16se="http://schemas.microsoft.com/office/word/2015/wordml/symex" xmlns:wpg="http://schemas.microsoft.com/office/word/2010/wordprocessingGroup" xmlns:wpi="http://schemas.microsoft.com/office/word/2010/wordprocessingInk" xmlns:wne="http://schemas.microsoft.com/office/word/2006/wordml" xmlns:wps="http://schemas.microsoft.com/office/word/2010/wordprocessingShape" mc:Ignorable="w14 w15 w16se w16cid w16 w16cex w16sdtdh w16sdtfl w16du wp14">
   <w:p>
     <w:pPr>
       <w:pStyle w:val="Header"/>
@@ -1673,7 +1799,7 @@
 </file>
 
 <file path=word/header3.xml><?xml version="1.0" encoding="utf-8"?>
-<w:hdr xmlns:wpc="http://schemas.microsoft.com/office/word/2010/wordprocessingCanvas" xmlns:cx="http://schemas.microsoft.com/office/drawing/2014/chartex" xmlns:cx1="http://schemas.microsoft.com/office/drawing/2015/9/8/chartex" xmlns:cx2="http://schemas.microsoft.com/office/drawing/2015/10/21/chartex" xmlns:cx3="http://schemas.microsoft.com/office/drawing/2016/5/9/chartex" xmlns:cx4="http://schemas.microsoft.com/office/drawing/2016/5/10/chartex" xmlns:cx5="http://schemas.microsoft.com/office/drawing/2016/5/11/chartex" xmlns:cx6="http://schemas.microsoft.com/office/drawing/2016/5/12/chartex" xmlns:cx7="http://schemas.microsoft.com/office/drawing/2016/5/13/chartex" xmlns:cx8="http://schemas.microsoft.com/office/drawing/2016/5/14/chartex" xmlns:mc="http://schemas.openxmlformats.org/markup-compatibility/2006" xmlns:aink="http://schemas.microsoft.com/office/drawing/2016/ink" xmlns:am3d="http://schemas.microsoft.com/office/drawing/2017/model3d" xmlns:o="urn:schemas-microsoft-com:office:office" xmlns:oel="http://schemas.microsoft.com/office/2019/extlst" xmlns:r="http://schemas.openxmlformats.org/officeDocument/2006/relationships" xmlns:m="http://schemas.openxmlformats.org/officeDocument/2006/math" xmlns:v="urn:schemas-microsoft-com:vml" xmlns:wp14="http://schemas.microsoft.com/office/word/2010/wordprocessingDrawing" xmlns:wp="http://schemas.openxmlformats.org/drawingml/2006/wordprocessingDrawing" xmlns:w10="urn:schemas-microsoft-com:office:word" xmlns:w="http://schemas.openxmlformats.org/wordprocessingml/2006/main" xmlns:w14="http://schemas.microsoft.com/office/word/2010/wordml" xmlns:w15="http://schemas.microsoft.com/office/word/2012/wordml" xmlns:w16cex="http://schemas.microsoft.com/office/word/2018/wordml/cex" xmlns:w16cid="http://schemas.microsoft.com/office/word/2016/wordml/cid" xmlns:w16="http://schemas.microsoft.com/office/word/2018/wordml" xmlns:w16sdtdh="http://schemas.microsoft.com/office/word/2020/wordml/sdtdatahash" xmlns:w16se="http://schemas.microsoft.com/office/word/2015/wordml/symex" xmlns:wpg="http://schemas.microsoft.com/office/word/2010/wordprocessingGroup" xmlns:wpi="http://schemas.microsoft.com/office/word/2010/wordprocessingInk" xmlns:wne="http://schemas.microsoft.com/office/word/2006/wordml" xmlns:wps="http://schemas.microsoft.com/office/word/2010/wordprocessingShape" mc:Ignorable="w14 w15 w16se w16cid w16 w16cex w16sdtdh wp14">
+<w:hdr xmlns:wpc="http://schemas.microsoft.com/office/word/2010/wordprocessingCanvas" xmlns:cx="http://schemas.microsoft.com/office/drawing/2014/chartex" xmlns:cx1="http://schemas.microsoft.com/office/drawing/2015/9/8/chartex" xmlns:cx2="http://schemas.microsoft.com/office/drawing/2015/10/21/chartex" xmlns:cx3="http://schemas.microsoft.com/office/drawing/2016/5/9/chartex" xmlns:cx4="http://schemas.microsoft.com/office/drawing/2016/5/10/chartex" xmlns:cx5="http://schemas.microsoft.com/office/drawing/2016/5/11/chartex" xmlns:cx6="http://schemas.microsoft.com/office/drawing/2016/5/12/chartex" xmlns:cx7="http://schemas.microsoft.com/office/drawing/2016/5/13/chartex" xmlns:cx8="http://schemas.microsoft.com/office/drawing/2016/5/14/chartex" xmlns:mc="http://schemas.openxmlformats.org/markup-compatibility/2006" xmlns:aink="http://schemas.microsoft.com/office/drawing/2016/ink" xmlns:am3d="http://schemas.microsoft.com/office/drawing/2017/model3d" xmlns:o="urn:schemas-microsoft-com:office:office" xmlns:oel="http://schemas.microsoft.com/office/2019/extlst" xmlns:r="http://schemas.openxmlformats.org/officeDocument/2006/relationships" xmlns:m="http://schemas.openxmlformats.org/officeDocument/2006/math" xmlns:v="urn:schemas-microsoft-com:vml" xmlns:wp14="http://schemas.microsoft.com/office/word/2010/wordprocessingDrawing" xmlns:wp="http://schemas.openxmlformats.org/drawingml/2006/wordprocessingDrawing" xmlns:w10="urn:schemas-microsoft-com:office:word" xmlns:w="http://schemas.openxmlformats.org/wordprocessingml/2006/main" xmlns:w14="http://schemas.microsoft.com/office/word/2010/wordml" xmlns:w15="http://schemas.microsoft.com/office/word/2012/wordml" xmlns:w16cex="http://schemas.microsoft.com/office/word/2018/wordml/cex" xmlns:w16cid="http://schemas.microsoft.com/office/word/2016/wordml/cid" xmlns:w16="http://schemas.microsoft.com/office/word/2018/wordml" xmlns:w16du="http://schemas.microsoft.com/office/word/2023/wordml/word16du" xmlns:w16sdtdh="http://schemas.microsoft.com/office/word/2020/wordml/sdtdatahash" xmlns:w16sdtfl="http://schemas.microsoft.com/office/word/2024/wordml/sdtformatlock" xmlns:w16se="http://schemas.microsoft.com/office/word/2015/wordml/symex" xmlns:wpg="http://schemas.microsoft.com/office/word/2010/wordprocessingGroup" xmlns:wpi="http://schemas.microsoft.com/office/word/2010/wordprocessingInk" xmlns:wne="http://schemas.microsoft.com/office/word/2006/wordml" xmlns:wps="http://schemas.microsoft.com/office/word/2010/wordprocessingShape" mc:Ignorable="w14 w15 w16se w16cid w16 w16cex w16sdtdh w16sdtfl w16du wp14">
   <w:p>
     <w:pPr>
       <w:pStyle w:val="Header"/>
@@ -1682,7 +1808,7 @@
     <w:r>
       <w:tab/>
       <w:tab/>
-      <w:t>2026-06-17</w:t>
+      <w:t>2026-06-18</w:t>
       <w:br/>
       <w:br/>
     </w:r>
@@ -1699,7 +1825,7 @@
 </file>
 
 <file path=word/numbering.xml><?xml version="1.0" encoding="utf-8"?>
-<w:numbering xmlns:wpc="http://schemas.microsoft.com/office/word/2010/wordprocessingCanvas" xmlns:cx="http://schemas.microsoft.com/office/drawing/2014/chartex" xmlns:cx1="http://schemas.microsoft.com/office/drawing/2015/9/8/chartex" xmlns:cx2="http://schemas.microsoft.com/office/drawing/2015/10/21/chartex" xmlns:cx3="http://schemas.microsoft.com/office/drawing/2016/5/9/chartex" xmlns:cx4="http://schemas.microsoft.com/office/drawing/2016/5/10/chartex" xmlns:cx5="http://schemas.microsoft.com/office/drawing/2016/5/11/chartex" xmlns:cx6="http://schemas.microsoft.com/office/drawing/2016/5/12/chartex" xmlns:cx7="http://schemas.microsoft.com/office/drawing/2016/5/13/chartex" xmlns:cx8="http://schemas.microsoft.com/office/drawing/2016/5/14/chartex" xmlns:mc="http://schemas.openxmlformats.org/markup-compatibility/2006" xmlns:aink="http://schemas.microsoft.com/office/drawing/2016/ink" xmlns:am3d="http://schemas.microsoft.com/office/drawing/2017/model3d" xmlns:o="urn:schemas-microsoft-com:office:office" xmlns:oel="http://schemas.microsoft.com/office/2019/extlst" xmlns:r="http://schemas.openxmlformats.org/officeDocument/2006/relationships" xmlns:m="http://schemas.openxmlformats.org/officeDocument/2006/math" xmlns:v="urn:schemas-microsoft-com:vml" xmlns:wp14="http://schemas.microsoft.com/office/word/2010/wordprocessingDrawing" xmlns:wp="http://schemas.openxmlformats.org/drawingml/2006/wordprocessingDrawing" xmlns:w10="urn:schemas-microsoft-com:office:word" xmlns:w="http://schemas.openxmlformats.org/wordprocessingml/2006/main" xmlns:w14="http://schemas.microsoft.com/office/word/2010/wordml" xmlns:w15="http://schemas.microsoft.com/office/word/2012/wordml" xmlns:w16cex="http://schemas.microsoft.com/office/word/2018/wordml/cex" xmlns:w16cid="http://schemas.microsoft.com/office/word/2016/wordml/cid" xmlns:w16="http://schemas.microsoft.com/office/word/2018/wordml" xmlns:w16sdtdh="http://schemas.microsoft.com/office/word/2020/wordml/sdtdatahash" xmlns:w16se="http://schemas.microsoft.com/office/word/2015/wordml/symex" xmlns:wpg="http://schemas.microsoft.com/office/word/2010/wordprocessingGroup" xmlns:wpi="http://schemas.microsoft.com/office/word/2010/wordprocessingInk" xmlns:wne="http://schemas.microsoft.com/office/word/2006/wordml" xmlns:wps="http://schemas.microsoft.com/office/word/2010/wordprocessingShape" mc:Ignorable="w14 w15 w16se w16cid w16 w16cex w16sdtdh wp14">
+<w:numbering xmlns:wpc="http://schemas.microsoft.com/office/word/2010/wordprocessingCanvas" xmlns:cx="http://schemas.microsoft.com/office/drawing/2014/chartex" xmlns:cx1="http://schemas.microsoft.com/office/drawing/2015/9/8/chartex" xmlns:cx2="http://schemas.microsoft.com/office/drawing/2015/10/21/chartex" xmlns:cx3="http://schemas.microsoft.com/office/drawing/2016/5/9/chartex" xmlns:cx4="http://schemas.microsoft.com/office/drawing/2016/5/10/chartex" xmlns:cx5="http://schemas.microsoft.com/office/drawing/2016/5/11/chartex" xmlns:cx6="http://schemas.microsoft.com/office/drawing/2016/5/12/chartex" xmlns:cx7="http://schemas.microsoft.com/office/drawing/2016/5/13/chartex" xmlns:cx8="http://schemas.microsoft.com/office/drawing/2016/5/14/chartex" xmlns:mc="http://schemas.openxmlformats.org/markup-compatibility/2006" xmlns:aink="http://schemas.microsoft.com/office/drawing/2016/ink" xmlns:am3d="http://schemas.microsoft.com/office/drawing/2017/model3d" xmlns:o="urn:schemas-microsoft-com:office:office" xmlns:oel="http://schemas.microsoft.com/office/2019/extlst" xmlns:r="http://schemas.openxmlformats.org/officeDocument/2006/relationships" xmlns:m="http://schemas.openxmlformats.org/officeDocument/2006/math" xmlns:v="urn:schemas-microsoft-com:vml" xmlns:wp14="http://schemas.microsoft.com/office/word/2010/wordprocessingDrawing" xmlns:wp="http://schemas.openxmlformats.org/drawingml/2006/wordprocessingDrawing" xmlns:w10="urn:schemas-microsoft-com:office:word" xmlns:w="http://schemas.openxmlformats.org/wordprocessingml/2006/main" xmlns:w14="http://schemas.microsoft.com/office/word/2010/wordml" xmlns:w15="http://schemas.microsoft.com/office/word/2012/wordml" xmlns:w16cex="http://schemas.microsoft.com/office/word/2018/wordml/cex" xmlns:w16cid="http://schemas.microsoft.com/office/word/2016/wordml/cid" xmlns:w16="http://schemas.microsoft.com/office/word/2018/wordml" xmlns:w16du="http://schemas.microsoft.com/office/word/2023/wordml/word16du" xmlns:w16sdtdh="http://schemas.microsoft.com/office/word/2020/wordml/sdtdatahash" xmlns:w16sdtfl="http://schemas.microsoft.com/office/word/2024/wordml/sdtformatlock" xmlns:w16se="http://schemas.microsoft.com/office/word/2015/wordml/symex" xmlns:wpg="http://schemas.microsoft.com/office/word/2010/wordprocessingGroup" xmlns:wpi="http://schemas.microsoft.com/office/word/2010/wordprocessingInk" xmlns:wne="http://schemas.microsoft.com/office/word/2006/wordml" xmlns:wps="http://schemas.microsoft.com/office/word/2010/wordprocessingShape" mc:Ignorable="w14 w15 w16se w16cid w16 w16cex w16sdtdh w16sdtfl w16du wp14">
   <w:abstractNum w:abstractNumId="0" w15:restartNumberingAfterBreak="0">
     <w:nsid w:val="FFFFFF7C"/>
     <w:multiLevelType w:val="singleLevel"/>
@@ -1902,7 +2028,7 @@
 </file>
 
 <file path=word/styles.xml><?xml version="1.0" encoding="utf-8"?>
-<w:styles xmlns:mc="http://schemas.openxmlformats.org/markup-compatibility/2006" xmlns:r="http://schemas.openxmlformats.org/officeDocument/2006/relationships" xmlns:w="http://schemas.openxmlformats.org/wordprocessingml/2006/main" xmlns:w14="http://schemas.microsoft.com/office/word/2010/wordml" xmlns:w15="http://schemas.microsoft.com/office/word/2012/wordml" xmlns:w16cex="http://schemas.microsoft.com/office/word/2018/wordml/cex" xmlns:w16cid="http://schemas.microsoft.com/office/word/2016/wordml/cid" xmlns:w16="http://schemas.microsoft.com/office/word/2018/wordml" xmlns:w16sdtdh="http://schemas.microsoft.com/office/word/2020/wordml/sdtdatahash" xmlns:w16se="http://schemas.microsoft.com/office/word/2015/wordml/symex" mc:Ignorable="w14 w15 w16se w16cid w16 w16cex w16sdtdh">
+<w:styles xmlns:mc="http://schemas.openxmlformats.org/markup-compatibility/2006" xmlns:r="http://schemas.openxmlformats.org/officeDocument/2006/relationships" xmlns:w="http://schemas.openxmlformats.org/wordprocessingml/2006/main" xmlns:w14="http://schemas.microsoft.com/office/word/2010/wordml" xmlns:w15="http://schemas.microsoft.com/office/word/2012/wordml" xmlns:w16cex="http://schemas.microsoft.com/office/word/2018/wordml/cex" xmlns:w16cid="http://schemas.microsoft.com/office/word/2016/wordml/cid" xmlns:w16="http://schemas.microsoft.com/office/word/2018/wordml" xmlns:w16du="http://schemas.microsoft.com/office/word/2023/wordml/word16du" xmlns:w16sdtdh="http://schemas.microsoft.com/office/word/2020/wordml/sdtdatahash" xmlns:w16sdtfl="http://schemas.microsoft.com/office/word/2024/wordml/sdtformatlock" xmlns:w16se="http://schemas.microsoft.com/office/word/2015/wordml/symex" mc:Ignorable="w14 w15 w16se w16cid w16 w16cex w16sdtdh w16sdtfl w16du">
   <w:docDefaults>
     <w:rPrDefault>
       <w:rPr>
@@ -2660,7 +2786,7 @@
     <w:link w:val="TitleChar"/>
     <w:uiPriority w:val="10"/>
     <w:qFormat/>
-    <w:rsid w:val="007106C8"/>
+    <w:rsid w:val="00E854FA"/>
     <w:pPr>
       <w:spacing w:after="300" w:line="240" w:lineRule="auto"/>
       <w:contextualSpacing/>
@@ -2670,7 +2796,7 @@
       <w:rFonts w:eastAsiaTheme="majorEastAsia" w:cstheme="majorBidi"/>
       <w:spacing w:val="5"/>
       <w:kern w:val="28"/>
-      <w:sz w:val="52"/>
+      <w:sz w:val="40"/>
       <w:szCs w:val="52"/>
       <w:lang w:val="sv-SE" w:eastAsia="en-US" w:bidi="ar-SA"/>
     </w:rPr>
@@ -2680,12 +2806,12 @@
     <w:basedOn w:val="DefaultParagraphFont"/>
     <w:link w:val="Title"/>
     <w:uiPriority w:val="10"/>
-    <w:rsid w:val="007106C8"/>
+    <w:rsid w:val="00E854FA"/>
     <w:rPr>
       <w:rFonts w:ascii="Times New Roman" w:eastAsiaTheme="majorEastAsia" w:hAnsi="Times New Roman" w:cstheme="majorBidi"/>
       <w:spacing w:val="5"/>
       <w:kern w:val="28"/>
-      <w:sz w:val="52"/>
+      <w:sz w:val="40"/>
       <w:szCs w:val="52"/>
       <w:lang w:val="sv-SE" w:eastAsia="en-US" w:bidi="ar-SA"/>
     </w:rPr>

--- a/klagomål/A 8217-2026 FSC-klagomål.docx
+++ b/klagomål/A 8217-2026 FSC-klagomål.docx
@@ -1808,7 +1808,7 @@
     <w:r>
       <w:tab/>
       <w:tab/>
-      <w:t>2026-06-18</w:t>
+      <w:t>2026-06-19</w:t>
       <w:br/>
       <w:br/>
     </w:r>

--- a/klagomål/A 8217-2026 FSC-klagomål.docx
+++ b/klagomål/A 8217-2026 FSC-klagomål.docx
@@ -1808,7 +1808,7 @@
     <w:r>
       <w:tab/>
       <w:tab/>
-      <w:t>2026-06-19</w:t>
+      <w:t>2026-06-20</w:t>
       <w:br/>
       <w:br/>
     </w:r>

--- a/klagomål/A 8217-2026 FSC-klagomål.docx
+++ b/klagomål/A 8217-2026 FSC-klagomål.docx
@@ -168,38 +168,7 @@
     </w:p>
     <w:p>
       <w:r>
-        <w:t>Detta dokument behandlar höga naturvärden i avverkningsanmälan A 8217-2026 i Hofors kommun som inkom 2026-02-11 och omfattar 5,6 ha.</w:t>
-      </w:r>
-    </w:p>
-    <w:p>
-      <w:r>
-        <w:t>Nedan presenteras fynd av naturvårdsarter och fridlysta arter som gjorts i det avverkningsanmälda området, samt relevanta utdrag ur standarderna för FSC, Chain of Custody, Controlled Wood och PEFC. I BILAGA 1 finns artfakta om fridlysta arter.</w:t>
-      </w:r>
-    </w:p>
-    <w:p>
-      <w:r>
-        <w:t>Vi förväntar oss att ni återkommer med ett skriftligt svar på vårt klagomål och även beskriver vilka korrigerande åtgärder ni satt in för att rätta till identifierade brister i er efterlevnad av den svenska FSC standarden.</w:t>
-      </w:r>
-    </w:p>
-    <w:p>
-      <w:pPr>
-        <w:pStyle w:val="Heading1"/>
-      </w:pPr>
-      <w:r>
-        <w:t>Naturvårdsarter</w:t>
-      </w:r>
-    </w:p>
-    <w:p>
-      <w:r>
-        <w:t>I och inom 23 meter från avverkningsanmälan har följande 25 naturvårdsarter hittats: bitter taggsvamp (EN), knärot (VU, T, §8), ostticka (VU, T), dropptaggsvamp (NT, T), fjällig taggsvamp s.str. (NT), kortskaftad ärgspik (NT), orange taggsvamp (NT, T), tretåig hackspett (NT, T, §4), vedtrappmossa (NT, T), björksplintborre (S), blodticka (S, T), bronshjon (S, T), olivspindling (S), rödgul trumpetsvamp (S), smal svampklubba (S), strimspindling (S), svavelriska (S), thomsons trägnagare (S), vedticka (S, T), vågbandad barkbock (S), blåsippa (T, §9), kransmossa (T), spillkråka (T, §4), tjäder (T, §4) och revlummer (§9). Av dessa är 9 rödlistade. För rödlistade arter har rödlistekategorin angivits inom parentes. Arter som är signalarter enligt Skogsstyrelsen har markerats med (S). Typiska arter inom Natura 2000 som är kopplade till skogsekosystem har markerats med (T). För fridlysta arter anges även paragrafen i Artskyddsförordningen som arten är fridlyst enligt.</w:t>
-      </w:r>
-    </w:p>
-    <w:p>
-      <w:r>
-        <w:t>De påträffade naturvårdsarterna är ett tydligt kvitto på att det rör sig om en skog med höga naturvärden.</w:t>
-      </w:r>
-      <w:r>
-        <w:t xml:space="preserve"> I Figur 1 visas fyndplatser för naturvårdsarter i området, som finns registrerade på Artportalen.</w:t>
+        <w:t>Detta klagomål behandlar höga naturvärden i avverkningsanmälan A 8217-2026 i Hofors kommun som inkom 2026-02-11 och omfattar 5,6 ha.</w:t>
       </w:r>
     </w:p>
     <w:p>
@@ -247,63 +216,46 @@
         <w:spacing w:after="240"/>
       </w:pPr>
       <w:r>
-        <w:t>Figur 1. Fyndplatser för naturvårdsarter i och inom 23 meter från avverkningsanmälan (röd linje). Markörer utan svart kant är placerade på fyndplatsen. Markörer med svart kant är placerade vid sidan av fyndplatsen och har ett svart streck som visar fyndplatsens exakta position. Kartans mittpunktskoordinat är N 6712405, E 576487 i SWEREF 99 TM.</w:t>
+        <w:t>Figur 1. Fyndplatser för naturvårdsarter i och inom 23 meter från avverkningsanmälan. Markörer utan svart kant är placerade på fyndplatsen. Markörer med svart kant är placerade vid sidan av fyndplatsen har ett svart streck som visar fyndplatsens exakta position. Kartans mittpunktskoordinat är N 6712405, E 576487 i SWEREF 99 TM.</w:t>
+      </w:r>
+    </w:p>
+    <w:p>
+      <w:r>
+        <w:t>I och inom 23 meter från avverkningsanmälan finns fynd av 25 naturvårdsarter, varav 9 är rödlistade, 6 är fridlysta, 13 är typiska (T) och 11 är signalarter (S): bitter taggsvamp (EN), knärot (VU, T, §8), ostticka (VU, T), dropptaggsvamp (NT, T), fjällig taggsvamp s.str. (NT), kortskaftad ärgspik (NT), orange taggsvamp (NT, T), tretåig hackspett (NT, T, §4), vedtrappmossa (NT, T), björksplintborre (S), blodticka (S, T), bronshjon (S, T), olivspindling (S), rödgul trumpetsvamp (S), smal svampklubba (S), strimspindling (S), svavelriska (S), thomsons trägnagare (S), vedticka (S, T), vågbandad barkbock (S), blåsippa (T, §9), kransmossa (T), spillkråka (T, §4), tjäder (T, §4) och revlummer (§9). Se Figur 1.</w:t>
+      </w:r>
+    </w:p>
+    <w:p>
+      <w:r>
+        <w:t>Nedan presenteras relevanta utdrag ur standarderna för FSC, Chain of Custody, Controlled Wood och PEFC.</w:t>
+      </w:r>
+    </w:p>
+    <w:p>
+      <w:r>
+        <w:t>Vi förväntar oss att ni återkommer med ett skriftligt svar på vårt klagomål och även beskriver vilka korrigerande åtgärder ni satt in för att rätta till identifierade brister i er efterlevnad av den svenska FSC standarden.</w:t>
       </w:r>
     </w:p>
     <w:p>
       <w:pPr>
-        <w:pStyle w:val="Heading2"/>
+        <w:pStyle w:val="Heading1"/>
       </w:pPr>
       <w:r>
-        <w:t>Fridlysta arter</w:t>
+        <w:t>Naturvårdsarter och fridlysta arter</w:t>
       </w:r>
     </w:p>
     <w:p>
       <w:r>
-        <w:t>Följande fridlysta arter har sina livsmiljöer och växtplatser i den avverkningsanmälda skogen: knärot (VU, T, §8), tretåig hackspett (NT, T, §4), blåsippa (T, §9), spillkråka (T, §4), tjäder (T, §4) och revlummer (§9).</w:t>
+        <w:t>Nedan följer beskrivningar av de naturvårdsarter och fridlysta arter som har sina livsmiljöer och växtplatser i den avverkningsanmälda skogen. Se även ytterligare artfakta i BILAGA 1. De påträffade naturvårdsarterna är ett tydligt kvitto på att det rör sig om en skog med höga naturvärden.</w:t>
       </w:r>
     </w:p>
     <w:p>
-      <w:r>
-        <w:t xml:space="preserve">Observera att medlemsländerna är skyldiga att agera i enlighet med EU:s fågeldirektiv där det uttryckligen står att direktivet gäller för fåglar samt för deras ägg, bon och </w:t>
-      </w:r>
       <w:r>
         <w:rPr>
           <w:b/>
         </w:rPr>
-        <w:t xml:space="preserve">livsmiljöer </w:t>
-      </w:r>
-      <w:r>
-        <w:t>(artikel 1). Vidare att de åtgärder som vidtas inte får leda till en försämring av den nuvarande situationen beträffande bevarandet av de fågelarter som avses i artikel 1 (artikel 13). Fågeldirektivet är styrande för tillsynsansvariga myndigheters ärendehantering, ställningstaganden och beslutsfattande.</w:t>
-      </w:r>
-    </w:p>
-    <w:p>
-      <w:r>
-        <w:rPr>
-          <w:b/>
-        </w:rPr>
-        <w:t>Blåsippa (§9)</w:t>
-      </w:r>
-      <w:r>
-        <w:t xml:space="preserve"> är typisk art för </w:t>
-      </w:r>
-      <w:r>
-        <w:rPr>
-          <w:i/>
-        </w:rPr>
-        <w:t>9050 Näringsrik granskog, 9020 Nordlig ädellövskog</w:t>
-      </w:r>
-      <w:r>
-        <w:t xml:space="preserve"> och </w:t>
-      </w:r>
-      <w:r>
-        <w:rPr>
-          <w:i/>
-        </w:rPr>
-        <w:t>8240 Karsthällmarker</w:t>
-      </w:r>
-      <w:r>
-        <w:t xml:space="preserve"> (SLU Artdatabanken, 2025).</w:t>
+        <w:t xml:space="preserve">Bitter taggsvamp (EN) </w:t>
+      </w:r>
+      <w:r>
+        <w:t>är en sällsynt och starkt hotad ”toppart” som bildar mykorrhiza med gran, möjligen även med tall, i äldre barrskogar med lång kontinuitet. Förekommer på kalkrik eller annan basiskt påverkad mark, främst i miljöer med hög luftfuktighet. Svampen har i friskt tillstånd en säregen doft av bittermandelolja och fruktköttet är mycket bittert i smaken. Arten hotas främst av avverkning och tål inte en slutavverkning utan kräver ett kontinuerligt äldre trädskikt med gran. Äldre barrskogar med basisk påverkan och lång kontinuitet, även små områden, har ett mycket högt skyddsvärde och bör i största möjliga utsträckning undantas från trakthyggesbruk. Slutavverkning, kraftig gallring och skogsmarksgödsling måste helt undvikas, liksom körning med tunga maskiner. Lokalerna bör skyddas formellt. Bitter taggsvamp ingår i ett åtgärdsprogram för hotade arter (ÅGP) och är placerad högst upp i Skogsstyrelsens värdepyramid för bedömning av skog med höga naturvärden (SLU Artdatabanken, 2026; Nitare &amp; Skogsstyrelsen, 2019; Nitare 2006).</w:t>
       </w:r>
     </w:p>
     <w:p>
@@ -411,10 +363,10 @@
         <w:rPr>
           <w:b/>
         </w:rPr>
-        <w:t>Spillkråka (§4)</w:t>
-      </w:r>
-      <w:r>
-        <w:t xml:space="preserve"> omfattas av bilaga 1 i EU:s fågeldirektiv och är typisk art för </w:t>
+        <w:t xml:space="preserve">Ostticka (VU) </w:t>
+      </w:r>
+      <w:r>
+        <w:t xml:space="preserve">växer huvudsakligen på grova granlågor i urskogsartad barrskog. Växtplatserna ligger vanligtvis i brandrefugiala områden med relativt hög luftfuktighet där skogen under lång tid haft en intern beståndsdynamik med successivt avdöende träd. Alla skogsskötselåtgärder på eller i omedelbar närhet av lokalerna inverkar negativt på artens fortlevnad. Ostticka är typisk art för </w:t>
       </w:r>
       <w:r>
         <w:rPr>
@@ -423,6 +375,308 @@
         <w:t xml:space="preserve">9010 Taiga </w:t>
       </w:r>
       <w:r>
+        <w:t xml:space="preserve">och </w:t>
+      </w:r>
+      <w:r>
+        <w:rPr>
+          <w:i/>
+        </w:rPr>
+        <w:t>9030 Landhöjningsskog</w:t>
+      </w:r>
+      <w:r>
+        <w:t xml:space="preserve"> (SLU Artdatabanken, 2024; Nitare &amp; Skogsstyrelsen, 2019).</w:t>
+      </w:r>
+    </w:p>
+    <w:p>
+      <w:r>
+        <w:rPr>
+          <w:b/>
+        </w:rPr>
+        <w:t>Dropptaggsvamp (NT)</w:t>
+      </w:r>
+      <w:r>
+        <w:t xml:space="preserve"> bildar mykorrhiza med tall, främst i barrskog med trädkontinuitet, i magra, torra och ljusöppna lavtallskogar och i barrblandskogar med friskmossor och lingon i fältskiktet. Den totala populationen i landet har minskat och bedöms fortsätta minska till följd av slutavverkningar av tallskog. Det är högst oklart om arten långsiktigt kan etablera och reproducera sig i skogsbestånd som brukas med trakthyggesmetoder, markberedning, gödsling eller föryngring med förädlat plantmaterial. Uppfyller kriterierna för att bli rödlistad på grund av ny kunskap som visar att en större andel av populationen än tidigare bedömt är knuten till kontinuitetsbarrskog. Minskningstakten för den svenska populationen bedöms vara nära gränsvärdet för Sårbar (VU). Dropptaggsvamp är typisk art för </w:t>
+      </w:r>
+      <w:r>
+        <w:rPr>
+          <w:i/>
+        </w:rPr>
+        <w:t xml:space="preserve">9010 Taiga </w:t>
+      </w:r>
+      <w:r>
+        <w:t>(SLU Artdatabanken, 2026).</w:t>
+      </w:r>
+    </w:p>
+    <w:p>
+      <w:r>
+        <w:rPr>
+          <w:b/>
+        </w:rPr>
+        <w:t>Fjällig taggsvamp s.str. (NT)</w:t>
+      </w:r>
+      <w:r>
+        <w:t xml:space="preserve"> bildar mykorrhiza med gran i granskog och barrblandskog, främst på frisk näringsrik mark i äldre skog med lång trädkontinuitet. Den totala populationen i landet har minskat och bedöms fortsätta minska till följd av avverkning av äldre barrskogar. Minskningstakten för den svenska populationen bedöms vara nära gränsvärdet för sårbar (VU) (SLU Artdatabanken, 2026).</w:t>
+      </w:r>
+    </w:p>
+    <w:p>
+      <w:r>
+        <w:rPr>
+          <w:b/>
+        </w:rPr>
+        <w:t>Kortskaftad ärgspik (NT)</w:t>
+      </w:r>
+      <w:r>
+        <w:t xml:space="preserve"> förekommer i barrträdsdominerade skogar och växer nästan uteslutande på tallved. Den föredrar gamla högstubbar i fuktig och halvöppen miljö, t.ex. i myrkanter, sumpskog och brandpräglad skog. Arten indikerar kontinuerlig tillgång till gamla högstubbar i kombination med hög och jämn luftfuktighet. Skogsbruk på lokaler med kortskaftad ärgspik utgör ett hot. På lång sikt bildas färre lämpliga substrat än vad som försvinner. Avverkning av barrträdsdominerade bestånd av naturskogskaraktär utgör ett långsiktigt hot. Naturskogsartade bestånd med riklig förekomst av gamla och grova tallhögstubbar bör undantas från skogsbruk (SLU Artdatabanken, 2024).</w:t>
+      </w:r>
+    </w:p>
+    <w:p>
+      <w:r>
+        <w:rPr>
+          <w:b/>
+        </w:rPr>
+        <w:t xml:space="preserve">Orange taggsvamp (NT) </w:t>
+      </w:r>
+      <w:r>
+        <w:t xml:space="preserve">bildar mykorrhiza med både gran och tall och den förekommer främst i äldre barrskogar med kontinuitetsskogskaraktär. Mest frekvent är den i äldre mossrik granskog, men då bara i skogar inom granens naturliga utbredningsområde och i bestånd med långvarig grankontinuitet. Den totala populationen i landet bedöms ha minskat kraftigt och fortsatt kommer att minska då arten är knuten till en produktiv skogsmiljö som successivt avverkas. Arten hotas främst av skogsavverkning och tycks försvinna efter slutavverkning, markberedning och plantering och det är inte känt att arten har återkommit i anlagd skog på tidigare kalmark. Orange taggsvamp är typisk art för </w:t>
+      </w:r>
+      <w:r>
+        <w:rPr>
+          <w:i/>
+        </w:rPr>
+        <w:t>9010 Taiga</w:t>
+      </w:r>
+      <w:r>
+        <w:t xml:space="preserve"> (SLU Artdatabanken, 2024).</w:t>
+      </w:r>
+    </w:p>
+    <w:p>
+      <w:r>
+        <w:rPr>
+          <w:b/>
+        </w:rPr>
+        <w:t>Tretåig hackspett (NT, §4)</w:t>
+      </w:r>
+      <w:r>
+        <w:t xml:space="preserve"> är rödlistad som nära hotad och ingår i bilaga 1 i EU:s fågeldirektiv. Tretåig hackspett är för sin överlevnad beroende av kontinuerlig tillförsel av äldre döende och död ved, som sker genom naturliga självgallringsprocesser i äldre grannaturskogar och barrblandade naturskogar. Om en skog genom skogsbruk gallras eller glesas ur så upphör och uteblir i stort sett den naturliga självgallringsprocessen för mycket lång tid framöver vilket omöjliggör upprätthållandet av den kontinuerliga ekologiska funktionen i ett område. Det finns studier som visar att naturskogens självgallringsprocess som den tretåiga hackspetten är beroende av, inte kan ersättas med efterlämnad hänsyn i skogsbruket (Imbeau &amp; Desrochers, 2002). Storleken på häckningsreviret varierar med skogstypen, förekomsten av död ved och graden av fragmentering, men är i allmänhet i storleksordningen 25–100 hektar. Vintertid krävs ofta betydligt större områden och det finns studier som antyder att arten behöver minst 100 hektar äldre skog. I områden med låg bonitet kan det behövas över 200 hektar lämpligt habitat för att ett par ska kunna reproducera sig. Områden med dokumenterad permanent förekomst i naturskogsmiljöer har vanligen så stora naturvärden att skogsbruk är olämpligt. Tretåig hackspett är typisk art för </w:t>
+      </w:r>
+      <w:r>
+        <w:rPr>
+          <w:i/>
+        </w:rPr>
+        <w:t xml:space="preserve">9010 Taiga, 9740 Skogsbevuxen myr, 9030 Landhöjningsskog </w:t>
+      </w:r>
+      <w:r>
+        <w:t xml:space="preserve">och </w:t>
+      </w:r>
+      <w:r>
+        <w:rPr>
+          <w:i/>
+        </w:rPr>
+        <w:t>9040 Fjällbjörkskog</w:t>
+      </w:r>
+      <w:r>
+        <w:t xml:space="preserve"> (Skogsstyrelsen, 2016; SLU Artdatabanken, 2024).</w:t>
+      </w:r>
+    </w:p>
+    <w:p>
+      <w:r>
+        <w:rPr>
+          <w:b/>
+        </w:rPr>
+        <w:t xml:space="preserve">Vedtrappmossa (NT) </w:t>
+      </w:r>
+      <w:r>
+        <w:t xml:space="preserve">växer på död ved, främst i gammal granskog. Den förekommer knappast alls i fjällnära barrskogar utan finns i skogslandskapet nedom fjällen och framför allt i landets södra delar är den en mycket bra signalart för barrnaturskog med höga naturvärden. Skogsavverkning och brist på grov död ved i skogen är de allvarligaste hoten och den överlever inte kalhyggesbruk. Lokaler med sluten granskog, tillräckligt stora för att säkerställa ett kontinuerligt tillskott på grova lågor, bör undantas från storskaligt skogsbruk. Vedtrappmossa är typisk art för </w:t>
+      </w:r>
+      <w:r>
+        <w:rPr>
+          <w:i/>
+        </w:rPr>
+        <w:t>9010 Taiga</w:t>
+      </w:r>
+      <w:r>
+        <w:t xml:space="preserve"> (SLU Artdatabanken, 2024).</w:t>
+      </w:r>
+    </w:p>
+    <w:p>
+      <w:r>
+        <w:rPr>
+          <w:b/>
+        </w:rPr>
+        <w:t xml:space="preserve">Björksplintborre </w:t>
+      </w:r>
+      <w:r>
+        <w:t>är en skalbagge vars larvutveckling sker i bark på nyligen döda björkar, både stående träd och vindfällen. En prydlig rad med runda ventilationshål i barken ovanför modergången är synnerligen karaktäristiskt. Arten är knuten till lövrika blandskogar med en hög andel gamla träd, och starkt gynnad av naturliga störningar som torka, översvämningar, brand och stormfällningar. Talrika gnagspår kan tyda på biotoper med höga naturvärden, exempelvis för ovanliga hackspettar och andra, mer sällsynta vedinsekter. Larverna är omtyckt hackspettsföda (SLU Artdatabanken, 2025).</w:t>
+      </w:r>
+    </w:p>
+    <w:p>
+      <w:r>
+        <w:rPr>
+          <w:b/>
+        </w:rPr>
+        <w:t xml:space="preserve">Blodticka </w:t>
+      </w:r>
+      <w:r>
+        <w:t xml:space="preserve">är i norra Sverige främst knuten till grova granlågor i urskogsartad barrskog, men förekommer ibland även på klenare granar i anslutning till bäckar och sumpskogar. Den är en bra indikator på granskogar med höga naturvärden och oftast förekommer den tillsammans med ett stort antal ovanliga och rödlistade arter. I södra Sverige växer den framför allt på tall och har då ett lägre signalvärde. Blodticka är typisk art för </w:t>
+      </w:r>
+      <w:r>
+        <w:rPr>
+          <w:i/>
+        </w:rPr>
+        <w:t>9030 Landhöjningsskog</w:t>
+      </w:r>
+      <w:r>
+        <w:t xml:space="preserve"> (SLU Artdatabanken, 2025; Nitare &amp; Skogsstyrelsen, 2019).</w:t>
+      </w:r>
+    </w:p>
+    <w:p>
+      <w:r>
+        <w:rPr>
+          <w:b/>
+        </w:rPr>
+        <w:t>Bronshjon</w:t>
+      </w:r>
+      <w:r>
+        <w:t xml:space="preserve"> är en skalbagge vars larvutveckling sker under grov bark på stammar av döda eller döende barrträd, främst gran, i mindre omfattning tall. Arten är knuten till äldre, naturskogslik granskog med inslag av torkande träd. Bronshjon är typisk art för </w:t>
+      </w:r>
+      <w:r>
+        <w:rPr>
+          <w:i/>
+        </w:rPr>
+        <w:t>9010 Taiga</w:t>
+      </w:r>
+      <w:r>
+        <w:t xml:space="preserve"> (SLU Artdatabanken, 2025).</w:t>
+      </w:r>
+    </w:p>
+    <w:p>
+      <w:r>
+        <w:rPr>
+          <w:b/>
+        </w:rPr>
+        <w:t>Olivspindling</w:t>
+      </w:r>
+      <w:r>
+        <w:t xml:space="preserve"> växer uteslutande på näringsrik och kalkhaltig skogsmark där den huvudsakligen bildar mykorrhiza med gran och tall. Svampen är en typisk representant för kalkgranskogens särpräglade och rika svampflora. Kalavverkning är ett hot mot arten, eftersom den sannolikt kräver lång kontinuitet av äldre träd. Populationerna i landet bedöms därför minska beroende på slutavverkning av äldre barrskog på kalkhaltig mark (SLU Artdatabanken, 2024; Nitare &amp; Skogsstyrelsen, 2019).</w:t>
+      </w:r>
+    </w:p>
+    <w:p>
+      <w:r>
+        <w:rPr>
+          <w:b/>
+        </w:rPr>
+        <w:t xml:space="preserve">Rödgul trumpetsvamp </w:t>
+      </w:r>
+      <w:r>
+        <w:t>signalerar kalkrika barrsumpskogar eller avgränsade små mineralrika ytor i barrskogslandskapet, vilka normalt har höga naturvärden. I urbergsbygder är den en bra signalart på känsliga skogsbiotoper (Nitare &amp; Skogsstyrelsen, 2019).</w:t>
+      </w:r>
+    </w:p>
+    <w:p>
+      <w:r>
+        <w:rPr>
+          <w:b/>
+        </w:rPr>
+        <w:t xml:space="preserve">Vedticka </w:t>
+      </w:r>
+      <w:r>
+        <w:t xml:space="preserve">är en bra signalart söder om den naturliga norrlandsgränsen. Den är huvudsakligen knuten till äldre barrskogar där det föreligger långvarig kontinuitet av död barrved. Vedticka är typisk art för </w:t>
+      </w:r>
+      <w:r>
+        <w:rPr>
+          <w:i/>
+        </w:rPr>
+        <w:t xml:space="preserve">9010 Taiga </w:t>
+      </w:r>
+      <w:r>
+        <w:t>(Nitare &amp; Skogsstyrelsen, 2019; SLU Artdatabanken, 2025).</w:t>
+      </w:r>
+    </w:p>
+    <w:p>
+      <w:r>
+        <w:rPr>
+          <w:b/>
+        </w:rPr>
+        <w:t xml:space="preserve">Vågbandad barkbock </w:t>
+      </w:r>
+      <w:r>
+        <w:t>är en långhorning vars larvutveckling sker under bark på nyligen döda stående barrträd, främst gran, mer undantagsvis på tall. Främst i stående träd, särskilt gamla, långsamvuxna granar med grov bark, även i grövre grenar, stubbar eller vindfällen. Arten är starkt knuten till naturskogsliknande granskogar, och gynnas av extrema torrsomrar som försvagar träden. Arten påverkas negativt av brist på kontinuitetsskog och en minskning av populationen pågår eller förväntas ske (SLU Artdatabanken, 2025).</w:t>
+      </w:r>
+    </w:p>
+    <w:p>
+      <w:r>
+        <w:rPr>
+          <w:b/>
+        </w:rPr>
+        <w:t>Blåsippa (§9)</w:t>
+      </w:r>
+      <w:r>
+        <w:t xml:space="preserve"> är typisk art för </w:t>
+      </w:r>
+      <w:r>
+        <w:rPr>
+          <w:i/>
+        </w:rPr>
+        <w:t>9050 Näringsrik granskog, 9020 Nordlig ädellövskog</w:t>
+      </w:r>
+      <w:r>
+        <w:t xml:space="preserve"> och </w:t>
+      </w:r>
+      <w:r>
+        <w:rPr>
+          <w:i/>
+        </w:rPr>
+        <w:t>8240 Karsthällmarker</w:t>
+      </w:r>
+      <w:r>
+        <w:t xml:space="preserve"> (SLU Artdatabanken, 2025).</w:t>
+      </w:r>
+    </w:p>
+    <w:p>
+      <w:r>
+        <w:rPr>
+          <w:b/>
+        </w:rPr>
+        <w:t>Kransmossa</w:t>
+      </w:r>
+      <w:r>
+        <w:t xml:space="preserve"> är typisk art för </w:t>
+      </w:r>
+      <w:r>
+        <w:rPr>
+          <w:i/>
+        </w:rPr>
+        <w:t xml:space="preserve">9050 Näringsrik granskog </w:t>
+      </w:r>
+      <w:r>
+        <w:t xml:space="preserve">och </w:t>
+      </w:r>
+      <w:r>
+        <w:rPr>
+          <w:i/>
+        </w:rPr>
+        <w:t xml:space="preserve">6170 Alpina kalkgräsmarker </w:t>
+      </w:r>
+      <w:r>
+        <w:t>(SLU Artdatabanken, 2025).</w:t>
+      </w:r>
+    </w:p>
+    <w:p>
+      <w:r>
+        <w:rPr>
+          <w:b/>
+        </w:rPr>
+        <w:t>Spillkråka (§4)</w:t>
+      </w:r>
+      <w:r>
+        <w:t xml:space="preserve"> omfattas av bilaga 1 i EU:s fågeldirektiv och är typisk art för </w:t>
+      </w:r>
+      <w:r>
+        <w:rPr>
+          <w:i/>
+        </w:rPr>
+        <w:t xml:space="preserve">9010 Taiga </w:t>
+      </w:r>
+      <w:r>
         <w:t>och</w:t>
       </w:r>
       <w:r>
@@ -465,37 +719,11 @@
       </w:r>
     </w:p>
     <w:p>
-      <w:r>
-        <w:rPr>
-          <w:b/>
-        </w:rPr>
-        <w:t>Tretåig hackspett (NT, §4)</w:t>
-      </w:r>
-      <w:r>
-        <w:t xml:space="preserve"> är rödlistad som nära hotad och ingår i bilaga 1 i EU:s fågeldirektiv. Tretåig hackspett är för sin överlevnad beroende av kontinuerlig tillförsel av äldre döende och död ved, som sker genom naturliga självgallringsprocesser i äldre grannaturskogar och barrblandade naturskogar. Om en skog genom skogsbruk gallras eller glesas ur så upphör och uteblir i stort sett den naturliga självgallringsprocessen för mycket lång tid framöver vilket omöjliggör upprätthållandet av den kontinuerliga ekologiska funktionen i ett område. Det finns studier som visar att naturskogens självgallringsprocess som den tretåiga hackspetten är beroende av, inte kan ersättas med efterlämnad hänsyn i skogsbruket (Imbeau &amp; Desrochers, 2002). Storleken på häckningsreviret varierar med skogstypen, förekomsten av död ved och graden av fragmentering, men är i allmänhet i storleksordningen 25–100 hektar. Vintertid krävs ofta betydligt större områden och det finns studier som antyder att arten behöver minst 100 hektar äldre skog. I områden med låg bonitet kan det behövas över 200 hektar lämpligt habitat för att ett par ska kunna reproducera sig. Områden med dokumenterad permanent förekomst i naturskogsmiljöer har vanligen så stora naturvärden att skogsbruk är olämpligt. Tretåig hackspett är typisk art för </w:t>
-      </w:r>
-      <w:r>
-        <w:rPr>
-          <w:i/>
-        </w:rPr>
-        <w:t xml:space="preserve">9010 Taiga, 9740 Skogsbevuxen myr, 9030 Landhöjningsskog </w:t>
-      </w:r>
-      <w:r>
-        <w:t xml:space="preserve">och </w:t>
-      </w:r>
-      <w:r>
-        <w:rPr>
-          <w:i/>
-        </w:rPr>
-        <w:t>9040 Fjällbjörkskog</w:t>
-      </w:r>
-      <w:r>
-        <w:t xml:space="preserve"> (Skogsstyrelsen, 2016; SLU Artdatabanken, 2024).</w:t>
-      </w:r>
-    </w:p>
-    <w:p>
-      <w:r>
-        <w:t>I BILAGA 1 finns mer detaljerad information om ekologi samt krav på livsmiljö hos fridlysta arter.</w:t>
+      <w:pPr>
+        <w:pStyle w:val="Heading1"/>
+      </w:pPr>
+      <w:r>
+        <w:t>Certifiering</w:t>
       </w:r>
     </w:p>
     <w:p>
@@ -503,7 +731,7 @@
         <w:pStyle w:val="Heading2"/>
       </w:pPr>
       <w:r>
-        <w:t>Övriga naturvårdsarter</w:t>
+        <w:t>Ur FSC-standarden</w:t>
       </w:r>
     </w:p>
     <w:p>
@@ -511,10 +739,10 @@
         <w:rPr>
           <w:b/>
         </w:rPr>
-        <w:t xml:space="preserve">Bitter taggsvamp (EN) </w:t>
-      </w:r>
-      <w:r>
-        <w:t>är en sällsynt och starkt hotad ”toppart” som bildar mykorrhiza med gran, möjligen även med tall, i äldre barrskogar med lång kontinuitet. Förekommer på kalkrik eller annan basiskt påverkad mark, främst i miljöer med hög luftfuktighet. Svampen har i friskt tillstånd en säregen doft av bittermandelolja och fruktköttet är mycket bittert i smaken. Arten hotas främst av avverkning och tål inte en slutavverkning utan kräver ett kontinuerligt äldre trädskikt med gran. Äldre barrskogar med basisk påverkan och lång kontinuitet, även små områden, har ett mycket högt skyddsvärde och bör i största möjliga utsträckning undantas från trakthyggesbruk. Slutavverkning, kraftig gallring och skogsmarksgödsling måste helt undvikas, liksom körning med tunga maskiner. Lokalerna bör skyddas formellt. Bitter taggsvamp ingår i ett åtgärdsprogram för hotade arter (ÅGP) och är placerad högst upp i Skogsstyrelsens värdepyramid för bedömning av skog med höga naturvärden (SLU Artdatabanken, 2026; Nitare &amp; Skogsstyrelsen, 2019; Nitare 2006).</w:t>
+        <w:t xml:space="preserve">PRINCIP 1: LAGEFTERLEVNAD: </w:t>
+      </w:r>
+      <w:r>
+        <w:t>Certifikatsinnehavaren ska följa alla tillämpliga lagar, förordningar och nationellt ratificerade internationella avtal, konventioner och överenskommelser.</w:t>
       </w:r>
     </w:p>
     <w:p>
@@ -522,10 +750,41 @@
         <w:rPr>
           <w:b/>
         </w:rPr>
-        <w:t xml:space="preserve">Björksplintborre </w:t>
-      </w:r>
-      <w:r>
-        <w:t>är en skalbagge vars larvutveckling sker i bark på nyligen döda björkar, både stående träd och vindfällen. En prydlig rad med runda ventilationshål i barken ovanför modergången är synnerligen karaktäristiskt. Arten är knuten till lövrika blandskogar med en hög andel gamla träd, och starkt gynnad av naturliga störningar som torka, översvämningar, brand och stormfällningar. Talrika gnagspår kan tyda på biotoper med höga naturvärden, exempelvis för ovanliga hackspettar och andra, mer sällsynta vedinsekter. Larverna är omtyckt hackspettsföda (SLU Artdatabanken, 2025).</w:t>
+        <w:t xml:space="preserve">1.3.1 </w:t>
+      </w:r>
+      <w:r>
+        <w:t>Tillämpliga lagar och föreskrifter för brukandet av skogen följs.</w:t>
+      </w:r>
+    </w:p>
+    <w:p>
+      <w:pPr>
+        <w:pStyle w:val="ListBullet"/>
+      </w:pPr>
+      <w:r>
+        <w:rPr>
+          <w:b/>
+          <w:i/>
+        </w:rPr>
+        <w:t xml:space="preserve">Kommentar: </w:t>
+      </w:r>
+      <w:r>
+        <w:t>I den avverkningsanmälda skogen har fridlysta arter sina livsmiljöer och växtplatser. Att skada de fridlysta arternas livsmiljöer, växtplatser eller ekologiska funktion är inte tillåtet enligt artskyddsförordningen.</w:t>
+      </w:r>
+      <w:r>
+        <w:rPr>
+          <w:i/>
+        </w:rPr>
+        <w:t xml:space="preserve"> EU:s medlemsländer och skogsbolag är skyldiga att agera i enlighet med EU:s fågeldirektiv där det uttryckligen står att direktivet gäller för fåglar samt för deras ägg, bon och </w:t>
+      </w:r>
+      <w:r>
+        <w:rPr>
+          <w:b/>
+          <w:i/>
+        </w:rPr>
+        <w:t xml:space="preserve">livsmiljöer </w:t>
+      </w:r>
+      <w:r>
+        <w:t>(artikel 1). Vidare att de åtgärder som vidtas inte får leda till en försämring av den nuvarande situationen beträffande bevarandet av de fågelarter som avses i artikel 1 (artikel 13).</w:t>
       </w:r>
     </w:p>
     <w:p>
@@ -533,19 +792,47 @@
         <w:rPr>
           <w:b/>
         </w:rPr>
-        <w:t xml:space="preserve">Blodticka </w:t>
-      </w:r>
-      <w:r>
-        <w:t xml:space="preserve">är i norra Sverige främst knuten till grova granlågor i urskogsartad barrskog, men förekommer ibland även på klenare granar i anslutning till bäckar och sumpskogar. Den är en bra indikator på granskogar med höga naturvärden och oftast förekommer den tillsammans med ett stort antal ovanliga och rödlistade arter. I södra Sverige växer den framför allt på tall och har då ett lägre signalvärde. Blodticka är typisk art för </w:t>
+        <w:t xml:space="preserve">6.4 </w:t>
+      </w:r>
+      <w:r>
+        <w:t>Certifikatsinnehavaren ska skydda sällsynta arter och hotade arter samt deras livsmiljöer inom skogsbruksenheten. Det ska ske genom avsättningar, andra skyddade områden och genom att skapa konnektivitet och/eller genom andra direkta åtgärder som gynnar dessa arters överlevnad och livskraft. Åtgärderna ska stå i förhållande till brukandets skala, intensitet och risk, samt till sällsynta och hotade arters bevarandestatus och ekologiska krav. Certifikatsinnehavaren ska beakta den geografiska spridningen och ekologiska krav hos sällsynta och hotade arter utanför skogsbruksenhetens gränser när beslut om åtgärder inom skogsbruksenheten ska fattas.</w:t>
+      </w:r>
+    </w:p>
+    <w:p>
+      <w:r>
+        <w:rPr>
+          <w:b/>
+        </w:rPr>
+        <w:t xml:space="preserve">6.4.1 </w:t>
+      </w:r>
+      <w:r>
+        <w:t>Följande biotoper undantas från alla skogsbruksåtgärder, förutom åtgärder påkallade för att bevara eller främja biotopens naturliga eller hävdbetingade biologiska mångfald:</w:t>
+      </w:r>
+    </w:p>
+    <w:p>
+      <w:pPr>
+        <w:ind w:left="357"/>
+      </w:pPr>
+      <w:r>
+        <w:t>b) nyckelbiotoper enligt Skogsstyrelsens definition och metod (1995)</w:t>
+      </w:r>
+    </w:p>
+    <w:p>
+      <w:pPr>
+        <w:pStyle w:val="ListBullet"/>
+      </w:pPr>
+      <w:r>
+        <w:rPr>
+          <w:b/>
+          <w:i/>
+        </w:rPr>
+        <w:t xml:space="preserve">Kommentar: </w:t>
       </w:r>
       <w:r>
         <w:rPr>
           <w:i/>
         </w:rPr>
-        <w:t>9030 Landhöjningsskog</w:t>
-      </w:r>
-      <w:r>
-        <w:t xml:space="preserve"> (SLU Artdatabanken, 2025; Nitare &amp; Skogsstyrelsen, 2019).</w:t>
+        <w:t>I det avverkningsanmälda skogsområdet har 20 rödlistade arter och signalarter påträffats. Detta ska jämföras med Skogsstyrelsens uppföljning 2017 av nyckelbiotoper som visade att man i genomsnitt hittar 20,6 olika rödlistade arter och signalarter i en nyckelbiotop (Wijk, S. 2017. Biologisk mångfald i nyckelbiotoper – Resultat från inventeringen “Uppföljning biologisk mångfald” 2009–2015. Rapport 4/2017 Skogsstyrelsen, Jönköping).</w:t>
       </w:r>
     </w:p>
     <w:p>
@@ -553,19 +840,36 @@
         <w:rPr>
           <w:b/>
         </w:rPr>
-        <w:t>Bronshjon</w:t>
-      </w:r>
-      <w:r>
-        <w:t xml:space="preserve"> är en skalbagge vars larvutveckling sker under grov bark på stammar av döda eller döende barrträd, främst gran, i mindre omfattning tall. Arten är knuten till äldre, naturskogslik granskog med inslag av torkande träd. Bronshjon är typisk art för </w:t>
+        <w:t xml:space="preserve">6.4.3 </w:t>
+      </w:r>
+      <w:r>
+        <w:t>Bevarandeåtgärder genomförs för de kända förekomster av rödlistade arter som påverkas av skogsbruk.</w:t>
+      </w:r>
+    </w:p>
+    <w:p>
+      <w:pPr>
+        <w:pStyle w:val="ListBullet"/>
+      </w:pPr>
+      <w:r>
+        <w:rPr>
+          <w:b/>
+          <w:i/>
+        </w:rPr>
+        <w:t xml:space="preserve">Kommentar: </w:t>
       </w:r>
       <w:r>
         <w:rPr>
           <w:i/>
         </w:rPr>
-        <w:t>9010 Taiga</w:t>
-      </w:r>
-      <w:r>
-        <w:t xml:space="preserve"> (SLU Artdatabanken, 2025).</w:t>
+        <w:t>I det avverkningsanmälda skogsområdet har 25 naturvårdsarter varav 9 rödlistade arter sina livsmiljöer och växtplatser.</w:t>
+      </w:r>
+    </w:p>
+    <w:p>
+      <w:pPr>
+        <w:pStyle w:val="Heading2"/>
+      </w:pPr>
+      <w:r>
+        <w:t>Ur Chain of Custody Certification (FSC-STD-40-004 ver 3.0)</w:t>
       </w:r>
     </w:p>
     <w:p>
@@ -573,192 +877,144 @@
         <w:rPr>
           <w:b/>
         </w:rPr>
-        <w:t>Dropptaggsvamp (NT)</w:t>
-      </w:r>
-      <w:r>
-        <w:t xml:space="preserve"> bildar mykorrhiza med tall, främst i barrskog med trädkontinuitet, i magra, torra och ljusöppna lavtallskogar och i barrblandskogar med friskmossor och lingon i fältskiktet. Den totala populationen i landet har minskat och bedöms fortsätta minska till följd av slutavverkningar av tallskog. Det är högst oklart om arten långsiktigt kan etablera och reproducera sig i skogsbestånd som brukas med trakthyggesmetoder, markberedning, gödsling eller föryngring med förädlat plantmaterial. Uppfyller kriterierna för att bli rödlistad på grund av ny kunskap som visar att en större andel av populationen än tidigare bedömt är knuten till kontinuitetsbarrskog. Minskningstakten för den svenska populationen bedöms vara nära gränsvärdet för Sårbar (VU). Dropptaggsvamp är typisk art för </w:t>
+        <w:t xml:space="preserve">1.3 </w:t>
+      </w:r>
+      <w:r>
+        <w:t xml:space="preserve">The organization shall commit to the FSC values as defined in FSC-POL-01-004 Policy for the Association of Organizations with FSC. </w:t>
+      </w:r>
+    </w:p>
+    <w:p>
+      <w:pPr>
+        <w:pStyle w:val="Heading2"/>
+      </w:pPr>
+      <w:r>
+        <w:t>Ur FSC:s policy för associerade organisationer (FSC-POL-01-004)</w:t>
+      </w:r>
+    </w:p>
+    <w:p>
+      <w:r>
+        <w:t xml:space="preserve">Som “Chain of Custody”-certifierad organisation är skogsbolaget bunden av de fastställda reglerna i Del 1 Punkt 1 c) i Policy för organisationer associerade med FSC (FSC-POL-01-004 V2-0 EN + SVE version 2012-03-02): </w:t>
+      </w:r>
+    </w:p>
+    <w:p>
+      <w:pPr>
+        <w:pStyle w:val="ListNumber"/>
+      </w:pPr>
+      <w:r>
+        <w:t>De organisationer FSC kan acceptera association med får inte direkt eller indirekt ha några kopplingar till nedanstående, oacceptabla aktiviteter:</w:t>
+      </w:r>
+    </w:p>
+    <w:p>
+      <w:pPr>
+        <w:ind w:left="357"/>
+      </w:pPr>
+      <w:r>
+        <w:t>a) Olaglig skogsavverkning och handel med olagligt avverkat virke eller skogsprodukter</w:t>
+      </w:r>
+    </w:p>
+    <w:p>
+      <w:pPr>
+        <w:ind w:left="357"/>
+      </w:pPr>
+      <w:r>
+        <w:t>...</w:t>
+      </w:r>
+    </w:p>
+    <w:p>
+      <w:pPr>
+        <w:ind w:left="357"/>
+      </w:pPr>
+      <w:r>
+        <w:t>c) Skogsbruk som förstör höga naturvärden</w:t>
+      </w:r>
+    </w:p>
+    <w:p>
+      <w:pPr>
+        <w:ind w:left="357"/>
+      </w:pPr>
+      <w:r>
+        <w:t>d) Betydande omvandling av skog till plantager eller annan, icke skoglig, markanvändning</w:t>
+      </w:r>
+    </w:p>
+    <w:p>
+      <w:pPr>
+        <w:pStyle w:val="ListBullet"/>
+      </w:pPr>
+      <w:r>
+        <w:rPr>
+          <w:b/>
+          <w:i/>
+        </w:rPr>
+        <w:t xml:space="preserve">Kommentar: </w:t>
       </w:r>
       <w:r>
         <w:rPr>
           <w:i/>
         </w:rPr>
-        <w:t xml:space="preserve">9010 Taiga </w:t>
-      </w:r>
-      <w:r>
-        <w:t>(SLU Artdatabanken, 2026).</w:t>
+        <w:t>Avverkning av skog med höga naturvärden samt skada på fridlysta arter strider både mot FSC Controlled Wood-standarden och FSC:s policy for associerade organisationer.</w:t>
       </w:r>
     </w:p>
     <w:p>
+      <w:pPr>
+        <w:pStyle w:val="Heading2"/>
+      </w:pPr>
+      <w:r>
+        <w:t>Ur FSC Controlled Wood (FSC-STD-40-005)</w:t>
+      </w:r>
+    </w:p>
+    <w:p>
+      <w:r>
+        <w:t>Virke som inte accepteras i FSC-märkta produkter (oacceptabelt ursprung) enligt FSC Controlled Wood (FSC-STD-40-005):</w:t>
+      </w:r>
+    </w:p>
+    <w:p>
+      <w:pPr>
+        <w:pStyle w:val="ListNumber"/>
+      </w:pPr>
+      <w:r>
+        <w:t>Illegalt avverkat virke.</w:t>
+      </w:r>
+    </w:p>
+    <w:p>
+      <w:pPr>
+        <w:pStyle w:val="ListNumber"/>
+      </w:pPr>
+      <w:r>
+        <w:t>...</w:t>
+      </w:r>
+    </w:p>
+    <w:p>
+      <w:pPr>
+        <w:pStyle w:val="ListNumber"/>
+      </w:pPr>
+      <w:r>
+        <w:t>Virke från avverkningar som hotar höga naturvärden.</w:t>
+      </w:r>
+    </w:p>
+    <w:p>
+      <w:pPr>
+        <w:pStyle w:val="ListNumber"/>
+      </w:pPr>
+      <w:r>
+        <w:t>Virke från skog som konverteras till plantager eller icke-skogligt bruk.</w:t>
+      </w:r>
+    </w:p>
+    <w:p>
+      <w:pPr>
+        <w:pStyle w:val="ListBullet"/>
+      </w:pPr>
       <w:r>
         <w:rPr>
           <w:b/>
+          <w:i/>
         </w:rPr>
-        <w:t>Fjällig taggsvamp s.str. (NT)</w:t>
-      </w:r>
-      <w:r>
-        <w:t xml:space="preserve"> bildar mykorrhiza med gran i granskog och barrblandskog, främst på frisk näringsrik mark i äldre skog med lång trädkontinuitet. Den totala populationen i landet har minskat och bedöms fortsätta minska till följd av avverkning av äldre barrskogar. Minskningstakten för den svenska populationen bedöms vara nära gränsvärdet för sårbar (VU) (SLU Artdatabanken, 2026).</w:t>
-      </w:r>
-    </w:p>
-    <w:p>
-      <w:r>
-        <w:rPr>
-          <w:b/>
-        </w:rPr>
-        <w:t>Kortskaftad ärgspik (NT)</w:t>
-      </w:r>
-      <w:r>
-        <w:t xml:space="preserve"> förekommer i barrträdsdominerade skogar och växer nästan uteslutande på tallved. Den föredrar gamla högstubbar i fuktig och halvöppen miljö, t.ex. i myrkanter, sumpskog och brandpräglad skog. Arten indikerar kontinuerlig tillgång till gamla högstubbar i kombination med hög och jämn luftfuktighet. Skogsbruk på lokaler med kortskaftad ärgspik utgör ett hot. På lång sikt bildas färre lämpliga substrat än vad som försvinner. Avverkning av barrträdsdominerade bestånd av naturskogskaraktär utgör ett långsiktigt hot. Naturskogsartade bestånd med riklig förekomst av gamla och grova tallhögstubbar bör undantas från skogsbruk (SLU Artdatabanken, 2024).</w:t>
-      </w:r>
-    </w:p>
-    <w:p>
-      <w:r>
-        <w:rPr>
-          <w:b/>
-        </w:rPr>
-        <w:t>Kransmossa</w:t>
-      </w:r>
-      <w:r>
-        <w:t xml:space="preserve"> är typisk art för </w:t>
+        <w:t xml:space="preserve">Kommentar: </w:t>
       </w:r>
       <w:r>
         <w:rPr>
           <w:i/>
         </w:rPr>
-        <w:t xml:space="preserve">9050 Näringsrik granskog </w:t>
-      </w:r>
-      <w:r>
-        <w:t xml:space="preserve">och </w:t>
-      </w:r>
-      <w:r>
-        <w:rPr>
-          <w:i/>
-        </w:rPr>
-        <w:t xml:space="preserve">6170 Alpina kalkgräsmarker </w:t>
-      </w:r>
-      <w:r>
-        <w:t>(SLU Artdatabanken, 2025).</w:t>
-      </w:r>
-    </w:p>
-    <w:p>
-      <w:r>
-        <w:rPr>
-          <w:b/>
-        </w:rPr>
-        <w:t>Olivspindling</w:t>
-      </w:r>
-      <w:r>
-        <w:t xml:space="preserve"> växer uteslutande på näringsrik och kalkhaltig skogsmark där den huvudsakligen bildar mykorrhiza med gran och tall. Svampen är en typisk representant för kalkgranskogens särpräglade och rika svampflora. Kalavverkning är ett hot mot arten, eftersom den sannolikt kräver lång kontinuitet av äldre träd. Populationerna i landet bedöms därför minska beroende på slutavverkning av äldre barrskog på kalkhaltig mark (SLU Artdatabanken, 2024; Nitare &amp; Skogsstyrelsen, 2019).</w:t>
-      </w:r>
-    </w:p>
-    <w:p>
-      <w:r>
-        <w:rPr>
-          <w:b/>
-        </w:rPr>
-        <w:t xml:space="preserve">Orange taggsvamp (NT) </w:t>
-      </w:r>
-      <w:r>
-        <w:t xml:space="preserve">bildar mykorrhiza med både gran och tall och den förekommer främst i äldre barrskogar med kontinuitetsskogskaraktär. Mest frekvent är den i äldre mossrik granskog, men då bara i skogar inom granens naturliga utbredningsområde och i bestånd med långvarig grankontinuitet. Den totala populationen i landet bedöms ha minskat kraftigt och fortsatt kommer att minska då arten är knuten till en produktiv skogsmiljö som successivt avverkas. Arten hotas främst av skogsavverkning och tycks försvinna efter slutavverkning, markberedning och plantering och det är inte känt att arten har återkommit i anlagd skog på tidigare kalmark. Orange taggsvamp är typisk art för </w:t>
-      </w:r>
-      <w:r>
-        <w:rPr>
-          <w:i/>
-        </w:rPr>
-        <w:t>9010 Taiga</w:t>
-      </w:r>
-      <w:r>
-        <w:t xml:space="preserve"> (SLU Artdatabanken, 2024).</w:t>
-      </w:r>
-    </w:p>
-    <w:p>
-      <w:r>
-        <w:rPr>
-          <w:b/>
-        </w:rPr>
-        <w:t xml:space="preserve">Ostticka (VU) </w:t>
-      </w:r>
-      <w:r>
-        <w:t xml:space="preserve">växer huvudsakligen på grova granlågor i urskogsartad barrskog. Växtplatserna ligger vanligtvis i brandrefugiala områden med relativt hög luftfuktighet där skogen under lång tid haft en intern beståndsdynamik med successivt avdöende träd. Alla skogsskötselåtgärder på eller i omedelbar närhet av lokalerna inverkar negativt på artens fortlevnad. Ostticka är typisk art för </w:t>
-      </w:r>
-      <w:r>
-        <w:rPr>
-          <w:i/>
-        </w:rPr>
-        <w:t xml:space="preserve">9010 Taiga </w:t>
-      </w:r>
-      <w:r>
-        <w:t xml:space="preserve">och </w:t>
-      </w:r>
-      <w:r>
-        <w:rPr>
-          <w:i/>
-        </w:rPr>
-        <w:t>9030 Landhöjningsskog</w:t>
-      </w:r>
-      <w:r>
-        <w:t xml:space="preserve"> (SLU Artdatabanken, 2024; Nitare &amp; Skogsstyrelsen, 2019).</w:t>
-      </w:r>
-    </w:p>
-    <w:p>
-      <w:r>
-        <w:rPr>
-          <w:b/>
-        </w:rPr>
-        <w:t xml:space="preserve">Rödgul trumpetsvamp </w:t>
-      </w:r>
-      <w:r>
-        <w:t>signalerar kalkrika barrsumpskogar eller avgränsade små mineralrika ytor i barrskogslandskapet, vilka normalt har höga naturvärden. I urbergsbygder är den en bra signalart på känsliga skogsbiotoper (Nitare &amp; Skogsstyrelsen, 2019).</w:t>
-      </w:r>
-    </w:p>
-    <w:p>
-      <w:r>
-        <w:rPr>
-          <w:b/>
-        </w:rPr>
-        <w:t xml:space="preserve">Vedticka </w:t>
-      </w:r>
-      <w:r>
-        <w:t xml:space="preserve">är en bra signalart söder om den naturliga norrlandsgränsen. Den är huvudsakligen knuten till äldre barrskogar där det föreligger långvarig kontinuitet av död barrved. Vedticka är typisk art för </w:t>
-      </w:r>
-      <w:r>
-        <w:rPr>
-          <w:i/>
-        </w:rPr>
-        <w:t xml:space="preserve">9010 Taiga </w:t>
-      </w:r>
-      <w:r>
-        <w:t>(Nitare &amp; Skogsstyrelsen, 2019; SLU Artdatabanken, 2025).</w:t>
-      </w:r>
-    </w:p>
-    <w:p>
-      <w:r>
-        <w:rPr>
-          <w:b/>
-        </w:rPr>
-        <w:t xml:space="preserve">Vedtrappmossa (NT) </w:t>
-      </w:r>
-      <w:r>
-        <w:t xml:space="preserve">växer på död ved, främst i gammal granskog. Den förekommer knappast alls i fjällnära barrskogar utan finns i skogslandskapet nedom fjällen och framför allt i landets södra delar är den en mycket bra signalart för barrnaturskog med höga naturvärden. Skogsavverkning och brist på grov död ved i skogen är de allvarligaste hoten och den överlever inte kalhyggesbruk. Lokaler med sluten granskog, tillräckligt stora för att säkerställa ett kontinuerligt tillskott på grova lågor, bör undantas från storskaligt skogsbruk. Vedtrappmossa är typisk art för </w:t>
-      </w:r>
-      <w:r>
-        <w:rPr>
-          <w:i/>
-        </w:rPr>
-        <w:t>9010 Taiga</w:t>
-      </w:r>
-      <w:r>
-        <w:t xml:space="preserve"> (SLU Artdatabanken, 2024).</w:t>
-      </w:r>
-    </w:p>
-    <w:p>
-      <w:r>
-        <w:rPr>
-          <w:b/>
-        </w:rPr>
-        <w:t xml:space="preserve">Vågbandad barkbock </w:t>
-      </w:r>
-      <w:r>
-        <w:t>är en långhorning vars larvutveckling sker under bark på nyligen döda stående barrträd, främst gran, mer undantagsvis på tall. Främst i stående träd, särskilt gamla, långsamvuxna granar med grov bark, även i grövre grenar, stubbar eller vindfällen. Arten är starkt knuten till naturskogsliknande granskogar, och gynnas av extrema torrsomrar som försvagar träden. Arten påverkas negativt av brist på kontinuitetsskog och en minskning av populationen pågår eller förväntas ske (SLU Artdatabanken, 2025).</w:t>
+        <w:t>Avverkning av skog med höga naturvärden samt skada på fridlysta arter strider både mot FSC Controlled Wood-standarden och FSC:s policy for associerade organisationer.</w:t>
       </w:r>
     </w:p>
     <w:p>
@@ -766,7 +1022,134 @@
         <w:pStyle w:val="Heading1"/>
       </w:pPr>
       <w:r>
-        <w:t>Certifiering</w:t>
+        <w:t>Ur PEFC-standarden gällande lagefterlevnad</w:t>
+      </w:r>
+    </w:p>
+    <w:p>
+      <w:r>
+        <w:t>PEFC-standarden förutsätter att tillämplig svensk lagstiftning följs. Det är utsedd tillsynsmyndighet som ansvarar för tillsyn av lagens efterlevnad. PEFC-standarden återger innehållet i vissa certifieringskritiska lag- och föreskriftskrav vilka ska ingå i granskning av PEFC-systemets efterlevnad.</w:t>
+      </w:r>
+    </w:p>
+    <w:p>
+      <w:pPr>
+        <w:pStyle w:val="ListBullet"/>
+      </w:pPr>
+      <w:r>
+        <w:rPr>
+          <w:b/>
+          <w:i/>
+        </w:rPr>
+        <w:t xml:space="preserve">Kommentar: </w:t>
+      </w:r>
+      <w:r>
+        <w:rPr>
+          <w:i/>
+        </w:rPr>
+        <w:t>I den avverkningsanmälda skogen har fridlysta arter sina livsmiljöer och växtplatser. Att skada de fridlysta arternas livsmiljöer, växtplatser eller ekologiska funktion är inte tillåtet enligt artskyddsförordningen</w:t>
+      </w:r>
+    </w:p>
+    <w:p>
+      <w:r>
+        <w:br w:type="page"/>
+      </w:r>
+    </w:p>
+    <w:p>
+      <w:pPr>
+        <w:pStyle w:val="Title"/>
+      </w:pPr>
+      <w:r>
+        <w:t>BILAGA 1 – Fridlysta arter</w:t>
+      </w:r>
+    </w:p>
+    <w:p>
+      <w:pPr>
+        <w:pStyle w:val="Heading1"/>
+      </w:pPr>
+      <w:r>
+        <w:t>Knärot – ekologi samt krav på livsmiljön</w:t>
+      </w:r>
+    </w:p>
+    <w:p>
+      <w:r>
+        <w:t xml:space="preserve">Knärot är typisk art för </w:t>
+      </w:r>
+      <w:r>
+        <w:rPr>
+          <w:i/>
+        </w:rPr>
+        <w:t xml:space="preserve">9010 Taiga </w:t>
+      </w:r>
+      <w:r>
+        <w:t>och</w:t>
+      </w:r>
+      <w:r>
+        <w:rPr>
+          <w:i/>
+        </w:rPr>
+        <w:t xml:space="preserve"> 9050 Näringsrik granskog</w:t>
+      </w:r>
+      <w:r>
+        <w:t>, fridlyst enligt 8 och 15 §§ artskyddsförordningen och klassad som sårbar (VU) enligt rödlistan 2020. Knärot är beroende av hög och jämn luftfuktighet i gamla, ostörda skogsmiljöer och är känslig för snabba förändringar av ljus-/vindförhållanden eller uttorkning. På grund av ett alltför intensivt skogsbruk har den minskat med 40 (25–50) % under de senaste 60 åren och i framtiden bedöms minskningstakten uppgå till 30 (20–40) %. Till följd av att arten har en dokumenterat högre minskningstakt i förhållande till sin generationstid än vad som tidigare varit känt (data från Riksskogstaxeringen) höjdes den till hotkategori sårbar (VU) i rödlistan 2020 (SLU Artdatabanken, 2024).</w:t>
+      </w:r>
+    </w:p>
+    <w:p>
+      <w:r>
+        <w:t>En analys av 79 floraväktarlokaler åren 1990–2015 vilka återbesökts under 2020–2024 visade på en tydlig negativ påverkan på knärotsförekomster från större hyggen i närområdet (inom 150–200 m) vilket indikerar att kanteffekter har en stor påverkan på populationerna. Resultaten bekräftar knärotens känslighet för kanteffekter och visar vikten av att skydda större skogsbestånd för att bevara arten. Om det blir höga andelar (&gt;30%) hyggen inom 200 meter från en knärotsförekomst så ökar risken för att en knärotspopulation dör ut och det verkar det behövas någonstans mellan 100 och 150 meters skyddszon för att bevara arten på lång sikt (Sebestyén &amp; Sundberg, 2025). Detta stöds även av en studie (Johansson et al, 2026) baserad på data från Riksskogstaxeringen som visar att knäroten minskat med 66 % under perioden 1993–2022 samt att det finns en stark korrelation mellan minskande arealer kontinuitetsskog och lokal utdöenderisk. Knäroten uppvisade en mycket låg koloniseringsgrad (0,7 % över 10 år) i kombination med hög lokal utrotningsrisk (75,2 %), där utrotningssannolikheten ökade kraftigt när arealen kontinuitetsskog minskade mellan undersökningar, t.ex. på grund av kalhyggesbruk (Johansson et al., 2026).</w:t>
+      </w:r>
+    </w:p>
+    <w:p>
+      <w:r>
+        <w:t xml:space="preserve">Samuel Johnsons doktorsavhandling </w:t>
+      </w:r>
+      <w:r>
+        <w:rPr>
+          <w:i/>
+        </w:rPr>
+        <w:t>“Retention Forestry as a Conservation Measure for Boreal Forest Ground Vegetation”</w:t>
+      </w:r>
+      <w:r>
+        <w:t xml:space="preserve"> (SLU, Uppsala 2014) visar att det krävs väl tilltagna skyddszoner för att knärotens växtplatser inte ska ta skada av skogsbruksåtgärder i intilliggande områden: </w:t>
+      </w:r>
+      <w:r>
+        <w:rPr>
+          <w:i/>
+        </w:rPr>
+        <w:t xml:space="preserve">“Study III shows that retention patches smaller than 0.5 ha do not lifeboat the sensitive forest herb G. repens, a species that depend on stable microclimatic conditions typical for intact forest stands.” </w:t>
+      </w:r>
+      <w:r>
+        <w:t xml:space="preserve">Vidare </w:t>
+      </w:r>
+      <w:r>
+        <w:rPr>
+          <w:i/>
+        </w:rPr>
+        <w:t>“More sensitive forest species are not lifeboated in retention patches ranging from 0.05 to 0.5 ha (Papers II &amp; III).”</w:t>
+      </w:r>
+    </w:p>
+    <w:p>
+      <w:r>
+        <w:t xml:space="preserve">Johnsons (2014) rekommendation på minst 50 meters breda skyddszoner runt knärotens växtplatser motsvarar en areal på 0,78 hektar, vilket ligger i linje med andra studier som gjorts på känsliga skogsarter: </w:t>
+      </w:r>
+      <w:r>
+        <w:rPr>
+          <w:i/>
+        </w:rPr>
+        <w:t>“In study III I also show that translocated specimens of G. repens survives well in mature forests at least 50 m from the nearest edge to an open area. Moreover, measures of temperature and humidity show that such distances from an open area is far enough to offer a microclimate that is more stable compared to what present in retention patches of around 0.1 ha. This means that the very centre of a circular patch with radius 50 m (equals a size of 0.78 ha) should offer conditions similar to interior forest and would perhaps be a suitable habitat for G. repens and similar species. Previous studies from both North America and Sweden have also concluded that patches between 0.5 and one ha are sufficient for preserving interior forest vegetation as well as sensitive lichens and bryophytes (de Graaf &amp; Roberts 2009; Halpern et al. 2012; Rudolphi et al. 2014).”</w:t>
+      </w:r>
+    </w:p>
+    <w:p>
+      <w:r>
+        <w:t>Ytterligare en studie (Koelmeijer m.fl., 2022) inkluderar knärotens skyddsbehov. I uppsatsen berörs problemet med uttorkning för växter, bl.a. för knärot, ett problem som blivit accentuerat på grund av den pågående klimatförändringen och torra somrar, t.ex. den exceptionellt torra sommaren 2018. I uppsatsen undersöks områden med tre olika avstånd från kalhyggeskant med avseende på skydd bl.a. för knärot. Det första området har avstånd upp till 20 m från hyggeskant (Strong edge effect), det andra 20–40 m från hyggeskant (Weak edge effect) och det tredje avser större avstånd från hyggeskant, där kanteffekten anses vara försumbar (Interior). Ett resultat var att man fann stor eller mycket stor uttorkningseffekt på känsliga och rödlistade skogsarter vid de kortare avstånden till hyggeskant, medan effekt av uttorkning inte konstaterades på större avstånd (Interior). För orkidén knärot fann man en rik förekomst (upp till 0,06 dm2/m2) på stort avstånd från hyggeskant (Interior), medan förekomsten var liten eller närmast försumbar i de områden som klassificerades som Weak edge effect respektive Strong edge effect. Arbetet påpekar att de allt oftare förekommande torra somrarna ger ytterligare skäl att utöka skyddsavståndet från hyggen till den fuktkrävande arten knärot (Koelmeijer m.fl., 2022).</w:t>
+      </w:r>
+    </w:p>
+    <w:p>
+      <w:r>
+        <w:t>Även Skogsstyrelsens egen vägledning för hänsyn till knärot ligger i linje med ovanstående forskningsstudier. Av vägledningen framgår det att för med hög sannolikhet kunna bevara befintliga förekomster krävs relativt stora avsättningar av uppvuxen skog med slutet och relativt tätt kronskikt. Som riktlinje kan krävas ett avstånd på 50 meter in från brynet för att vidmakthålla ett fungerande mikroklimat. Detta innebär att fristående hänsynsytor för många arter (kärlväxter, lavar och mossor) kan behöva ha en area överstigande 0,8 hektar (cirkelyta med radien 50 meter = 0,78 hektar) för att bibehålla lokalklimatet. Även ganska små förändringar i form av förändrade ljus- och fuktighetsförhållanden, till exempel till följd av gallring, kan leda till att arten försvinner till följd av konkurrens med mera ljuskrävande och snabbväxande arter (Skogsstyrelsen, 2022).</w:t>
+      </w:r>
+    </w:p>
+    <w:p>
+      <w:r>
+        <w:t>Vid tillämpning av försiktighetsprincipen enligt 2 kap. 3 § miljöbalken bör sålunda 100–150 meters skyddszon lämnas runt knärotens växtplatser.</w:t>
       </w:r>
     </w:p>
     <w:p>
@@ -774,137 +1157,212 @@
         <w:pStyle w:val="Heading2"/>
       </w:pPr>
       <w:r>
-        <w:t>Ur FSC-standarden</w:t>
+        <w:t>Referenser – knärot</w:t>
       </w:r>
     </w:p>
     <w:p>
       <w:r>
+        <w:t xml:space="preserve">de Graaf M &amp; Roberts M.R., 2009. </w:t>
+      </w:r>
+      <w:r>
         <w:rPr>
-          <w:b/>
+          <w:i/>
         </w:rPr>
-        <w:t xml:space="preserve">PRINCIP 1: LAGEFTERLEVNAD: </w:t>
-      </w:r>
-      <w:r>
-        <w:t>Certifikatsinnehavaren ska följa alla tillämpliga lagar, förordningar och nationellt ratificerade internationella avtal, konventioner och överenskommelser.</w:t>
+        <w:t xml:space="preserve">Short-term response of the herbaceous layer within leave patches after harvest. </w:t>
+      </w:r>
+      <w:r>
+        <w:t>Forest Ecology and Management 257, 1014–1025.</w:t>
       </w:r>
     </w:p>
     <w:p>
       <w:r>
+        <w:t xml:space="preserve">Halpern, C. B., Halaj, J., Evans, S. A., &amp; Dovciak, M., 2012. </w:t>
+      </w:r>
+      <w:r>
         <w:rPr>
-          <w:b/>
+          <w:i/>
         </w:rPr>
-        <w:t xml:space="preserve">1.3.1 </w:t>
-      </w:r>
-      <w:r>
-        <w:t>Tillämpliga lagar och föreskrifter för brukandet av skogen följs.</w:t>
+        <w:t xml:space="preserve">Level and pattern of overstory retention interact to shape long-term responses of understories to timber harvest. </w:t>
+      </w:r>
+      <w:r>
+        <w:t>Ecological Applications, 22, 2049–2064.</w:t>
+      </w:r>
+    </w:p>
+    <w:p>
+      <w:r>
+        <w:t>Johansson, V., Jansson, M. och Bergman, K-O</w:t>
+      </w:r>
+      <w:r>
+        <w:rPr>
+          <w:i/>
+        </w:rPr>
+        <w:t>.</w:t>
+      </w:r>
+      <w:r>
+        <w:t>, 2026.</w:t>
+      </w:r>
+      <w:r>
+        <w:rPr>
+          <w:i/>
+        </w:rPr>
+        <w:t xml:space="preserve"> A 30-year population decline of a threatened forest orchid associated with old growth forests</w:t>
+      </w:r>
+      <w:r>
+        <w:t>. Department of Physics, Chemistry and Biology (IFM), Linköping University.</w:t>
+      </w:r>
+    </w:p>
+    <w:p>
+      <w:r>
+        <w:t xml:space="preserve">Johnson, S., 2014. </w:t>
+      </w:r>
+      <w:r>
+        <w:rPr>
+          <w:i/>
+        </w:rPr>
+        <w:t>Retention Forestry as a Conservation Measure for Boreal Forest Ground Vegetation</w:t>
+      </w:r>
+      <w:r>
+        <w:t>. Doktorsavhandling, SLU, Uppsala.</w:t>
+      </w:r>
+    </w:p>
+    <w:p>
+      <w:r>
+        <w:t xml:space="preserve">Koelmeijer, I. A., Ehrlén, J., Jönsson, M., De Frenne, P., Berg, P., Andersson, J., Weibull, H. &amp; Hylander, N. 2022. </w:t>
+      </w:r>
+      <w:r>
+        <w:rPr>
+          <w:i/>
+        </w:rPr>
+        <w:t xml:space="preserve">Interactive effects of drought and edge exposure on old-growth forest understory species. </w:t>
+      </w:r>
+      <w:r>
+        <w:t>Landscape Ecology, 37, sid 1839–1853.</w:t>
+      </w:r>
+    </w:p>
+    <w:p>
+      <w:r>
+        <w:t xml:space="preserve">Rudolphi, J., Jönsson, M. T., &amp; Gustafsson, L., 2014. </w:t>
+      </w:r>
+      <w:r>
+        <w:rPr>
+          <w:i/>
+        </w:rPr>
+        <w:t xml:space="preserve">Biological legacies buffer local species extinction after logging. </w:t>
+      </w:r>
+      <w:r>
+        <w:t>Journal of Applied Ecology. 51, 53–62.</w:t>
+      </w:r>
+    </w:p>
+    <w:p>
+      <w:r>
+        <w:t xml:space="preserve">Sebestyén, L. och Sundberg, S. 2025.  </w:t>
+      </w:r>
+      <w:r>
+        <w:rPr>
+          <w:i/>
+        </w:rPr>
+        <w:t>Påverkan på knärotslokaler från hyggen i närheten.</w:t>
+      </w:r>
+      <w:r>
+        <w:t xml:space="preserve"> DAPHNE 36:1 2025. Botaniska Sällskapet i Stockholm.</w:t>
+      </w:r>
+    </w:p>
+    <w:p>
+      <w:r>
+        <w:t xml:space="preserve">Skogsstyrelsen, 2022. </w:t>
+      </w:r>
+      <w:r>
+        <w:rPr>
+          <w:i/>
+        </w:rPr>
+        <w:t xml:space="preserve">Vägledning för hänsyn till knärot. </w:t>
+      </w:r>
+      <w:r>
+        <w:t>https://www.skogsstyrelsen.se/lag-och-tillsyn/artskydd/vagledningar-och-kunskapsstod-artskydd/vagledning-for-hansyn-till-knarot/.</w:t>
+      </w:r>
+    </w:p>
+    <w:p>
+      <w:r>
+        <w:t xml:space="preserve">SLU Artdatabanken, 2024. </w:t>
+      </w:r>
+      <w:r>
+        <w:rPr>
+          <w:i/>
+        </w:rPr>
+        <w:t xml:space="preserve">Artfaktablad. Naturvård – artfakta. </w:t>
+      </w:r>
+      <w:r>
+        <w:t>SLU Artdatabanken, Uppsala.</w:t>
       </w:r>
     </w:p>
     <w:p>
       <w:pPr>
-        <w:pStyle w:val="ListBullet"/>
+        <w:pStyle w:val="Heading1"/>
       </w:pPr>
       <w:r>
-        <w:rPr>
-          <w:b/>
-          <w:i/>
-        </w:rPr>
-        <w:t xml:space="preserve">Kommentar: </w:t>
-      </w:r>
-      <w:r>
-        <w:t>I den avverkningsanmälda skogen har fridlysta arter sina livsmiljöer och växtplatser. Att skada de fridlysta arternas livsmiljöer, växtplatser eller ekologiska funktion är inte tillåtet enligt artskyddsförordningen.</w:t>
+        <w:t>Tretåig hackspett – ekologi samt krav på livsmiljön</w:t>
+      </w:r>
+    </w:p>
+    <w:p>
+      <w:r>
+        <w:t xml:space="preserve">Tretåig hackspett (NT) är fridlyst enligt §4 Artskyddsförordningen och finns med som prioriterad art i Skogsstyrelsen vägledning för skogsbruket (bilaga 4 till SVL). I vägledningen står bland annat att: </w:t>
       </w:r>
       <w:r>
         <w:rPr>
           <w:i/>
         </w:rPr>
-        <w:t xml:space="preserve"> EU:s medlemsländer och skogsbolag är skyldiga att agera i enlighet med EU:s fågeldirektiv där det uttryckligen står att direktivet gäller för fåglar samt för deras ägg, bon och </w:t>
-      </w:r>
-      <w:r>
-        <w:rPr>
-          <w:b/>
-          <w:i/>
-        </w:rPr>
-        <w:t xml:space="preserve">livsmiljöer </w:t>
-      </w:r>
-      <w:r>
-        <w:t>(artikel 1). Vidare att de åtgärder som vidtas inte får leda till en försämring av den nuvarande situationen beträffande bevarandet av de fågelarter som avses i artikel 1 (artikel 13).</w:t>
-      </w:r>
-    </w:p>
-    <w:p>
-      <w:r>
-        <w:rPr>
-          <w:b/>
-        </w:rPr>
-        <w:t xml:space="preserve">6.4 </w:t>
-      </w:r>
-      <w:r>
-        <w:t>Certifikatsinnehavaren ska skydda sällsynta arter och hotade arter samt deras livsmiljöer inom skogsbruksenheten. Det ska ske genom avsättningar, andra skyddade områden och genom att skapa konnektivitet och/eller genom andra direkta åtgärder som gynnar dessa arters överlevnad och livskraft. Åtgärderna ska stå i förhållande till brukandets skala, intensitet och risk, samt till sällsynta och hotade arters bevarandestatus och ekologiska krav. Certifikatsinnehavaren ska beakta den geografiska spridningen och ekologiska krav hos sällsynta och hotade arter utanför skogsbruksenhetens gränser när beslut om åtgärder inom skogsbruksenheten ska fattas.</w:t>
-      </w:r>
-    </w:p>
-    <w:p>
-      <w:r>
-        <w:rPr>
-          <w:b/>
-        </w:rPr>
-        <w:t xml:space="preserve">6.4.1 </w:t>
-      </w:r>
-      <w:r>
-        <w:t>Följande biotoper undantas från alla skogsbruksåtgärder, förutom åtgärder påkallade för att bevara eller främja biotopens naturliga eller hävdbetingade biologiska mångfald:</w:t>
-      </w:r>
-    </w:p>
-    <w:p>
-      <w:pPr>
-        <w:ind w:left="357"/>
-      </w:pPr>
-      <w:r>
-        <w:t>b) nyckelbiotoper enligt Skogsstyrelsens definition och metod (1995)</w:t>
-      </w:r>
-    </w:p>
-    <w:p>
-      <w:pPr>
-        <w:pStyle w:val="ListBullet"/>
-      </w:pPr>
-      <w:r>
-        <w:rPr>
-          <w:b/>
-          <w:i/>
-        </w:rPr>
-        <w:t xml:space="preserve">Kommentar: </w:t>
+        <w:t xml:space="preserve">“Tretåig hackspett har stora arealkrav och höga krav på sin livsmiljö. Omdaningen av naturskogar till kulturskogar medför en förlust av viktiga miljöer, något som förstärks av ökad fragmentering till följd av avverkningar.” </w:t>
+      </w:r>
+      <w:r>
+        <w:t xml:space="preserve">Vidare att: </w:t>
       </w:r>
       <w:r>
         <w:rPr>
           <w:i/>
         </w:rPr>
-        <w:t>I det avverkningsanmälda skogsområdet har 20 rödlistade arter och signalarter påträffats. Detta ska jämföras med Skogsstyrelsens uppföljning 2017 av nyckelbiotoper som visade att man i genomsnitt hittar 20,6 olika rödlistade arter och signalarter i en nyckelbiotop (Wijk, S. 2017. Biologisk mångfald i nyckelbiotoper – Resultat från inventeringen “Uppföljning biologisk mångfald” 2009–2015. Rapport 4/2017 Skogsstyrelsen, Jönköping).</w:t>
-      </w:r>
-    </w:p>
-    <w:p>
-      <w:r>
-        <w:rPr>
-          <w:b/>
-        </w:rPr>
-        <w:t xml:space="preserve">6.4.3 </w:t>
-      </w:r>
-      <w:r>
-        <w:t>Bevarandeåtgärder genomförs för de kända förekomster av rödlistade arter som påverkas av skogsbruk.</w:t>
-      </w:r>
-    </w:p>
-    <w:p>
-      <w:pPr>
-        <w:pStyle w:val="ListBullet"/>
-      </w:pPr>
-      <w:r>
-        <w:rPr>
-          <w:b/>
-          <w:i/>
-        </w:rPr>
-        <w:t xml:space="preserve">Kommentar: </w:t>
+        <w:t>“Områden med dokumenterad permanent förekomst i naturskogsmiljöer har vanligen så stora naturvärden att skogsbruk är olämpligt”</w:t>
+      </w:r>
+      <w:r>
+        <w:t xml:space="preserve"> (SLU Artdatabanken, 2024; Skogsstyrelsen, 2016)</w:t>
       </w:r>
       <w:r>
         <w:rPr>
           <w:i/>
         </w:rPr>
-        <w:t>I det avverkningsanmälda skogsområdet har 25 naturvårdsarter varav 9 rödlistade arter sina livsmiljöer och växtplatser.</w:t>
+        <w:t>.</w:t>
+      </w:r>
+    </w:p>
+    <w:p>
+      <w:r>
+        <w:t>Tretåig hackspett är beroende av större sammanhängande naturskogar med kontinuerlig tillgång och nybildning av död ved och fragmentering av livsmiljöerna utgör ett stort hot mot arten (se exempelvis Stachura-Skierczynska et al., 2009; Wesolowski et al., 2005; Butler et al., 2004; Pakkala et al., 2002; Amcoff et al., 1996; Virkkala, 1991). Det finns studier som visar att naturskogens självgallringsprocess som den tretåiga hackspetten är beroende av, inte kan ersättas med efterlämnad hänsyn i skogsbruket (Imbeau &amp; Desrochers, 2002).</w:t>
+      </w:r>
+    </w:p>
+    <w:p>
+      <w:r>
+        <w:t>Permanenta revir av tretåig hackspett karaktäriseras ofta av artens typiska ringformigt ordnade hackmärken på framför allt gamla granar. För att säkerställa att inte revir av tretåig hackspett drabbas av avverkningsplanerna bör en inventering göras i området både under häckningstid och under vintern, då arten utnyttjar betydligt större områden än under sommarens häckningsrevir. Storleken på häckningsreviret varierar med skogstypen, förekomsten av död ved och graden av fragmentering, men är i allmänhet i storleksordningen 25–100 hektar (SLU Artdatabanken, 2024; Skogsstyrelsen, 2016).</w:t>
+      </w:r>
+    </w:p>
+    <w:p>
+      <w:r>
+        <w:t xml:space="preserve">Förutom fridlysning enligt §4 Artskyddsförordningen är tretåig hackspett även förtecknad i EU:s fågeldirektiv bilaga 1. Den är typisk art för </w:t>
+      </w:r>
+      <w:r>
+        <w:rPr>
+          <w:i/>
+        </w:rPr>
+        <w:t xml:space="preserve">9010 Taiga, 9740 Skogsbevuxen myr, 9030 Landhöjningsskog </w:t>
+      </w:r>
+      <w:r>
+        <w:t xml:space="preserve">och </w:t>
+      </w:r>
+      <w:r>
+        <w:rPr>
+          <w:i/>
+        </w:rPr>
+        <w:t>9040 Fjällbjörkskog</w:t>
+      </w:r>
+      <w:r>
+        <w:t xml:space="preserve"> samt ingår i Natura 2000 och är förtecknad i Bernkonventionen bilaga II (strikt skyddade djurarter) (SLU Artdatabanken, 2024; Skogsstyrelsen, 2016).</w:t>
       </w:r>
     </w:p>
     <w:p>
@@ -912,18 +1370,166 @@
         <w:pStyle w:val="Heading2"/>
       </w:pPr>
       <w:r>
-        <w:t>Ur Chain of Custody Certification (FSC-STD-40-004 ver 3.0)</w:t>
+        <w:t>Referenser – tretåig hackspett</w:t>
       </w:r>
     </w:p>
     <w:p>
       <w:r>
+        <w:t xml:space="preserve">Amcoff, M. &amp; Eriksson, P. 1996. </w:t>
+      </w:r>
+      <w:r>
         <w:rPr>
-          <w:b/>
+          <w:i/>
         </w:rPr>
-        <w:t xml:space="preserve">1.3 </w:t>
-      </w:r>
-      <w:r>
-        <w:t xml:space="preserve">The organization shall commit to the FSC values as defined in FSC-POL-01-004 Policy for the Association of Organizations with FSC. </w:t>
+        <w:t xml:space="preserve">Förekomst av tretåig hackspett Picoides tridactylus på bestånds- och landskapsnivå. </w:t>
+      </w:r>
+      <w:r>
+        <w:t>Ornis Svecica 6: 107–119.</w:t>
+      </w:r>
+    </w:p>
+    <w:p>
+      <w:r>
+        <w:t xml:space="preserve">Butler, R., Angelstam, P., Ekelund, P. &amp; Schlaeffer, R. 2004. </w:t>
+      </w:r>
+      <w:r>
+        <w:rPr>
+          <w:i/>
+        </w:rPr>
+        <w:t xml:space="preserve">Dead wood threshold values for the three-toed woodpecker presence in boreal and sub-Alpine forest. </w:t>
+      </w:r>
+      <w:r>
+        <w:t>Biological conservation 119(3): 305–318.</w:t>
+      </w:r>
+    </w:p>
+    <w:p>
+      <w:r>
+        <w:t xml:space="preserve">Imbeau, L. &amp; Desrochers, A. 2002. </w:t>
+      </w:r>
+      <w:r>
+        <w:rPr>
+          <w:i/>
+        </w:rPr>
+        <w:t xml:space="preserve">Foraging Ecology and Use of Drumming Trees by Three-Toed Woodpeckers. </w:t>
+      </w:r>
+      <w:r>
+        <w:t>The Journal of Wildlife Management. Vol. 66, No. 1 (Jan., 2002), pp. 222–231.</w:t>
+      </w:r>
+    </w:p>
+    <w:p>
+      <w:r>
+        <w:t xml:space="preserve">Pakkala, T., Hanski, I. &amp; Tomppo, E. 2002. </w:t>
+      </w:r>
+      <w:r>
+        <w:rPr>
+          <w:i/>
+        </w:rPr>
+        <w:t xml:space="preserve">Spatial ecology of the three-toed woodpecker in managed forest landscapes. </w:t>
+      </w:r>
+      <w:r>
+        <w:t>Silva Fennica 36(1): 279–288.</w:t>
+      </w:r>
+    </w:p>
+    <w:p>
+      <w:r>
+        <w:t xml:space="preserve">Skogsstyrelsen, 2016. </w:t>
+      </w:r>
+      <w:r>
+        <w:rPr>
+          <w:i/>
+        </w:rPr>
+        <w:t>Vägledning för hänsyn till fåglar – Tretåig hackspett.</w:t>
+      </w:r>
+    </w:p>
+    <w:p>
+      <w:r>
+        <w:t xml:space="preserve">SLU Artdatabanken, 2024. </w:t>
+      </w:r>
+      <w:r>
+        <w:rPr>
+          <w:i/>
+        </w:rPr>
+        <w:t xml:space="preserve">Artfaktablad. Naturvård – artfakta. </w:t>
+      </w:r>
+      <w:r>
+        <w:t>SLU Artdatabanken, Uppsala.</w:t>
+      </w:r>
+    </w:p>
+    <w:p>
+      <w:r>
+        <w:t xml:space="preserve">Stachura-Skierczynska, K., Tumiel, T. &amp; Skierczynski, M. 2009. </w:t>
+      </w:r>
+      <w:r>
+        <w:rPr>
+          <w:i/>
+        </w:rPr>
+        <w:t xml:space="preserve">Habitat prediction model for three-toed woodpecker and its implications for the conservation of biologically valuable forests. </w:t>
+      </w:r>
+      <w:r>
+        <w:t>Forest Ecology and Management 258(5): 697–703.</w:t>
+      </w:r>
+    </w:p>
+    <w:p>
+      <w:r>
+        <w:t xml:space="preserve">Virkkala, R. 1991. </w:t>
+      </w:r>
+      <w:r>
+        <w:rPr>
+          <w:i/>
+        </w:rPr>
+        <w:t xml:space="preserve">Population trends of forest birds in a Finnish Lapland landscape of large habitat blocks – Consequences of stochastic environmental variation or regional habitat alteration. </w:t>
+      </w:r>
+      <w:r>
+        <w:t>Biological conservation 56(2): 223–240.</w:t>
+      </w:r>
+    </w:p>
+    <w:p>
+      <w:r>
+        <w:t xml:space="preserve">Wesolowski, T., Czeszczewik, D. &amp; Rowinski, P. 2005. </w:t>
+      </w:r>
+      <w:r>
+        <w:rPr>
+          <w:i/>
+        </w:rPr>
+        <w:t xml:space="preserve">Effects of forest management on Three-toed Woodpecker Picoides tridactylus distribution in the Bialowieza Forest (NE Poland): conservation implications. </w:t>
+      </w:r>
+      <w:r>
+        <w:t>Acta Ornithologica 40(1): 53–60.</w:t>
+      </w:r>
+    </w:p>
+    <w:p>
+      <w:pPr>
+        <w:pStyle w:val="Heading1"/>
+      </w:pPr>
+      <w:r>
+        <w:t>Spillkråka – ekologi samt krav på livsmiljön</w:t>
+      </w:r>
+    </w:p>
+    <w:p>
+      <w:r>
+        <w:t xml:space="preserve">Spillkråka (§4) ingår i bilaga 1 EU:s fågeldirektiv och är typisk art för </w:t>
+      </w:r>
+      <w:r>
+        <w:rPr>
+          <w:i/>
+        </w:rPr>
+        <w:t xml:space="preserve">9010 Taiga </w:t>
+      </w:r>
+      <w:r>
+        <w:t>och</w:t>
+      </w:r>
+      <w:r>
+        <w:rPr>
+          <w:i/>
+        </w:rPr>
+        <w:t xml:space="preserve"> 9740 Skogsbevuxen myr</w:t>
+      </w:r>
+      <w:r>
+        <w:t>. Den lever i både barr- och blandskog liksom i ren lövskog. De tätaste populationerna tenderar att finnas i äldre, variationsrik blandskog med gott om död ved och gamla träd. Varje par utnyttjar 400–1000 hektar skog beroende på skogens kvalitet. Skogsbruk med korta omloppstider och täta, homogena ungskogar utgör det största hotet (SLU Artdatabanken, 2026).</w:t>
+      </w:r>
+    </w:p>
+    <w:p>
+      <w:r>
+        <w:t>Spillkråka är en nyckelart i skogliga miljöer vars övergivna bohål utnyttjas av flera andra hålhäckande fågelarter och fladdermöss, däribland pärluggla (EN, §4), knipa (§4), salskrake (§4) och skogsduva (§4). Hökuggla (VU, §4) och slaguggla (§4) häckar ofta i högstubbar som brutits av i höjd med ett gammalt spillkråkebo (Skogsstyrelsen, 2016).</w:t>
       </w:r>
     </w:p>
     <w:p>
@@ -931,70 +1537,71 @@
         <w:pStyle w:val="Heading2"/>
       </w:pPr>
       <w:r>
-        <w:t>Ur FSC:s policy för associerade organisationer (FSC-POL-01-004)</w:t>
+        <w:t>Referenser – spillkråka</w:t>
       </w:r>
     </w:p>
     <w:p>
       <w:r>
-        <w:t xml:space="preserve">Som “Chain of Custody”-certifierad organisation är skogsbolaget bunden av de fastställda reglerna i Del 1 Punkt 1 c) i Policy för organisationer associerade med FSC (FSC-POL-01-004 V2-0 EN + SVE version 2012-03-02): </w:t>
+        <w:t xml:space="preserve">Skogsstyrelsen, 2016. </w:t>
+      </w:r>
+      <w:r>
+        <w:rPr>
+          <w:i/>
+        </w:rPr>
+        <w:t xml:space="preserve">Vägledning för hänsyn till spillkråka. </w:t>
+      </w:r>
+      <w:r>
+        <w:t>Vägledningar och kunskapsstöd artskydd – Skogsstyrelsen.</w:t>
+      </w:r>
+    </w:p>
+    <w:p>
+      <w:r>
+        <w:t xml:space="preserve">SLU Artdatabanken, 2026. </w:t>
+      </w:r>
+      <w:r>
+        <w:rPr>
+          <w:i/>
+        </w:rPr>
+        <w:t xml:space="preserve">Artfaktablad. Naturvård – artfakta. </w:t>
+      </w:r>
+      <w:r>
+        <w:t>SLU Artdatabanken, Uppsala.</w:t>
       </w:r>
     </w:p>
     <w:p>
       <w:pPr>
-        <w:pStyle w:val="ListNumber"/>
+        <w:pStyle w:val="Heading1"/>
       </w:pPr>
       <w:r>
-        <w:t>De organisationer FSC kan acceptera association med får inte direkt eller indirekt ha några kopplingar till nedanstående, oacceptabla aktiviteter:</w:t>
+        <w:t>Tjäder – ekologi samt krav på livsmiljön</w:t>
       </w:r>
     </w:p>
     <w:p>
-      <w:pPr>
-        <w:ind w:left="357"/>
-      </w:pPr>
-      <w:r>
-        <w:t>a) Olaglig skogsavverkning och handel med olagligt avverkat virke eller skogsprodukter</w:t>
-      </w:r>
-    </w:p>
-    <w:p>
-      <w:pPr>
-        <w:ind w:left="357"/>
-      </w:pPr>
-      <w:r>
-        <w:t>...</w:t>
-      </w:r>
-    </w:p>
-    <w:p>
-      <w:pPr>
-        <w:ind w:left="357"/>
-      </w:pPr>
-      <w:r>
-        <w:t>c) Skogsbruk som förstör höga naturvärden</w:t>
-      </w:r>
-    </w:p>
-    <w:p>
-      <w:pPr>
-        <w:ind w:left="357"/>
-      </w:pPr>
-      <w:r>
-        <w:t>d) Betydande omvandling av skog till plantager eller annan, icke skoglig, markanvändning</w:t>
-      </w:r>
-    </w:p>
-    <w:p>
-      <w:pPr>
-        <w:pStyle w:val="ListBullet"/>
-      </w:pPr>
-      <w:r>
-        <w:rPr>
-          <w:b/>
-          <w:i/>
-        </w:rPr>
-        <w:t xml:space="preserve">Kommentar: </w:t>
+      <w:r>
+        <w:t xml:space="preserve">Tjäder (§4) omfattas av bilaga 1 och 2 EU:s fågeldirektiv och är typisk art för </w:t>
       </w:r>
       <w:r>
         <w:rPr>
           <w:i/>
         </w:rPr>
-        <w:t>Avverkning av skog med höga naturvärden samt skada på fridlysta arter strider både mot FSC Controlled Wood-standarden och FSC:s policy for associerade organisationer.</w:t>
+        <w:t xml:space="preserve">9010 Taiga </w:t>
+      </w:r>
+      <w:r>
+        <w:t xml:space="preserve">och </w:t>
+      </w:r>
+      <w:r>
+        <w:rPr>
+          <w:i/>
+        </w:rPr>
+        <w:t>9740 Skogsbevuxen myr</w:t>
+      </w:r>
+      <w:r>
+        <w:t>. Tjädern är en utpräglad skogsfågel knuten till större sammanhängande barrskogsområden. Tupparna och hönorna utnyttjar till viss del olika miljöer, och habitatvalet varierar dessutom mellan olika delar av året. För att det ska finnas livskraftiga tjäderbestånd krävs funktionella skogslandskap med en blandning av uppvuxen, gles och luckig skog, täta sumpskogar, myrar och andra små våtmarker (Skogsstyrelsen, 2019; SLU Artdatabanken 2024).</w:t>
+      </w:r>
+    </w:p>
+    <w:p>
+      <w:r>
+        <w:t>Arten försvinner när skogen fragmenteras och den sammanlagda arealen hyggen och andra öppna områden blir för stor. Ett småskaligt och försiktigt virkesuttag genom hyggesfria metoder kan i vissa fall vara möjligt i området inom 200 m från lekcentrum. Längre ut från lekcentrum, inom 200–500 m bör den avverkade ytan inte överskrida 1 hektar för att undvika alltför stora och snabba förändringar (Skogsstyrelsen, 2019).</w:t>
       </w:r>
     </w:p>
     <w:p>
@@ -1002,326 +1609,18 @@
         <w:pStyle w:val="Heading2"/>
       </w:pPr>
       <w:r>
-        <w:t>Ur FSC Controlled Wood (FSC-STD-40-005)</w:t>
+        <w:t>Referenser – tjäder</w:t>
       </w:r>
     </w:p>
     <w:p>
       <w:r>
-        <w:t>Virke som inte accepteras i FSC-märkta produkter (oacceptabelt ursprung) enligt FSC Controlled Wood (FSC-STD-40-005):</w:t>
-      </w:r>
-    </w:p>
-    <w:p>
-      <w:pPr>
-        <w:pStyle w:val="ListNumber"/>
-      </w:pPr>
-      <w:r>
-        <w:t>Illegalt avverkat virke.</w:t>
-      </w:r>
-    </w:p>
-    <w:p>
-      <w:pPr>
-        <w:pStyle w:val="ListNumber"/>
-      </w:pPr>
-      <w:r>
-        <w:t>...</w:t>
-      </w:r>
-    </w:p>
-    <w:p>
-      <w:pPr>
-        <w:pStyle w:val="ListNumber"/>
-      </w:pPr>
-      <w:r>
-        <w:t>Virke från avverkningar som hotar höga naturvärden.</w:t>
-      </w:r>
-    </w:p>
-    <w:p>
-      <w:pPr>
-        <w:pStyle w:val="ListNumber"/>
-      </w:pPr>
-      <w:r>
-        <w:t>Virke från skog som konverteras till plantager eller icke-skogligt bruk.</w:t>
-      </w:r>
-    </w:p>
-    <w:p>
-      <w:pPr>
-        <w:pStyle w:val="ListBullet"/>
-      </w:pPr>
-      <w:r>
-        <w:rPr>
-          <w:b/>
-          <w:i/>
-        </w:rPr>
-        <w:t xml:space="preserve">Kommentar: </w:t>
+        <w:t xml:space="preserve">Skogsstyrelsen, 2019. </w:t>
       </w:r>
       <w:r>
         <w:rPr>
           <w:i/>
         </w:rPr>
-        <w:t>Avverkning av skog med höga naturvärden samt skada på fridlysta arter strider både mot FSC Controlled Wood-standarden och FSC:s policy for associerade organisationer.</w:t>
-      </w:r>
-    </w:p>
-    <w:p>
-      <w:pPr>
-        <w:pStyle w:val="Heading1"/>
-      </w:pPr>
-      <w:r>
-        <w:t>Ur PEFC-standarden gällande lagefterlevnad</w:t>
-      </w:r>
-    </w:p>
-    <w:p>
-      <w:r>
-        <w:t>PEFC-standarden förutsätter att tillämplig svensk lagstiftning följs. Det är utsedd tillsynsmyndighet som ansvarar för tillsyn av lagens efterlevnad. PEFC-standarden återger innehållet i vissa certifieringskritiska lag- och föreskriftskrav vilka ska ingå i granskning av PEFC-systemets efterlevnad.</w:t>
-      </w:r>
-    </w:p>
-    <w:p>
-      <w:pPr>
-        <w:pStyle w:val="ListBullet"/>
-      </w:pPr>
-      <w:r>
-        <w:rPr>
-          <w:b/>
-          <w:i/>
-        </w:rPr>
-        <w:t xml:space="preserve">Kommentar: </w:t>
-      </w:r>
-      <w:r>
-        <w:rPr>
-          <w:i/>
-        </w:rPr>
-        <w:t>I den avverkningsanmälda skogen har fridlysta arter sina livsmiljöer och växtplatser. Att skada de fridlysta arternas livsmiljöer, växtplatser eller ekologiska funktion är inte tillåtet enligt artskyddsförordningen</w:t>
-      </w:r>
-    </w:p>
-    <w:p>
-      <w:r>
-        <w:br w:type="page"/>
-      </w:r>
-    </w:p>
-    <w:p>
-      <w:pPr>
-        <w:pStyle w:val="Title"/>
-      </w:pPr>
-      <w:r>
-        <w:t>BILAGA 1 – Fridlysta arter</w:t>
-      </w:r>
-    </w:p>
-    <w:p>
-      <w:pPr>
-        <w:pStyle w:val="Heading1"/>
-      </w:pPr>
-      <w:r>
-        <w:t>Knärot – ekologi samt krav på livsmiljön</w:t>
-      </w:r>
-    </w:p>
-    <w:p>
-      <w:r>
-        <w:t xml:space="preserve">Knärot är typisk art för </w:t>
-      </w:r>
-      <w:r>
-        <w:rPr>
-          <w:i/>
-        </w:rPr>
-        <w:t xml:space="preserve">9010 Taiga </w:t>
-      </w:r>
-      <w:r>
-        <w:t>och</w:t>
-      </w:r>
-      <w:r>
-        <w:rPr>
-          <w:i/>
-        </w:rPr>
-        <w:t xml:space="preserve"> 9050 Näringsrik granskog</w:t>
-      </w:r>
-      <w:r>
-        <w:t>, fridlyst enligt 8 och 15 §§ artskyddsförordningen och klassad som sårbar (VU) enligt rödlistan 2020. Knärot är beroende av hög och jämn luftfuktighet i gamla, ostörda skogsmiljöer och är känslig för snabba förändringar av ljus-/vindförhållanden eller uttorkning. På grund av ett alltför intensivt skogsbruk har den minskat med 40 (25–50) % under de senaste 60 åren och i framtiden bedöms minskningstakten uppgå till 30 (20–40) %. Till följd av att arten har en dokumenterat högre minskningstakt i förhållande till sin generationstid än vad som tidigare varit känt (data från Riksskogstaxeringen) höjdes den till hotkategori sårbar (VU) i rödlistan 2020 (SLU Artdatabanken, 2024).</w:t>
-      </w:r>
-    </w:p>
-    <w:p>
-      <w:r>
-        <w:t>En analys av 79 floraväktarlokaler åren 1990–2015 vilka återbesökts under 2020–2024 visade på en tydlig negativ påverkan på knärotsförekomster från större hyggen i närområdet (inom 150–200 m) vilket indikerar att kanteffekter har en stor påverkan på populationerna. Resultaten bekräftar knärotens känslighet för kanteffekter och visar vikten av att skydda större skogsbestånd för att bevara arten. Om det blir höga andelar (&gt;30%) hyggen inom 200 meter från en knärotsförekomst så ökar risken för att en knärotspopulation dör ut och det verkar det behövas någonstans mellan 100 och 150 meters skyddszon för att bevara arten på lång sikt (Sebestyén &amp; Sundberg, 2025). Detta stöds även av en studie (Johansson et al, 2026) baserad på data från Riksskogstaxeringen som visar att knäroten minskat med 66 % under perioden 1993–2022 samt att det finns en stark korrelation mellan minskande arealer kontinuitetsskog och lokal utdöenderisk. Knäroten uppvisade en mycket låg koloniseringsgrad (0,7 % över 10 år) i kombination med hög lokal utrotningsrisk (75,2 %), där utrotningssannolikheten ökade kraftigt när arealen kontinuitetsskog minskade mellan undersökningar, t.ex. på grund av kalhyggesbruk (Johansson et al., 2026).</w:t>
-      </w:r>
-    </w:p>
-    <w:p>
-      <w:r>
-        <w:t xml:space="preserve">Samuel Johnsons doktorsavhandling </w:t>
-      </w:r>
-      <w:r>
-        <w:rPr>
-          <w:i/>
-        </w:rPr>
-        <w:t>“Retention Forestry as a Conservation Measure for Boreal Forest Ground Vegetation”</w:t>
-      </w:r>
-      <w:r>
-        <w:t xml:space="preserve"> (SLU, Uppsala 2014) visar att det krävs väl tilltagna skyddszoner för att knärotens växtplatser inte ska ta skada av skogsbruksåtgärder i intilliggande områden: </w:t>
-      </w:r>
-      <w:r>
-        <w:rPr>
-          <w:i/>
-        </w:rPr>
-        <w:t xml:space="preserve">“Study III shows that retention patches smaller than 0.5 ha do not lifeboat the sensitive forest herb G. repens, a species that depend on stable microclimatic conditions typical for intact forest stands.” </w:t>
-      </w:r>
-      <w:r>
-        <w:t xml:space="preserve">Vidare </w:t>
-      </w:r>
-      <w:r>
-        <w:rPr>
-          <w:i/>
-        </w:rPr>
-        <w:t>“More sensitive forest species are not lifeboated in retention patches ranging from 0.05 to 0.5 ha (Papers II &amp; III).”</w:t>
-      </w:r>
-    </w:p>
-    <w:p>
-      <w:r>
-        <w:t xml:space="preserve">Johnsons (2014) rekommendation på minst 50 meters breda skyddszoner runt knärotens växtplatser motsvarar en areal på 0,78 hektar, vilket ligger i linje med andra studier som gjorts på känsliga skogsarter: </w:t>
-      </w:r>
-      <w:r>
-        <w:rPr>
-          <w:i/>
-        </w:rPr>
-        <w:t>“In study III I also show that translocated specimens of G. repens survives well in mature forests at least 50 m from the nearest edge to an open area. Moreover, measures of temperature and humidity show that such distances from an open area is far enough to offer a microclimate that is more stable compared to what present in retention patches of around 0.1 ha. This means that the very centre of a circular patch with radius 50 m (equals a size of 0.78 ha) should offer conditions similar to interior forest and would perhaps be a suitable habitat for G. repens and similar species. Previous studies from both North America and Sweden have also concluded that patches between 0.5 and one ha are sufficient for preserving interior forest vegetation as well as sensitive lichens and bryophytes (de Graaf &amp; Roberts 2009; Halpern et al. 2012; Rudolphi et al. 2014).”</w:t>
-      </w:r>
-    </w:p>
-    <w:p>
-      <w:r>
-        <w:t>Ytterligare en studie (Koelmeijer m.fl., 2022) inkluderar knärotens skyddsbehov. I uppsatsen berörs problemet med uttorkning för växter, bl.a. för knärot, ett problem som blivit accentuerat på grund av den pågående klimatförändringen och torra somrar, t.ex. den exceptionellt torra sommaren 2018. I uppsatsen undersöks områden med tre olika avstånd från kalhyggeskant med avseende på skydd bl.a. för knärot. Det första området har avstånd upp till 20 m från hyggeskant (Strong edge effect), det andra 20–40 m från hyggeskant (Weak edge effect) och det tredje avser större avstånd från hyggeskant, där kanteffekten anses vara försumbar (Interior). Ett resultat var att man fann stor eller mycket stor uttorkningseffekt på känsliga och rödlistade skogsarter vid de kortare avstånden till hyggeskant, medan effekt av uttorkning inte konstaterades på större avstånd (Interior). För orkidén knärot fann man en rik förekomst (upp till 0,06 dm2/m2) på stort avstånd från hyggeskant (Interior), medan förekomsten var liten eller närmast försumbar i de områden som klassificerades som Weak edge effect respektive Strong edge effect. Arbetet påpekar att de allt oftare förekommande torra somrarna ger ytterligare skäl att utöka skyddsavståndet från hyggen till den fuktkrävande arten knärot (Koelmeijer m.fl., 2022).</w:t>
-      </w:r>
-    </w:p>
-    <w:p>
-      <w:r>
-        <w:t>Även Skogsstyrelsens egen vägledning för hänsyn till knärot ligger i linje med ovanstående forskningsstudier. Av vägledningen framgår det att för med hög sannolikhet kunna bevara befintliga förekomster krävs relativt stora avsättningar av uppvuxen skog med slutet och relativt tätt kronskikt. Som riktlinje kan krävas ett avstånd på 50 meter in från brynet för att vidmakthålla ett fungerande mikroklimat. Detta innebär att fristående hänsynsytor för många arter (kärlväxter, lavar och mossor) kan behöva ha en area överstigande 0,8 hektar (cirkelyta med radien 50 meter = 0,78 hektar) för att bibehålla lokalklimatet. Även ganska små förändringar i form av förändrade ljus- och fuktighetsförhållanden, till exempel till följd av gallring, kan leda till att arten försvinner till följd av konkurrens med mera ljuskrävande och snabbväxande arter (Skogsstyrelsen, 2022).</w:t>
-      </w:r>
-    </w:p>
-    <w:p>
-      <w:r>
-        <w:t>Vid tillämpning av försiktighetsprincipen enligt 2 kap. 3 § miljöbalken bör sålunda 100–150 meters skyddszon lämnas runt knärotens växtplatser.</w:t>
-      </w:r>
-    </w:p>
-    <w:p>
-      <w:pPr>
-        <w:pStyle w:val="Heading2"/>
-      </w:pPr>
-      <w:r>
-        <w:t>Referenser – knärot</w:t>
-      </w:r>
-    </w:p>
-    <w:p>
-      <w:r>
-        <w:t xml:space="preserve">de Graaf M &amp; Roberts M.R., 2009. </w:t>
-      </w:r>
-      <w:r>
-        <w:rPr>
-          <w:i/>
-        </w:rPr>
-        <w:t xml:space="preserve">Short-term response of the herbaceous layer within leave patches after harvest. </w:t>
-      </w:r>
-      <w:r>
-        <w:t>Forest Ecology and Management 257, 1014–1025.</w:t>
-      </w:r>
-    </w:p>
-    <w:p>
-      <w:r>
-        <w:t xml:space="preserve">Halpern, C. B., Halaj, J., Evans, S. A., &amp; Dovciak, M., 2012. </w:t>
-      </w:r>
-      <w:r>
-        <w:rPr>
-          <w:i/>
-        </w:rPr>
-        <w:t xml:space="preserve">Level and pattern of overstory retention interact to shape long-term responses of understories to timber harvest. </w:t>
-      </w:r>
-      <w:r>
-        <w:t>Ecological Applications, 22, 2049–2064.</w:t>
-      </w:r>
-    </w:p>
-    <w:p>
-      <w:r>
-        <w:t>Johansson, V., Jansson, M. och Bergman, K-O</w:t>
-      </w:r>
-      <w:r>
-        <w:rPr>
-          <w:i/>
-        </w:rPr>
-        <w:t>.</w:t>
-      </w:r>
-      <w:r>
-        <w:t>, 2026.</w:t>
-      </w:r>
-      <w:r>
-        <w:rPr>
-          <w:i/>
-        </w:rPr>
-        <w:t xml:space="preserve"> A 30-year population decline of a threatened forest orchid associated with old growth forests</w:t>
-      </w:r>
-      <w:r>
-        <w:t>. Department of Physics, Chemistry and Biology (IFM), Linköping University.</w:t>
-      </w:r>
-    </w:p>
-    <w:p>
-      <w:r>
-        <w:t xml:space="preserve">Johnson, S., 2014. </w:t>
-      </w:r>
-      <w:r>
-        <w:rPr>
-          <w:i/>
-        </w:rPr>
-        <w:t>Retention Forestry as a Conservation Measure for Boreal Forest Ground Vegetation</w:t>
-      </w:r>
-      <w:r>
-        <w:t>. Doktorsavhandling, SLU, Uppsala.</w:t>
-      </w:r>
-    </w:p>
-    <w:p>
-      <w:r>
-        <w:t xml:space="preserve">Koelmeijer, I. A., Ehrlén, J., Jönsson, M., De Frenne, P., Berg, P., Andersson, J., Weibull, H. &amp; Hylander, N. 2022. </w:t>
-      </w:r>
-      <w:r>
-        <w:rPr>
-          <w:i/>
-        </w:rPr>
-        <w:t xml:space="preserve">Interactive effects of drought and edge exposure on old-growth forest understory species. </w:t>
-      </w:r>
-      <w:r>
-        <w:t>Landscape Ecology, 37, sid 1839–1853.</w:t>
-      </w:r>
-    </w:p>
-    <w:p>
-      <w:r>
-        <w:t xml:space="preserve">Rudolphi, J., Jönsson, M. T., &amp; Gustafsson, L., 2014. </w:t>
-      </w:r>
-      <w:r>
-        <w:rPr>
-          <w:i/>
-        </w:rPr>
-        <w:t xml:space="preserve">Biological legacies buffer local species extinction after logging. </w:t>
-      </w:r>
-      <w:r>
-        <w:t>Journal of Applied Ecology. 51, 53–62.</w:t>
-      </w:r>
-    </w:p>
-    <w:p>
-      <w:r>
-        <w:t xml:space="preserve">Sebestyén, L. och Sundberg, S. 2025.  </w:t>
-      </w:r>
-      <w:r>
-        <w:rPr>
-          <w:i/>
-        </w:rPr>
-        <w:t>Påverkan på knärotslokaler från hyggen i närheten.</w:t>
-      </w:r>
-      <w:r>
-        <w:t xml:space="preserve"> DAPHNE 36:1 2025. Botaniska Sällskapet i Stockholm.</w:t>
-      </w:r>
-    </w:p>
-    <w:p>
-      <w:r>
-        <w:t xml:space="preserve">Skogsstyrelsen, 2022. </w:t>
-      </w:r>
-      <w:r>
-        <w:rPr>
-          <w:i/>
-        </w:rPr>
-        <w:t xml:space="preserve">Vägledning för hänsyn till knärot. </w:t>
-      </w:r>
-      <w:r>
-        <w:t>https://www.skogsstyrelsen.se/lag-och-tillsyn/artskydd/vagledningar-och-kunskapsstod-artskydd/vagledning-for-hansyn-till-knarot/.</w:t>
+        <w:t>Vägledning för hänsyn till fåglar – tjäder.</w:t>
       </w:r>
     </w:p>
     <w:p>
@@ -1335,349 +1634,7 @@
         <w:t xml:space="preserve">Artfaktablad. Naturvård – artfakta. </w:t>
       </w:r>
       <w:r>
-        <w:t>SLU Artdatabanken, Uppsala.</w:t>
-      </w:r>
-    </w:p>
-    <w:p>
-      <w:pPr>
-        <w:pStyle w:val="Heading1"/>
-      </w:pPr>
-      <w:r>
-        <w:t>Spillkråka – ekologi samt krav på livsmiljön</w:t>
-      </w:r>
-    </w:p>
-    <w:p>
-      <w:r>
-        <w:t xml:space="preserve">Spillkråka (§4) ingår i bilaga 1 EU:s fågeldirektiv och är typisk art för </w:t>
-      </w:r>
-      <w:r>
-        <w:rPr>
-          <w:i/>
-        </w:rPr>
-        <w:t xml:space="preserve">9010 Taiga </w:t>
-      </w:r>
-      <w:r>
-        <w:t>och</w:t>
-      </w:r>
-      <w:r>
-        <w:rPr>
-          <w:i/>
-        </w:rPr>
-        <w:t xml:space="preserve"> 9740 Skogsbevuxen myr</w:t>
-      </w:r>
-      <w:r>
-        <w:t>. Den lever i både barr- och blandskog liksom i ren lövskog. De tätaste populationerna tenderar att finnas i äldre, variationsrik blandskog med gott om död ved och gamla träd. Varje par utnyttjar 400–1000 hektar skog beroende på skogens kvalitet. Skogsbruk med korta omloppstider och täta, homogena ungskogar utgör det största hotet (SLU Artdatabanken, 2026).</w:t>
-      </w:r>
-    </w:p>
-    <w:p>
-      <w:r>
-        <w:t>Spillkråka är en nyckelart i skogliga miljöer vars övergivna bohål utnyttjas av flera andra hålhäckande fågelarter och fladdermöss, däribland pärluggla (EN, §4), knipa (§4), salskrake (§4) och skogsduva (§4). Hökuggla (VU, §4) och slaguggla (§4) häckar ofta i högstubbar som brutits av i höjd med ett gammalt spillkråkebo (Skogsstyrelsen, 2016).</w:t>
-      </w:r>
-    </w:p>
-    <w:p>
-      <w:pPr>
-        <w:pStyle w:val="Heading2"/>
-      </w:pPr>
-      <w:r>
-        <w:t>Referenser – spillkråka</w:t>
-      </w:r>
-    </w:p>
-    <w:p>
-      <w:r>
-        <w:t xml:space="preserve">Skogsstyrelsen, 2016. </w:t>
-      </w:r>
-      <w:r>
-        <w:rPr>
-          <w:i/>
-        </w:rPr>
-        <w:t xml:space="preserve">Vägledning för hänsyn till spillkråka. </w:t>
-      </w:r>
-      <w:r>
-        <w:t>Vägledningar och kunskapsstöd artskydd – Skogsstyrelsen.</w:t>
-      </w:r>
-    </w:p>
-    <w:p>
-      <w:r>
-        <w:t xml:space="preserve">SLU Artdatabanken, 2026. </w:t>
-      </w:r>
-      <w:r>
-        <w:rPr>
-          <w:i/>
-        </w:rPr>
-        <w:t xml:space="preserve">Artfaktablad. Naturvård – artfakta. </w:t>
-      </w:r>
-      <w:r>
-        <w:t>SLU Artdatabanken, Uppsala.</w:t>
-      </w:r>
-    </w:p>
-    <w:p>
-      <w:pPr>
-        <w:pStyle w:val="Heading1"/>
-      </w:pPr>
-      <w:r>
-        <w:t>Tjäder – ekologi samt krav på livsmiljön</w:t>
-      </w:r>
-    </w:p>
-    <w:p>
-      <w:r>
-        <w:t xml:space="preserve">Tjäder (§4) omfattas av bilaga 1 och 2 EU:s fågeldirektiv och är typisk art för </w:t>
-      </w:r>
-      <w:r>
-        <w:rPr>
-          <w:i/>
-        </w:rPr>
-        <w:t xml:space="preserve">9010 Taiga </w:t>
-      </w:r>
-      <w:r>
-        <w:t xml:space="preserve">och </w:t>
-      </w:r>
-      <w:r>
-        <w:rPr>
-          <w:i/>
-        </w:rPr>
-        <w:t>9740 Skogsbevuxen myr</w:t>
-      </w:r>
-      <w:r>
-        <w:t>. Tjädern är en utpräglad skogsfågel knuten till större sammanhängande barrskogsområden. Tupparna och hönorna utnyttjar till viss del olika miljöer, och habitatvalet varierar dessutom mellan olika delar av året. För att det ska finnas livskraftiga tjäderbestånd krävs funktionella skogslandskap med en blandning av uppvuxen, gles och luckig skog, täta sumpskogar, myrar och andra små våtmarker (Skogsstyrelsen, 2019; SLU Artdatabanken 2024).</w:t>
-      </w:r>
-    </w:p>
-    <w:p>
-      <w:r>
-        <w:t>Arten försvinner när skogen fragmenteras och den sammanlagda arealen hyggen och andra öppna områden blir för stor. Ett småskaligt och försiktigt virkesuttag genom hyggesfria metoder kan i vissa fall vara möjligt i området inom 200 m från lekcentrum. Längre ut från lekcentrum, inom 200–500 m bör den avverkade ytan inte överskrida 1 hektar för att undvika alltför stora och snabba förändringar (Skogsstyrelsen, 2019).</w:t>
-      </w:r>
-    </w:p>
-    <w:p>
-      <w:pPr>
-        <w:pStyle w:val="Heading2"/>
-      </w:pPr>
-      <w:r>
-        <w:t>Referenser – tjäder</w:t>
-      </w:r>
-    </w:p>
-    <w:p>
-      <w:r>
-        <w:t xml:space="preserve">Skogsstyrelsen, 2019. </w:t>
-      </w:r>
-      <w:r>
-        <w:rPr>
-          <w:i/>
-        </w:rPr>
-        <w:t>Vägledning för hänsyn till fåglar – tjäder.</w:t>
-      </w:r>
-    </w:p>
-    <w:p>
-      <w:r>
-        <w:t xml:space="preserve">SLU Artdatabanken, 2024. </w:t>
-      </w:r>
-      <w:r>
-        <w:rPr>
-          <w:i/>
-        </w:rPr>
-        <w:t xml:space="preserve">Artfaktablad. Naturvård – artfakta. </w:t>
-      </w:r>
-      <w:r>
         <w:t>SLU Artdatabanken, Uppsala</w:t>
-      </w:r>
-    </w:p>
-    <w:p>
-      <w:pPr>
-        <w:pStyle w:val="Heading1"/>
-      </w:pPr>
-      <w:r>
-        <w:t>Tretåig hackspett – ekologi samt krav på livsmiljön</w:t>
-      </w:r>
-    </w:p>
-    <w:p>
-      <w:r>
-        <w:t xml:space="preserve">Tretåig hackspett (NT) är fridlyst enligt §4 Artskyddsförordningen och finns med som prioriterad art i Skogsstyrelsen vägledning för skogsbruket (bilaga 4 till SVL). I vägledningen står bland annat att: </w:t>
-      </w:r>
-      <w:r>
-        <w:rPr>
-          <w:i/>
-        </w:rPr>
-        <w:t xml:space="preserve">“Tretåig hackspett har stora arealkrav och höga krav på sin livsmiljö. Omdaningen av naturskogar till kulturskogar medför en förlust av viktiga miljöer, något som förstärks av ökad fragmentering till följd av avverkningar.” </w:t>
-      </w:r>
-      <w:r>
-        <w:t xml:space="preserve">Vidare att: </w:t>
-      </w:r>
-      <w:r>
-        <w:rPr>
-          <w:i/>
-        </w:rPr>
-        <w:t>“Områden med dokumenterad permanent förekomst i naturskogsmiljöer har vanligen så stora naturvärden att skogsbruk är olämpligt”</w:t>
-      </w:r>
-      <w:r>
-        <w:t xml:space="preserve"> (SLU Artdatabanken, 2024; Skogsstyrelsen, 2016)</w:t>
-      </w:r>
-      <w:r>
-        <w:rPr>
-          <w:i/>
-        </w:rPr>
-        <w:t>.</w:t>
-      </w:r>
-    </w:p>
-    <w:p>
-      <w:r>
-        <w:t>Tretåig hackspett är beroende av större sammanhängande naturskogar med kontinuerlig tillgång och nybildning av död ved och fragmentering av livsmiljöerna utgör ett stort hot mot arten (se exempelvis Stachura-Skierczynska et al., 2009; Wesolowski et al., 2005; Butler et al., 2004; Pakkala et al., 2002; Amcoff et al., 1996; Virkkala, 1991). Det finns studier som visar att naturskogens självgallringsprocess som den tretåiga hackspetten är beroende av, inte kan ersättas med efterlämnad hänsyn i skogsbruket (Imbeau &amp; Desrochers, 2002).</w:t>
-      </w:r>
-    </w:p>
-    <w:p>
-      <w:r>
-        <w:t>Permanenta revir av tretåig hackspett karaktäriseras ofta av artens typiska ringformigt ordnade hackmärken på framför allt gamla granar. För att säkerställa att inte revir av tretåig hackspett drabbas av avverkningsplanerna bör en inventering göras i området både under häckningstid och under vintern, då arten utnyttjar betydligt större områden än under sommarens häckningsrevir. Storleken på häckningsreviret varierar med skogstypen, förekomsten av död ved och graden av fragmentering, men är i allmänhet i storleksordningen 25–100 hektar (SLU Artdatabanken, 2024; Skogsstyrelsen, 2016).</w:t>
-      </w:r>
-    </w:p>
-    <w:p>
-      <w:r>
-        <w:t xml:space="preserve">Förutom fridlysning enligt §4 Artskyddsförordningen är tretåig hackspett även förtecknad i EU:s fågeldirektiv bilaga 1. Den är typisk art för </w:t>
-      </w:r>
-      <w:r>
-        <w:rPr>
-          <w:i/>
-        </w:rPr>
-        <w:t xml:space="preserve">9010 Taiga, 9740 Skogsbevuxen myr, 9030 Landhöjningsskog </w:t>
-      </w:r>
-      <w:r>
-        <w:t xml:space="preserve">och </w:t>
-      </w:r>
-      <w:r>
-        <w:rPr>
-          <w:i/>
-        </w:rPr>
-        <w:t>9040 Fjällbjörkskog</w:t>
-      </w:r>
-      <w:r>
-        <w:t xml:space="preserve"> samt ingår i Natura 2000 och är förtecknad i Bernkonventionen bilaga II (strikt skyddade djurarter) (SLU Artdatabanken, 2024; Skogsstyrelsen, 2016).</w:t>
-      </w:r>
-    </w:p>
-    <w:p>
-      <w:pPr>
-        <w:pStyle w:val="Heading2"/>
-      </w:pPr>
-      <w:r>
-        <w:t>Referenser – tretåig hackspett</w:t>
-      </w:r>
-    </w:p>
-    <w:p>
-      <w:r>
-        <w:t xml:space="preserve">Amcoff, M. &amp; Eriksson, P. 1996. </w:t>
-      </w:r>
-      <w:r>
-        <w:rPr>
-          <w:i/>
-        </w:rPr>
-        <w:t xml:space="preserve">Förekomst av tretåig hackspett Picoides tridactylus på bestånds- och landskapsnivå. </w:t>
-      </w:r>
-      <w:r>
-        <w:t>Ornis Svecica 6: 107–119.</w:t>
-      </w:r>
-    </w:p>
-    <w:p>
-      <w:r>
-        <w:t xml:space="preserve">Butler, R., Angelstam, P., Ekelund, P. &amp; Schlaeffer, R. 2004. </w:t>
-      </w:r>
-      <w:r>
-        <w:rPr>
-          <w:i/>
-        </w:rPr>
-        <w:t xml:space="preserve">Dead wood threshold values for the three-toed woodpecker presence in boreal and sub-Alpine forest. </w:t>
-      </w:r>
-      <w:r>
-        <w:t>Biological conservation 119(3): 305–318.</w:t>
-      </w:r>
-    </w:p>
-    <w:p>
-      <w:r>
-        <w:t xml:space="preserve">Imbeau, L. &amp; Desrochers, A. 2002. </w:t>
-      </w:r>
-      <w:r>
-        <w:rPr>
-          <w:i/>
-        </w:rPr>
-        <w:t xml:space="preserve">Foraging Ecology and Use of Drumming Trees by Three-Toed Woodpeckers. </w:t>
-      </w:r>
-      <w:r>
-        <w:t>The Journal of Wildlife Management. Vol. 66, No. 1 (Jan., 2002), pp. 222–231.</w:t>
-      </w:r>
-    </w:p>
-    <w:p>
-      <w:r>
-        <w:t xml:space="preserve">Pakkala, T., Hanski, I. &amp; Tomppo, E. 2002. </w:t>
-      </w:r>
-      <w:r>
-        <w:rPr>
-          <w:i/>
-        </w:rPr>
-        <w:t xml:space="preserve">Spatial ecology of the three-toed woodpecker in managed forest landscapes. </w:t>
-      </w:r>
-      <w:r>
-        <w:t>Silva Fennica 36(1): 279–288.</w:t>
-      </w:r>
-    </w:p>
-    <w:p>
-      <w:r>
-        <w:t xml:space="preserve">Skogsstyrelsen, 2016. </w:t>
-      </w:r>
-      <w:r>
-        <w:rPr>
-          <w:i/>
-        </w:rPr>
-        <w:t>Vägledning för hänsyn till fåglar – Tretåig hackspett.</w:t>
-      </w:r>
-    </w:p>
-    <w:p>
-      <w:r>
-        <w:t xml:space="preserve">SLU Artdatabanken, 2024. </w:t>
-      </w:r>
-      <w:r>
-        <w:rPr>
-          <w:i/>
-        </w:rPr>
-        <w:t xml:space="preserve">Artfaktablad. Naturvård – artfakta. </w:t>
-      </w:r>
-      <w:r>
-        <w:t>SLU Artdatabanken, Uppsala.</w:t>
-      </w:r>
-    </w:p>
-    <w:p>
-      <w:r>
-        <w:t xml:space="preserve">Stachura-Skierczynska, K., Tumiel, T. &amp; Skierczynski, M. 2009. </w:t>
-      </w:r>
-      <w:r>
-        <w:rPr>
-          <w:i/>
-        </w:rPr>
-        <w:t xml:space="preserve">Habitat prediction model for three-toed woodpecker and its implications for the conservation of biologically valuable forests. </w:t>
-      </w:r>
-      <w:r>
-        <w:t>Forest Ecology and Management 258(5): 697–703.</w:t>
-      </w:r>
-    </w:p>
-    <w:p>
-      <w:r>
-        <w:t xml:space="preserve">Virkkala, R. 1991. </w:t>
-      </w:r>
-      <w:r>
-        <w:rPr>
-          <w:i/>
-        </w:rPr>
-        <w:t xml:space="preserve">Population trends of forest birds in a Finnish Lapland landscape of large habitat blocks – Consequences of stochastic environmental variation or regional habitat alteration. </w:t>
-      </w:r>
-      <w:r>
-        <w:t>Biological conservation 56(2): 223–240.</w:t>
-      </w:r>
-    </w:p>
-    <w:p>
-      <w:r>
-        <w:t xml:space="preserve">Wesolowski, T., Czeszczewik, D. &amp; Rowinski, P. 2005. </w:t>
-      </w:r>
-      <w:r>
-        <w:rPr>
-          <w:i/>
-        </w:rPr>
-        <w:t xml:space="preserve">Effects of forest management on Three-toed Woodpecker Picoides tridactylus distribution in the Bialowieza Forest (NE Poland): conservation implications. </w:t>
-      </w:r>
-      <w:r>
-        <w:t>Acta Ornithologica 40(1): 53–60.</w:t>
       </w:r>
     </w:p>
     <w:sectPr>
@@ -1808,7 +1765,7 @@
     <w:r>
       <w:tab/>
       <w:tab/>
-      <w:t>2026-06-20</w:t>
+      <w:t>2026-06-21</w:t>
       <w:br/>
       <w:br/>
     </w:r>

--- a/klagomål/A 8217-2026 FSC-klagomål.docx
+++ b/klagomål/A 8217-2026 FSC-klagomål.docx
@@ -1765,7 +1765,7 @@
     <w:r>
       <w:tab/>
       <w:tab/>
-      <w:t>2026-06-21</w:t>
+      <w:t>2026-06-22</w:t>
       <w:br/>
       <w:br/>
     </w:r>

--- a/klagomål/A 8217-2026 FSC-klagomål.docx
+++ b/klagomål/A 8217-2026 FSC-klagomål.docx
@@ -1765,7 +1765,7 @@
     <w:r>
       <w:tab/>
       <w:tab/>
-      <w:t>2026-06-22</w:t>
+      <w:t>2026-06-23</w:t>
       <w:br/>
       <w:br/>
     </w:r>

--- a/klagomål/A 8217-2026 FSC-klagomål.docx
+++ b/klagomål/A 8217-2026 FSC-klagomål.docx
@@ -1765,7 +1765,7 @@
     <w:r>
       <w:tab/>
       <w:tab/>
-      <w:t>2026-06-23</w:t>
+      <w:t>2026-06-24</w:t>
       <w:br/>
       <w:br/>
     </w:r>

--- a/klagomål/A 8217-2026 FSC-klagomål.docx
+++ b/klagomål/A 8217-2026 FSC-klagomål.docx
@@ -1765,7 +1765,7 @@
     <w:r>
       <w:tab/>
       <w:tab/>
-      <w:t>2026-06-24</w:t>
+      <w:t>2026-06-25</w:t>
       <w:br/>
       <w:br/>
     </w:r>

--- a/klagomål/A 8217-2026 FSC-klagomål.docx
+++ b/klagomål/A 8217-2026 FSC-klagomål.docx
@@ -1765,7 +1765,7 @@
     <w:r>
       <w:tab/>
       <w:tab/>
-      <w:t>2026-06-25</w:t>
+      <w:t>2026-06-26</w:t>
       <w:br/>
       <w:br/>
     </w:r>

--- a/klagomål/A 8217-2026 FSC-klagomål.docx
+++ b/klagomål/A 8217-2026 FSC-klagomål.docx
@@ -1765,7 +1765,7 @@
     <w:r>
       <w:tab/>
       <w:tab/>
-      <w:t>2026-06-26</w:t>
+      <w:t>2026-06-27</w:t>
       <w:br/>
       <w:br/>
     </w:r>

--- a/klagomål/A 8217-2026 FSC-klagomål.docx
+++ b/klagomål/A 8217-2026 FSC-klagomål.docx
@@ -1765,7 +1765,7 @@
     <w:r>
       <w:tab/>
       <w:tab/>
-      <w:t>2026-06-27</w:t>
+      <w:t>2026-06-28</w:t>
       <w:br/>
       <w:br/>
     </w:r>

--- a/klagomål/A 8217-2026 FSC-klagomål.docx
+++ b/klagomål/A 8217-2026 FSC-klagomål.docx
@@ -1765,7 +1765,7 @@
     <w:r>
       <w:tab/>
       <w:tab/>
-      <w:t>2026-06-28</w:t>
+      <w:t>2026-06-29</w:t>
       <w:br/>
       <w:br/>
     </w:r>

--- a/klagomål/A 8217-2026 FSC-klagomål.docx
+++ b/klagomål/A 8217-2026 FSC-klagomål.docx
@@ -1765,7 +1765,7 @@
     <w:r>
       <w:tab/>
       <w:tab/>
-      <w:t>2026-06-29</w:t>
+      <w:t>2026-06-30</w:t>
       <w:br/>
       <w:br/>
     </w:r>

--- a/klagomål/A 8217-2026 FSC-klagomål.docx
+++ b/klagomål/A 8217-2026 FSC-klagomål.docx
@@ -1765,7 +1765,7 @@
     <w:r>
       <w:tab/>
       <w:tab/>
-      <w:t>2026-06-30</w:t>
+      <w:t>2026-07-01</w:t>
       <w:br/>
       <w:br/>
     </w:r>

--- a/klagomål/A 8217-2026 FSC-klagomål.docx
+++ b/klagomål/A 8217-2026 FSC-klagomål.docx
@@ -1765,7 +1765,7 @@
     <w:r>
       <w:tab/>
       <w:tab/>
-      <w:t>2026-07-01</w:t>
+      <w:t>2026-07-02</w:t>
       <w:br/>
       <w:br/>
     </w:r>

--- a/klagomål/A 8217-2026 FSC-klagomål.docx
+++ b/klagomål/A 8217-2026 FSC-klagomål.docx
@@ -1765,7 +1765,7 @@
     <w:r>
       <w:tab/>
       <w:tab/>
-      <w:t>2026-07-13</w:t>
+      <w:t>2026-07-14</w:t>
       <w:br/>
       <w:br/>
     </w:r>

--- a/klagomål/A 8217-2026 FSC-klagomål.docx
+++ b/klagomål/A 8217-2026 FSC-klagomål.docx
@@ -1765,7 +1765,7 @@
     <w:r>
       <w:tab/>
       <w:tab/>
-      <w:t>2026-07-14</w:t>
+      <w:t>2026-07-15</w:t>
       <w:br/>
       <w:br/>
     </w:r>

--- a/klagomål/A 8217-2026 FSC-klagomål.docx
+++ b/klagomål/A 8217-2026 FSC-klagomål.docx
@@ -1765,7 +1765,7 @@
     <w:r>
       <w:tab/>
       <w:tab/>
-      <w:t>2026-07-15</w:t>
+      <w:t>2026-07-16</w:t>
       <w:br/>
       <w:br/>
     </w:r>

--- a/klagomål/A 8217-2026 FSC-klagomål.docx
+++ b/klagomål/A 8217-2026 FSC-klagomål.docx
@@ -1765,7 +1765,7 @@
     <w:r>
       <w:tab/>
       <w:tab/>
-      <w:t>2026-07-16</w:t>
+      <w:t>2026-07-17</w:t>
       <w:br/>
       <w:br/>
     </w:r>

--- a/klagomål/A 8217-2026 FSC-klagomål.docx
+++ b/klagomål/A 8217-2026 FSC-klagomål.docx
@@ -1765,7 +1765,7 @@
     <w:r>
       <w:tab/>
       <w:tab/>
-      <w:t>2026-07-17</w:t>
+      <w:t>2026-07-18</w:t>
       <w:br/>
       <w:br/>
     </w:r>

--- a/klagomål/A 8217-2026 FSC-klagomål.docx
+++ b/klagomål/A 8217-2026 FSC-klagomål.docx
@@ -1765,7 +1765,7 @@
     <w:r>
       <w:tab/>
       <w:tab/>
-      <w:t>2026-07-18</w:t>
+      <w:t>2026-07-19</w:t>
       <w:br/>
       <w:br/>
     </w:r>

--- a/klagomål/A 8217-2026 FSC-klagomål.docx
+++ b/klagomål/A 8217-2026 FSC-klagomål.docx
@@ -1765,7 +1765,7 @@
     <w:r>
       <w:tab/>
       <w:tab/>
-      <w:t>2026-07-19</w:t>
+      <w:t>2026-07-20</w:t>
       <w:br/>
       <w:br/>
     </w:r>

--- a/klagomål/A 8217-2026 FSC-klagomål.docx
+++ b/klagomål/A 8217-2026 FSC-klagomål.docx
@@ -1765,7 +1765,7 @@
     <w:r>
       <w:tab/>
       <w:tab/>
-      <w:t>2026-07-20</w:t>
+      <w:t>2026-07-21</w:t>
       <w:br/>
       <w:br/>
     </w:r>

--- a/klagomål/A 8217-2026 FSC-klagomål.docx
+++ b/klagomål/A 8217-2026 FSC-klagomål.docx
@@ -1765,7 +1765,7 @@
     <w:r>
       <w:tab/>
       <w:tab/>
-      <w:t>2026-07-21</w:t>
+      <w:t>2026-07-22</w:t>
       <w:br/>
       <w:br/>
     </w:r>

--- a/klagomål/A 8217-2026 FSC-klagomål.docx
+++ b/klagomål/A 8217-2026 FSC-klagomål.docx
@@ -1765,7 +1765,7 @@
     <w:r>
       <w:tab/>
       <w:tab/>
-      <w:t>2026-07-22</w:t>
+      <w:t>2026-07-23</w:t>
       <w:br/>
       <w:br/>
     </w:r>

--- a/klagomål/A 8217-2026 FSC-klagomål.docx
+++ b/klagomål/A 8217-2026 FSC-klagomål.docx
@@ -1765,7 +1765,7 @@
     <w:r>
       <w:tab/>
       <w:tab/>
-      <w:t>2026-07-23</w:t>
+      <w:t>2026-07-24</w:t>
       <w:br/>
       <w:br/>
     </w:r>

--- a/klagomål/A 8217-2026 FSC-klagomål.docx
+++ b/klagomål/A 8217-2026 FSC-klagomål.docx
@@ -1765,7 +1765,7 @@
     <w:r>
       <w:tab/>
       <w:tab/>
-      <w:t>2026-07-24</w:t>
+      <w:t>2026-07-25</w:t>
       <w:br/>
       <w:br/>
     </w:r>

--- a/klagomål/A 8217-2026 FSC-klagomål.docx
+++ b/klagomål/A 8217-2026 FSC-klagomål.docx
@@ -1765,7 +1765,7 @@
     <w:r>
       <w:tab/>
       <w:tab/>
-      <w:t>2026-07-25</w:t>
+      <w:t>2026-07-26</w:t>
       <w:br/>
       <w:br/>
     </w:r>

--- a/klagomål/A 8217-2026 FSC-klagomål.docx
+++ b/klagomål/A 8217-2026 FSC-klagomål.docx
@@ -1765,7 +1765,7 @@
     <w:r>
       <w:tab/>
       <w:tab/>
-      <w:t>2026-07-26</w:t>
+      <w:t>2026-07-27</w:t>
       <w:br/>
       <w:br/>
     </w:r>

--- a/klagomål/A 8217-2026 FSC-klagomål.docx
+++ b/klagomål/A 8217-2026 FSC-klagomål.docx
@@ -1765,7 +1765,7 @@
     <w:r>
       <w:tab/>
       <w:tab/>
-      <w:t>2026-07-27</w:t>
+      <w:t>2026-07-28</w:t>
       <w:br/>
       <w:br/>
     </w:r>

--- a/klagomål/A 8217-2026 FSC-klagomål.docx
+++ b/klagomål/A 8217-2026 FSC-klagomål.docx
@@ -1765,7 +1765,7 @@
     <w:r>
       <w:tab/>
       <w:tab/>
-      <w:t>2026-07-28</w:t>
+      <w:t>2026-07-29</w:t>
       <w:br/>
       <w:br/>
     </w:r>

--- a/klagomål/A 8217-2026 FSC-klagomål.docx
+++ b/klagomål/A 8217-2026 FSC-klagomål.docx
@@ -1765,7 +1765,7 @@
     <w:r>
       <w:tab/>
       <w:tab/>
-      <w:t>2026-07-29</w:t>
+      <w:t>2026-07-30</w:t>
       <w:br/>
       <w:br/>
     </w:r>

--- a/klagomål/A 8217-2026 FSC-klagomål.docx
+++ b/klagomål/A 8217-2026 FSC-klagomål.docx
@@ -1765,7 +1765,7 @@
     <w:r>
       <w:tab/>
       <w:tab/>
-      <w:t>2026-07-30</w:t>
+      <w:t>2026-07-31</w:t>
       <w:br/>
       <w:br/>
     </w:r>

--- a/klagomål/A 8217-2026 FSC-klagomål.docx
+++ b/klagomål/A 8217-2026 FSC-klagomål.docx
@@ -1765,7 +1765,7 @@
     <w:r>
       <w:tab/>
       <w:tab/>
-      <w:t>2026-07-31</w:t>
+      <w:t>2026-08-01</w:t>
       <w:br/>
       <w:br/>
     </w:r>

--- a/klagomål/A 8217-2026 FSC-klagomål.docx
+++ b/klagomål/A 8217-2026 FSC-klagomål.docx
@@ -1765,7 +1765,7 @@
     <w:r>
       <w:tab/>
       <w:tab/>
-      <w:t>2026-08-01</w:t>
+      <w:t>2026-08-02</w:t>
       <w:br/>
       <w:br/>
     </w:r>

--- a/klagomål/A 8217-2026 FSC-klagomål.docx
+++ b/klagomål/A 8217-2026 FSC-klagomål.docx
@@ -1765,7 +1765,7 @@
     <w:r>
       <w:tab/>
       <w:tab/>
-      <w:t>2026-08-02</w:t>
+      <w:t>2026-08-03</w:t>
       <w:br/>
       <w:br/>
     </w:r>

--- a/klagomål/A 8217-2026 FSC-klagomål.docx
+++ b/klagomål/A 8217-2026 FSC-klagomål.docx
@@ -1765,7 +1765,7 @@
     <w:r>
       <w:tab/>
       <w:tab/>
-      <w:t>2026-08-03</w:t>
+      <w:t>2026-08-05</w:t>
       <w:br/>
       <w:br/>
     </w:r>

--- a/klagomål/A 8217-2026 FSC-klagomål.docx
+++ b/klagomål/A 8217-2026 FSC-klagomål.docx
@@ -1765,7 +1765,7 @@
     <w:r>
       <w:tab/>
       <w:tab/>
-      <w:t>2026-08-05</w:t>
+      <w:t>2026-08-07</w:t>
       <w:br/>
       <w:br/>
     </w:r>

--- a/klagomål/A 8217-2026 FSC-klagomål.docx
+++ b/klagomål/A 8217-2026 FSC-klagomål.docx
@@ -1765,7 +1765,7 @@
     <w:r>
       <w:tab/>
       <w:tab/>
-      <w:t>2026-08-07</w:t>
+      <w:t>2026-08-08</w:t>
       <w:br/>
       <w:br/>
     </w:r>

--- a/klagomål/A 8217-2026 FSC-klagomål.docx
+++ b/klagomål/A 8217-2026 FSC-klagomål.docx
@@ -216,7 +216,7 @@
         <w:spacing w:after="240"/>
       </w:pPr>
       <w:r>
-        <w:t>Figur 1. Fyndplatser för naturvårdsarter i och inom 23 meter från avverkningsanmälan. Markörer utan svart kant är placerade på fyndplatsen. Markörer med svart kant är placerade vid sidan av fyndplatsen har ett svart streck som visar fyndplatsens exakta position. Kartans mittpunktskoordinat är N 6712405, E 576487 i SWEREF 99 TM.</w:t>
+        <w:t>Figur 1. Fyndplatser för naturvårdsarter i och inom 23 meter från avverkningsanmälan. Markörer utan svart kant är placerade på fyndplatsen. Markörer med svart kant är placerade vid sidan av fyndplatsen och har ett svart streck som visar fyndplatsens exakta position. Kartans mittpunktskoordinat är N 6712405, E 576487 i SWEREF 99 TM.</w:t>
       </w:r>
     </w:p>
     <w:p>
@@ -1765,7 +1765,7 @@
     <w:r>
       <w:tab/>
       <w:tab/>
-      <w:t>2026-08-14</w:t>
+      <w:t>2026-08-15</w:t>
       <w:br/>
       <w:br/>
     </w:r>

--- a/klagomål/A 8217-2026 FSC-klagomål.docx
+++ b/klagomål/A 8217-2026 FSC-klagomål.docx
@@ -1765,7 +1765,7 @@
     <w:r>
       <w:tab/>
       <w:tab/>
-      <w:t>2026-08-15</w:t>
+      <w:t>2026-08-16</w:t>
       <w:br/>
       <w:br/>
     </w:r>

--- a/klagomål/A 8217-2026 FSC-klagomål.docx
+++ b/klagomål/A 8217-2026 FSC-klagomål.docx
@@ -1765,7 +1765,7 @@
     <w:r>
       <w:tab/>
       <w:tab/>
-      <w:t>2026-08-16</w:t>
+      <w:t>2026-08-17</w:t>
       <w:br/>
       <w:br/>
     </w:r>

--- a/klagomål/A 8217-2026 FSC-klagomål.docx
+++ b/klagomål/A 8217-2026 FSC-klagomål.docx
@@ -1765,7 +1765,7 @@
     <w:r>
       <w:tab/>
       <w:tab/>
-      <w:t>2026-08-17</w:t>
+      <w:t>2026-08-18</w:t>
       <w:br/>
       <w:br/>
     </w:r>

--- a/klagomål/A 8217-2026 FSC-klagomål.docx
+++ b/klagomål/A 8217-2026 FSC-klagomål.docx
@@ -1765,7 +1765,7 @@
     <w:r>
       <w:tab/>
       <w:tab/>
-      <w:t>2026-08-18</w:t>
+      <w:t>2026-08-19</w:t>
       <w:br/>
       <w:br/>
     </w:r>

--- a/klagomål/A 8217-2026 FSC-klagomål.docx
+++ b/klagomål/A 8217-2026 FSC-klagomål.docx
@@ -1765,7 +1765,7 @@
     <w:r>
       <w:tab/>
       <w:tab/>
-      <w:t>2026-08-19</w:t>
+      <w:t>2026-08-20</w:t>
       <w:br/>
       <w:br/>
     </w:r>

--- a/klagomål/A 8217-2026 FSC-klagomål.docx
+++ b/klagomål/A 8217-2026 FSC-klagomål.docx
@@ -1765,7 +1765,7 @@
     <w:r>
       <w:tab/>
       <w:tab/>
-      <w:t>2026-08-20</w:t>
+      <w:t>2026-08-21</w:t>
       <w:br/>
       <w:br/>
     </w:r>

--- a/klagomål/A 8217-2026 FSC-klagomål.docx
+++ b/klagomål/A 8217-2026 FSC-klagomål.docx
@@ -1765,7 +1765,7 @@
     <w:r>
       <w:tab/>
       <w:tab/>
-      <w:t>2026-08-21</w:t>
+      <w:t>2026-08-22</w:t>
       <w:br/>
       <w:br/>
     </w:r>

--- a/klagomål/A 8217-2026 FSC-klagomål.docx
+++ b/klagomål/A 8217-2026 FSC-klagomål.docx
@@ -1765,7 +1765,7 @@
     <w:r>
       <w:tab/>
       <w:tab/>
-      <w:t>2026-08-22</w:t>
+      <w:t>2026-08-23</w:t>
       <w:br/>
       <w:br/>
     </w:r>

--- a/klagomål/A 8217-2026 FSC-klagomål.docx
+++ b/klagomål/A 8217-2026 FSC-klagomål.docx
@@ -1765,7 +1765,7 @@
     <w:r>
       <w:tab/>
       <w:tab/>
-      <w:t>2026-08-23</w:t>
+      <w:t>2026-08-24</w:t>
       <w:br/>
       <w:br/>
     </w:r>

--- a/klagomål/A 8217-2026 FSC-klagomål.docx
+++ b/klagomål/A 8217-2026 FSC-klagomål.docx
@@ -1765,7 +1765,7 @@
     <w:r>
       <w:tab/>
       <w:tab/>
-      <w:t>2026-08-24</w:t>
+      <w:t>2026-08-25</w:t>
       <w:br/>
       <w:br/>
     </w:r>

--- a/klagomål/A 8217-2026 FSC-klagomål.docx
+++ b/klagomål/A 8217-2026 FSC-klagomål.docx
@@ -1765,7 +1765,7 @@
     <w:r>
       <w:tab/>
       <w:tab/>
-      <w:t>2026-08-25</w:t>
+      <w:t>2026-08-26</w:t>
       <w:br/>
       <w:br/>
     </w:r>

--- a/klagomål/A 8217-2026 FSC-klagomål.docx
+++ b/klagomål/A 8217-2026 FSC-klagomål.docx
@@ -1765,7 +1765,7 @@
     <w:r>
       <w:tab/>
       <w:tab/>
-      <w:t>2026-08-26</w:t>
+      <w:t>2026-08-27</w:t>
       <w:br/>
       <w:br/>
     </w:r>

--- a/klagomål/A 8217-2026 FSC-klagomål.docx
+++ b/klagomål/A 8217-2026 FSC-klagomål.docx
@@ -1765,7 +1765,7 @@
     <w:r>
       <w:tab/>
       <w:tab/>
-      <w:t>2026-08-27</w:t>
+      <w:t>2026-08-28</w:t>
       <w:br/>
       <w:br/>
     </w:r>

--- a/klagomål/A 8217-2026 FSC-klagomål.docx
+++ b/klagomål/A 8217-2026 FSC-klagomål.docx
@@ -1765,7 +1765,7 @@
     <w:r>
       <w:tab/>
       <w:tab/>
-      <w:t>2026-08-28</w:t>
+      <w:t>2026-08-29</w:t>
       <w:br/>
       <w:br/>
     </w:r>

--- a/klagomål/A 8217-2026 FSC-klagomål.docx
+++ b/klagomål/A 8217-2026 FSC-klagomål.docx
@@ -1765,7 +1765,7 @@
     <w:r>
       <w:tab/>
       <w:tab/>
-      <w:t>2026-08-29</w:t>
+      <w:t>2026-08-31</w:t>
       <w:br/>
       <w:br/>
     </w:r>

--- a/klagomål/A 8217-2026 FSC-klagomål.docx
+++ b/klagomål/A 8217-2026 FSC-klagomål.docx
@@ -1765,7 +1765,7 @@
     <w:r>
       <w:tab/>
       <w:tab/>
-      <w:t>2026-08-31</w:t>
+      <w:t>2026-09-01</w:t>
       <w:br/>
       <w:br/>
     </w:r>

--- a/klagomål/A 8217-2026 FSC-klagomål.docx
+++ b/klagomål/A 8217-2026 FSC-klagomål.docx
@@ -1765,7 +1765,7 @@
     <w:r>
       <w:tab/>
       <w:tab/>
-      <w:t>2026-09-01</w:t>
+      <w:t>2026-09-02</w:t>
       <w:br/>
       <w:br/>
     </w:r>

--- a/klagomål/A 8217-2026 FSC-klagomål.docx
+++ b/klagomål/A 8217-2026 FSC-klagomål.docx
@@ -1765,7 +1765,7 @@
     <w:r>
       <w:tab/>
       <w:tab/>
-      <w:t>2026-09-02</w:t>
+      <w:t>2026-09-03</w:t>
       <w:br/>
       <w:br/>
     </w:r>

--- a/klagomål/A 8217-2026 FSC-klagomål.docx
+++ b/klagomål/A 8217-2026 FSC-klagomål.docx
@@ -1765,7 +1765,7 @@
     <w:r>
       <w:tab/>
       <w:tab/>
-      <w:t>2026-09-03</w:t>
+      <w:t>2026-09-04</w:t>
       <w:br/>
       <w:br/>
     </w:r>

--- a/klagomål/A 8217-2026 FSC-klagomål.docx
+++ b/klagomål/A 8217-2026 FSC-klagomål.docx
@@ -1765,7 +1765,7 @@
     <w:r>
       <w:tab/>
       <w:tab/>
-      <w:t>2026-09-04</w:t>
+      <w:t>2026-09-05</w:t>
       <w:br/>
       <w:br/>
     </w:r>

--- a/klagomål/A 8217-2026 FSC-klagomål.docx
+++ b/klagomål/A 8217-2026 FSC-klagomål.docx
@@ -1765,7 +1765,7 @@
     <w:r>
       <w:tab/>
       <w:tab/>
-      <w:t>2026-09-05</w:t>
+      <w:t>2026-09-06</w:t>
       <w:br/>
       <w:br/>
     </w:r>

--- a/klagomål/A 8217-2026 FSC-klagomål.docx
+++ b/klagomål/A 8217-2026 FSC-klagomål.docx
@@ -1765,7 +1765,7 @@
     <w:r>
       <w:tab/>
       <w:tab/>
-      <w:t>2026-09-06</w:t>
+      <w:t>2026-09-07</w:t>
       <w:br/>
       <w:br/>
     </w:r>

--- a/klagomål/A 8217-2026 FSC-klagomål.docx
+++ b/klagomål/A 8217-2026 FSC-klagomål.docx
@@ -1765,7 +1765,7 @@
     <w:r>
       <w:tab/>
       <w:tab/>
-      <w:t>2026-09-07</w:t>
+      <w:t>2026-09-08</w:t>
       <w:br/>
       <w:br/>
     </w:r>

--- a/klagomål/A 8217-2026 FSC-klagomål.docx
+++ b/klagomål/A 8217-2026 FSC-klagomål.docx
@@ -1765,7 +1765,7 @@
     <w:r>
       <w:tab/>
       <w:tab/>
-      <w:t>2026-09-08</w:t>
+      <w:t>2026-09-09</w:t>
       <w:br/>
       <w:br/>
     </w:r>

--- a/klagomål/A 8217-2026 FSC-klagomål.docx
+++ b/klagomål/A 8217-2026 FSC-klagomål.docx
@@ -1765,7 +1765,7 @@
     <w:r>
       <w:tab/>
       <w:tab/>
-      <w:t>2026-09-09</w:t>
+      <w:t>2026-09-10</w:t>
       <w:br/>
       <w:br/>
     </w:r>

--- a/klagomål/A 8217-2026 FSC-klagomål.docx
+++ b/klagomål/A 8217-2026 FSC-klagomål.docx
@@ -1765,7 +1765,7 @@
     <w:r>
       <w:tab/>
       <w:tab/>
-      <w:t>2026-09-10</w:t>
+      <w:t>2026-09-11</w:t>
       <w:br/>
       <w:br/>
     </w:r>

--- a/klagomål/A 8217-2026 FSC-klagomål.docx
+++ b/klagomål/A 8217-2026 FSC-klagomål.docx
@@ -1765,7 +1765,7 @@
     <w:r>
       <w:tab/>
       <w:tab/>
-      <w:t>2026-09-11</w:t>
+      <w:t>2026-09-12</w:t>
       <w:br/>
       <w:br/>
     </w:r>

--- a/klagomål/A 8217-2026 FSC-klagomål.docx
+++ b/klagomål/A 8217-2026 FSC-klagomål.docx
@@ -1765,7 +1765,7 @@
     <w:r>
       <w:tab/>
       <w:tab/>
-      <w:t>2026-09-12</w:t>
+      <w:t>2026-09-13</w:t>
       <w:br/>
       <w:br/>
     </w:r>
